--- a/pmr reports/ciclo_pmr_oct_2026_VERSION_FINAL.docx
+++ b/pmr reports/ciclo_pmr_oct_2026_VERSION_FINAL.docx
@@ -219,7 +219,7 @@
               <w:rPr>
                 <w:sz w:val="16"/>
               </w:rPr>
-              <w:t>Desembolsos en problema (0,77) y SPI(a)/CPI(a) en alerta por metas 2026 de Barranca–Limonal y RN-35. Solicitar al TL: (i) corregir la probabilidad “Alta” (el texto justifica “media”) y la cifra de desembolso (80% vs. 77,3% en sistema); (</w:t>
+              <w:t>Desembolsos en problema (0,77) y SPI(a)/CPI(a) en alerta por metas 2026 de Barranca–Limonal y RN-35. Solicitar al TL: (i) corregir la cifra de desembolso (80% vs. 77,3% en sistema); (</w:t>
             </w:r>
             <w:proofErr w:type="spellStart"/>
             <w:r>
@@ -462,7 +462,7 @@
               <w:rPr>
                 <w:sz w:val="16"/>
               </w:rPr>
-              <w:t xml:space="preserve"> (mar-26: </w:t>
+              <w:t xml:space="preserve"> (mar-26: SATISFACTORIO con override)</w:t>
             </w:r>
             <w:r>
               <w:rPr>
@@ -470,13 +470,11 @@
                 <w:color w:val="00B050"/>
                 <w:sz w:val="16"/>
               </w:rPr>
-              <w:t>SATISFACTORIO</w:t>
-            </w:r>
-            <w:r>
-              <w:rPr>
-                <w:sz w:val="16"/>
-              </w:rPr>
-              <w:t>)</w:t>
+            </w:r>
+            <w:r>
+              <w:rPr>
+                <w:sz w:val="16"/>
+              </w:rPr>
             </w:r>
           </w:p>
         </w:tc>
@@ -2048,7 +2046,7 @@
         <w:jc w:val="both"/>
       </w:pPr>
       <w:r>
-        <w:t xml:space="preserve">Tres operaciones requieren prórroga del plazo de desembolsos en el corto plazo: CR-L1032 (vence 13-nov-2026), CR-L1137 (17-mar-2027) y CR-J0002 (5-abr-2027). Como las metas 2026 están bloqueadas, la prórroga no mejora la calificación de 2026; lo importante es ajustar las metas 2027 </w:t>
+        <w:t xml:space="preserve">Tres operaciones requieren prórroga del plazo de desembolsos en el corto plazo: CR-L1032 (vence 13-nov-2026), CR-L1137 (17-mar-2027) y CR-J0002 (5-abr-2027). Además, CR-L1139 (vence 29-sep-2027) deberá iniciar el trámite en el I semestre de 2027. Como las metas 2026 están bloqueadas, la prórroga no mejora la calificación de 2026; lo importante es ajustar las metas 2027 </w:t>
       </w:r>
       <w:r>
         <w:lastRenderedPageBreak/>
@@ -2227,9 +2225,8 @@
       <w:r>
         <w:rPr>
           <w:rStyle w:val="IntenseEmphasis"/>
-          <w:highlight w:val="yellow"/>
-        </w:rPr>
-        <w:t>Alta</w:t>
+        </w:rPr>
+        <w:t>Media</w:t>
       </w:r>
     </w:p>
     <w:p>
@@ -3310,40 +3307,78 @@
     <w:p>
       <w:pPr>
         <w:jc w:val="both"/>
-      </w:pPr>
-      <w:r>
         <w:rPr>
           <w:rStyle w:val="IntenseEmphasis"/>
           <w:color w:val="auto"/>
           <w:sz w:val="18"/>
         </w:rPr>
-        <w:t xml:space="preserve">La probabilidad de alcanzar los objetivos se registra como “Alta”, pero el texto </w:t>
-      </w:r>
+      </w:pPr>
       <w:r>
         <w:rPr>
           <w:rStyle w:val="IntenseEmphasis"/>
           <w:color w:val="auto"/>
           <w:sz w:val="18"/>
         </w:rPr>
-        <w:t xml:space="preserve">ingresado por el TL </w:t>
-      </w:r>
+        <w:t xml:space="preserve">El estado de implementación indica desembolsos acumulados del 80%, mientras que el sistema registra 77,33% (US$348mn). </w:t>
+      </w:r>
+    </w:p>
+    <w:p>
+      <w:pPr>
+        <w:jc w:val="both"/>
+      </w:pPr>
       <w:r>
         <w:rPr>
           <w:rStyle w:val="IntenseEmphasis"/>
           <w:color w:val="auto"/>
           <w:sz w:val="18"/>
         </w:rPr>
-        <w:t xml:space="preserve">indica que “la probabilidad es media” (observación ya hecha en marzo). </w:t>
+        <w:t>Se recomienda solicitar al TL ajustar este texto antes de aprobar.</w:t>
+      </w:r>
+      <w:r>
+        <w:rPr>
+          <w:rStyle w:val="IntenseEmphasis"/>
+          <w:color w:val="auto"/>
+          <w:sz w:val="18"/>
+        </w:rPr>
+      </w:r>
+      <w:r>
+        <w:rPr>
+          <w:rStyle w:val="IntenseEmphasis"/>
+          <w:color w:val="auto"/>
+          <w:sz w:val="18"/>
+        </w:rPr>
+      </w:r>
+      <w:r>
+        <w:rPr>
+          <w:rStyle w:val="IntenseEmphasis"/>
+          <w:color w:val="auto"/>
+          <w:sz w:val="18"/>
+        </w:rPr>
+      </w:r>
+      <w:r>
+        <w:rPr>
+          <w:rStyle w:val="IntenseEmphasis"/>
+          <w:color w:val="auto"/>
+          <w:sz w:val="18"/>
+        </w:rPr>
       </w:r>
     </w:p>
     <w:p>
       <w:pPr>
         <w:jc w:val="both"/>
+      </w:pPr>
+      <w:r>
         <w:rPr>
           <w:rStyle w:val="IntenseEmphasis"/>
           <w:color w:val="auto"/>
           <w:sz w:val="18"/>
         </w:rPr>
+        <w:t>La fecha de último desembolso (13-nov-2026) vence en menos de un mes. Es prioritario formalizar la prórroga (hasta 3 años según MOPT y Hacienda) para ejecutar los US$78mn de RN-35. Aprobada la prórroga, ajustar las metas 2027 de Barranca–Limonal y RN-35 antes de su bloqueo en marzo de 2027.</w:t>
+      </w:r>
+    </w:p>
+    <w:p>
+      <w:pPr>
+        <w:jc w:val="both"/>
       </w:pPr>
       <w:r>
         <w:rPr>
@@ -3351,7 +3386,57 @@
           <w:color w:val="auto"/>
           <w:sz w:val="18"/>
         </w:rPr>
-        <w:t xml:space="preserve">El estado de implementación indica desembolsos acumulados del 80%, mientras que el sistema registra 77,33% (US$348mn). </w:t>
+        <w:t>Como en marzo</w:t>
+      </w:r>
+      <w:r>
+        <w:rPr>
+          <w:rStyle w:val="IntenseEmphasis"/>
+          <w:color w:val="auto"/>
+          <w:sz w:val="18"/>
+        </w:rPr>
+        <w:t xml:space="preserve"> 2026</w:t>
+      </w:r>
+      <w:r>
+        <w:rPr>
+          <w:rStyle w:val="IntenseEmphasis"/>
+          <w:color w:val="auto"/>
+          <w:sz w:val="18"/>
+        </w:rPr>
+        <w:t xml:space="preserve">, </w:t>
+      </w:r>
+      <w:r>
+        <w:rPr>
+          <w:rStyle w:val="IntenseEmphasis"/>
+          <w:color w:val="auto"/>
+          <w:sz w:val="18"/>
+        </w:rPr>
+        <w:t xml:space="preserve">en el ciclo de marzo 2027 </w:t>
+      </w:r>
+      <w:r>
+        <w:rPr>
+          <w:rStyle w:val="IntenseEmphasis"/>
+          <w:color w:val="auto"/>
+          <w:sz w:val="18"/>
+        </w:rPr>
+        <w:t xml:space="preserve">podría argumentarse un </w:t>
+      </w:r>
+      <w:proofErr w:type="spellStart"/>
+      <w:r>
+        <w:rPr>
+          <w:rStyle w:val="IntenseEmphasis"/>
+          <w:color w:val="auto"/>
+          <w:sz w:val="18"/>
+        </w:rPr>
+        <w:t>override</w:t>
+      </w:r>
+      <w:proofErr w:type="spellEnd"/>
+      <w:r>
+        <w:rPr>
+          <w:rStyle w:val="IntenseEmphasis"/>
+          <w:color w:val="auto"/>
+          <w:sz w:val="18"/>
+        </w:rPr>
+        <w:t>: todos los productos financiados con recursos PIT distintos de RN-35 están finalizados y Barranca–Limonal se ejecuta con contrapartida. Definir con TSP/división si se documenta esa justificación.</w:t>
       </w:r>
     </w:p>
     <w:p>
@@ -3364,7 +3449,7 @@
           <w:color w:val="auto"/>
           <w:sz w:val="18"/>
         </w:rPr>
-        <w:t xml:space="preserve">Se recomienda </w:t>
+        <w:t>El Informe Anual de Mantenimiento (cláusula 4.02(b), vencimiento 31-mar-2026) figura como pendiente en el reporte de cláusulas.</w:t>
       </w:r>
       <w:r>
         <w:rPr>
@@ -3372,7 +3457,7 @@
           <w:color w:val="auto"/>
           <w:sz w:val="18"/>
         </w:rPr>
-        <w:t xml:space="preserve">solicitar al TL ajustar estos </w:t>
+        <w:t xml:space="preserve"> El equipo del Programa ha solicitado mediante oficio </w:t>
       </w:r>
       <w:r>
         <w:rPr>
@@ -3380,7 +3465,7 @@
           <w:color w:val="auto"/>
           <w:sz w:val="18"/>
         </w:rPr>
-        <w:t xml:space="preserve">dos </w:t>
+        <w:t xml:space="preserve">una nueva fecha para su cumplimiento con lo cual, se estaría dando una extensión de la cláusula hasta </w:t>
       </w:r>
       <w:r>
         <w:rPr>
@@ -3388,104 +3473,7 @@
           <w:color w:val="auto"/>
           <w:sz w:val="18"/>
         </w:rPr>
-        <w:t>textos antes de aprobar</w:t>
-      </w:r>
-      <w:r>
-        <w:rPr>
-          <w:rStyle w:val="IntenseEmphasis"/>
-          <w:color w:val="auto"/>
-          <w:sz w:val="18"/>
-        </w:rPr>
-        <w:t>.</w:t>
-      </w:r>
-    </w:p>
-    <w:p>
-      <w:pPr>
-        <w:jc w:val="both"/>
-      </w:pPr>
-      <w:r>
-        <w:rPr>
-          <w:rStyle w:val="IntenseEmphasis"/>
-          <w:color w:val="auto"/>
-          <w:sz w:val="18"/>
-        </w:rPr>
-        <w:t>La fecha de último desembolso (13-nov-2026) vence en menos de un mes. Es prioritario formalizar la prórroga (hasta 3 años según MOPT y Hacienda) para ejecutar los US$78mn de RN-35. Aprobada la prórroga, ajustar las metas 2027 de Barranca–Limonal y RN-35 antes de su bloqueo en marzo de 2027.</w:t>
-      </w:r>
-    </w:p>
-    <w:p>
-      <w:pPr>
-        <w:jc w:val="both"/>
-      </w:pPr>
-      <w:r>
-        <w:rPr>
-          <w:rStyle w:val="IntenseEmphasis"/>
-          <w:color w:val="auto"/>
-          <w:sz w:val="18"/>
-        </w:rPr>
-        <w:t>Como en marzo</w:t>
-      </w:r>
-      <w:r>
-        <w:rPr>
-          <w:rStyle w:val="IntenseEmphasis"/>
-          <w:color w:val="auto"/>
-          <w:sz w:val="18"/>
-        </w:rPr>
-        <w:t xml:space="preserve"> 2026</w:t>
-      </w:r>
-      <w:r>
-        <w:rPr>
-          <w:rStyle w:val="IntenseEmphasis"/>
-          <w:color w:val="auto"/>
-          <w:sz w:val="18"/>
-        </w:rPr>
-        <w:t xml:space="preserve">, </w:t>
-      </w:r>
-      <w:r>
-        <w:rPr>
-          <w:rStyle w:val="IntenseEmphasis"/>
-          <w:color w:val="auto"/>
-          <w:sz w:val="18"/>
-        </w:rPr>
-        <w:t xml:space="preserve">en el ciclo de marzo 2027 </w:t>
-      </w:r>
-      <w:r>
-        <w:rPr>
-          <w:rStyle w:val="IntenseEmphasis"/>
-          <w:color w:val="auto"/>
-          <w:sz w:val="18"/>
-        </w:rPr>
-        <w:t xml:space="preserve">podría argumentarse un </w:t>
-      </w:r>
-      <w:proofErr w:type="spellStart"/>
-      <w:r>
-        <w:rPr>
-          <w:rStyle w:val="IntenseEmphasis"/>
-          <w:color w:val="auto"/>
-          <w:sz w:val="18"/>
-        </w:rPr>
-        <w:t>override</w:t>
-      </w:r>
-      <w:proofErr w:type="spellEnd"/>
-      <w:r>
-        <w:rPr>
-          <w:rStyle w:val="IntenseEmphasis"/>
-          <w:color w:val="auto"/>
-          <w:sz w:val="18"/>
-        </w:rPr>
-        <w:t>: todos los productos financiados con recursos PIT distintos de RN-35 están finalizados y Barranca–Limonal se ejecuta con contrapartida. Definir con TSP/división si se documenta esa justificación.</w:t>
-      </w:r>
-    </w:p>
-    <w:p>
-      <w:pPr>
-        <w:jc w:val="both"/>
-      </w:pPr>
-      <w:r>
-        <w:rPr>
-          <w:rStyle w:val="IntenseEmphasis"/>
-          <w:color w:val="auto"/>
-          <w:sz w:val="18"/>
-        </w:rPr>
-        <w:t>El Informe Anual de Mantenimiento (cláusula 4.02(b), vencimiento 31-mar-2026) figura como pendiente en el reporte de cláusulas.</w:t>
+        <w:t>por lo menos el 31-mar-2027 para el cumplimiento de ambos periodos 2025 y 2026.</w:t>
       </w:r>
     </w:p>
     <w:p>
@@ -3533,9 +3521,8 @@
           <w:color w:val="auto"/>
           <w:sz w:val="18"/>
         </w:rPr>
-        <w:t xml:space="preserve">El Programa registra un avance temporal del 83%* y desembolsos del 73%. La diferencia responde a la ejecución en curso de obras, consultorías y procesos de justificación de gastos. La Unidad Ejecutora mantiene el seguimiento de estas actividades para cumplir las metas previstas dentro del plazo vigente de la operación. El proyecto Taras-La Lima se encuentra en etapa final, mientras que han iniciado la etapa de construcción los intercambios Grecia y San Ramon. El intercambio El Coyol se encuentra en etapa de diseño y el intercambio Naranjo se encuentra adjudicado, sin </w:t>
-      </w:r>
-      <w:proofErr w:type="gramStart"/>
+        <w:t>El Programa registra un avance temporal del 83%* y desembolsos del 73%. La diferencia responde a la ejecución en curso de obras, consultorías y procesos de justificación de gastos. La Unidad Ejecutora mantiene el seguimiento de estas actividades para cumplir las metas previstas dentro del plazo vigente de la operación. El proyecto Taras-La Lima se encuentra en etapa final</w:t>
+      </w:r>
       <w:r>
         <w:rPr>
           <w:rStyle w:val="IntenseEmphasis"/>
@@ -3543,9 +3530,8 @@
           <w:color w:val="auto"/>
           <w:sz w:val="18"/>
         </w:rPr>
-        <w:t>embargo</w:t>
-      </w:r>
-      <w:proofErr w:type="gramEnd"/>
+        <w:t xml:space="preserve"> (contrato principal en periodo de notificación de defectos, y subcontratistas designados para finalizar obr</w:t>
+      </w:r>
       <w:r>
         <w:rPr>
           <w:rStyle w:val="IntenseEmphasis"/>
@@ -3553,9 +3539,8 @@
           <w:color w:val="auto"/>
           <w:sz w:val="18"/>
         </w:rPr>
-        <w:t xml:space="preserve"> mantiene pendiente algunas expropiaciones del área de proyecto lo cual impide la firma del Contrato, se </w:t>
-      </w:r>
-      <w:proofErr w:type="spellStart"/>
+        <w:t>a</w:t>
+      </w:r>
       <w:r>
         <w:rPr>
           <w:rStyle w:val="IntenseEmphasis"/>
@@ -3563,9 +3548,46 @@
           <w:color w:val="auto"/>
           <w:sz w:val="18"/>
         </w:rPr>
-        <w:t>prevee</w:t>
-      </w:r>
-      <w:proofErr w:type="spellEnd"/>
+        <w:t>s complementarias)</w:t>
+      </w:r>
+      <w:r>
+        <w:rPr>
+          <w:rStyle w:val="IntenseEmphasis"/>
+          <w:i w:val="0"/>
+          <w:color w:val="auto"/>
+          <w:sz w:val="18"/>
+        </w:rPr>
+        <w:t xml:space="preserve">, mientras que han iniciado la etapa de construcción los intercambios Grecia y San Ramon. El intercambio El Coyol se encuentra en etapa de diseño y el intercambio Naranjo se encuentra adjudicado, sin </w:t>
+      </w:r>
+      <w:proofErr w:type="gramStart"/>
+      <w:r>
+        <w:rPr>
+          <w:rStyle w:val="IntenseEmphasis"/>
+          <w:i w:val="0"/>
+          <w:color w:val="auto"/>
+          <w:sz w:val="18"/>
+        </w:rPr>
+        <w:t>embargo</w:t>
+      </w:r>
+      <w:proofErr w:type="gramEnd"/>
+      <w:r>
+        <w:rPr>
+          <w:rStyle w:val="IntenseEmphasis"/>
+          <w:i w:val="0"/>
+          <w:color w:val="auto"/>
+          <w:sz w:val="18"/>
+        </w:rPr>
+        <w:t xml:space="preserve"> mantiene pendiente algunas expropiaciones del área de proyecto lo cual impide la firma del Contrato, se </w:t>
+      </w:r>
+      <w:r>
+        <w:rPr>
+          <w:rStyle w:val="IntenseEmphasis"/>
+          <w:i w:val="0"/>
+          <w:color w:val="auto"/>
+          <w:sz w:val="18"/>
+        </w:rPr>
+        <w:t>prevé</w:t>
+      </w:r>
       <w:r>
         <w:rPr>
           <w:rStyle w:val="IntenseEmphasis"/>
@@ -4423,6 +4445,29 @@
       <w:r>
         <w:t>; no hay escenario factible para mejorar el SI en 2026, ni hace falta.</w:t>
       </w:r>
+      <w:r>
+        <w:t xml:space="preserve"> </w:t>
+      </w:r>
+      <w:r>
+        <w:t>Durante el 1</w:t>
+      </w:r>
+      <w:r>
+        <w:t xml:space="preserve">er </w:t>
+      </w:r>
+      <w:proofErr w:type="spellStart"/>
+      <w:r>
+        <w:t>Sem</w:t>
+      </w:r>
+      <w:proofErr w:type="spellEnd"/>
+      <w:r>
+        <w:t xml:space="preserve"> del 2</w:t>
+      </w:r>
+      <w:r>
+        <w:t xml:space="preserve">027 debe analizarse e iniciarse </w:t>
+      </w:r>
+      <w:r>
+        <w:t>el trámite de la solicitud de extensión del plazo de último desembolso.</w:t>
+      </w:r>
     </w:p>
     <w:p>
       <w:r>
@@ -4655,7 +4700,7 @@
           <w:color w:val="auto"/>
           <w:sz w:val="18"/>
         </w:rPr>
-        <w:t xml:space="preserve">) estructura institucional de la UEP operativa. Entre los principales riesgos se mantienen: retrasos y redefinición de la estrategia de contratación y financiamiento del Tramo Central; limitaciones presupuestarias que podrían afectar el alcance previsto; baja ejecución financiera respecto del avance temporal del Programa. En relación con la Evaluación Intermedia del Programa, cuya fecha contractual correspondía a julio de 2026, el Organismo Ejecutor solicitó al Banco su reprogramación para julio de 2027, con el fin de que esta incorpore hitos relevantes previstos para la segunda </w:t>
+        <w:t xml:space="preserve">) estructura institucional de la UEP operativa. Entre los principales riesgos se mantienen: retrasos y redefinición de la estrategia de contratación y financiamiento del Tramo Central; limitaciones presupuestarias que podrían afectar el alcance previsto; baja ejecución financiera respecto del avance temporal del Programa. En relación con la </w:t>
       </w:r>
       <w:r>
         <w:rPr>
@@ -4665,7 +4710,7 @@
           <w:sz w:val="18"/>
         </w:rPr>
         <w:lastRenderedPageBreak/>
-        <w:t>mitad de 2026 y permita una valoración más representativa del avance, los riesgos y las medidas de mitigación del Programa. La hoja de ruta propuesta contempla la contratación y ejecución de una consultoría especializada durante 2027.</w:t>
+        <w:t>Evaluación Intermedia del Programa, cuya fecha contractual correspondía a julio de 2026, el Organismo Ejecutor solicitó al Banco su reprogramación para julio de 2027, con el fin de que esta incorpore hitos relevantes previstos para la segunda mitad de 2026 y permita una valoración más representativa del avance, los riesgos y las medidas de mitigación del Programa. La hoja de ruta propuesta contempla la contratación y ejecución de una consultoría especializada durante 2027.</w:t>
       </w:r>
     </w:p>
     <w:p>
@@ -4949,6 +4994,7 @@
                 <w:b/>
                 <w:sz w:val="16"/>
               </w:rPr>
+              <w:lastRenderedPageBreak/>
               <w:t>Escenario al 31-dic-2026</w:t>
             </w:r>
           </w:p>
@@ -5063,7 +5109,6 @@
               <w:rPr>
                 <w:sz w:val="16"/>
               </w:rPr>
-              <w:lastRenderedPageBreak/>
               <w:t>Sin acciones adicionales (5,9% desembolsado)</w:t>
             </w:r>
           </w:p>
@@ -5707,7 +5752,7 @@
         <w:t xml:space="preserve">reportar </w:t>
       </w:r>
       <w:r>
-        <w:t xml:space="preserve">al menos US$5,7mn adicionales antes del 31-dic (acumulado 2026 ≥US$12,5mn) lleva el SPI(a) a 0,80 y la operación a </w:t>
+        <w:t xml:space="preserve">al menos US$5,7mn adicionales antes del 31-dic (gasto acumulado total, incluidos los US$4,7mn de 2025, ≥US$12,5mn) lleva el SPI(a) a 0,80 y la operación a </w:t>
       </w:r>
       <w:r>
         <w:rPr>
@@ -5719,6 +5764,30 @@
       <w:r>
         <w:t>, aun sin nuevo desembolso. El candidato natural es Punta Sur (P(a) 2026 de US$14,5mn; ejecutado US$6,2mn), con el inicio de la fase constructiva.</w:t>
       </w:r>
+      <w:r>
+        <w:t xml:space="preserve"> </w:t>
+      </w:r>
+      <w:r>
+        <w:t xml:space="preserve">Ya </w:t>
+      </w:r>
+      <w:r>
+        <w:t>existen</w:t>
+      </w:r>
+      <w:r>
+        <w:t xml:space="preserve"> </w:t>
+      </w:r>
+      <w:r>
+        <w:t>US$13,2mn justificados</w:t>
+      </w:r>
+      <w:r>
+        <w:t xml:space="preserve"> con corte a set 2026, y en el último trimestre se estarían justificando </w:t>
+      </w:r>
+      <w:r>
+        <w:t>al menos los US$13,95mn</w:t>
+      </w:r>
+      <w:r>
+        <w:t xml:space="preserve"> necesarios para solicitar el nuevo desembolso.</w:t>
+      </w:r>
     </w:p>
     <w:p>
       <w:pPr>
@@ -5736,6 +5805,12 @@
       <w:r>
         <w:t xml:space="preserve"> de diciembre.</w:t>
       </w:r>
+      <w:r>
+        <w:t xml:space="preserve"> El equipo del programa está analizando un desembolso </w:t>
+      </w:r>
+      <w:r>
+        <w:t>de al menos US$10 millones conforme al avance verificado en visitas de supervisión.</w:t>
+      </w:r>
     </w:p>
     <w:p>
       <w:pPr>
@@ -5752,39 +5827,22 @@
         <w:jc w:val="both"/>
       </w:pPr>
       <w:r>
-        <w:t xml:space="preserve">• Conclusión: sí hay </w:t>
-      </w:r>
-      <w:r>
-        <w:t xml:space="preserve">al menos </w:t>
-      </w:r>
-      <w:r>
-        <w:t xml:space="preserve">un escenario factible de mejora a </w:t>
-      </w:r>
+        <w:t>• Conclusión: hay un escenario factible de mejora a satisfactorio. Si los US$13,2mn justificados a septiembre de 2026 se reportan como gasto en el PMR, el gasto acumulado ya supera el umbral de US$12,5mn y el SPI(a) llegaría a ≈0,84 (satisfactorio). Con el desembolso de US$10mn en análisis, el desembolso acumulado llegaría a ≈10,3% (alerta) y el SI a 2,6 (satisfactorio).</w:t>
+      </w:r>
+      <w:r/>
+      <w:r/>
       <w:r>
         <w:rPr>
           <w:b/>
           <w:color w:val="00B050"/>
         </w:rPr>
-        <w:t>satisfactorio</w:t>
-      </w:r>
-      <w:r>
-        <w:t xml:space="preserve">, condicionado a ejecutar ≥US$5,7mn en el último trimestre. Al 30-jun-2026 la ejecución acumulada de 2026 era de US$2,2mn, por lo que se requiere </w:t>
-      </w:r>
-      <w:r>
-        <w:t>confirmar l</w:t>
-      </w:r>
-      <w:r>
-        <w:t>a aceleración importante</w:t>
-      </w:r>
-      <w:r>
-        <w:t xml:space="preserve"> que experimentó la punta sur</w:t>
-      </w:r>
-      <w:r>
-        <w:t xml:space="preserve"> según los reportes del ejecutor</w:t>
-      </w:r>
-      <w:r>
-        <w:t>.</w:t>
-      </w:r>
+      </w:r>
+      <w:r/>
+      <w:r/>
+      <w:r/>
+      <w:r/>
+      <w:r/>
+      <w:r/>
     </w:p>
     <w:p>
       <w:r>
@@ -5806,7 +5864,7 @@
           <w:color w:val="auto"/>
           <w:sz w:val="18"/>
         </w:rPr>
-        <w:t>Los productos 1.1 y 1.2 (Tramo Central) se financiarían con recursos nacionales y la licitación CR-L1151-P00004 está pendiente de cancelación. Esto implica un cambio sustancial de alcance: se recomienda definir</w:t>
+        <w:t>Los productos 1.1 y 1.2 (Tramo Central) se financiarían con recursos nacionales. Esto implica un cambio sustancial de alcance: se recomienda definir</w:t>
       </w:r>
       <w:r>
         <w:rPr>
@@ -5928,7 +5986,7 @@
           <w:color w:val="auto"/>
           <w:sz w:val="18"/>
         </w:rPr>
-        <w:t xml:space="preserve">Al 30 de junio de 2026 se han desembolsado USD $81,9 millones (81,9% del préstamo), incluido un anticipo de USD $7 millones recibido en junio 2026; se estima solicitar el siguiente desembolso en noviembre 2026. En el primer semestre 2026 se entregaron al MSP las delegaciones policiales (DP) de Hatillo, Abangares, Nicoya, Batán y San Ramón, para un total de 12 de 17 DP. La DP Desamparados Norte concluyó su construcción y se entregó en julio 2026; las DP Turrialba y Pococí presentan 81% y 82% de avance al cierre del periodo (finalizadas en agosto 2026). Las DP Limón y El Roble de Puntarenas están en etapa de diseño (anteproyecto y primera entrega) con inicio de obra programado para Q3-2026. El Centro de Mando y Control Policial (CMCP) presenta avance físico de 87% global (obras finalizaron, está pendiente el equipamiento tecnológico) con plazo a marzo 2027. Se formalizó ante el Banco las prioridades del gobierno para eliminar las licitaciones de las DP de Paquera y Alajuelita. En 2026 se entregó el CCP de Alajuela, para un total de 4 de 8 Centros </w:t>
+        <w:t xml:space="preserve">Al 30 de junio de 2026 se han desembolsado USD $81,9 millones (81,9% del préstamo), incluido un anticipo de USD $7 millones recibido en junio 2026; se estima solicitar el siguiente desembolso en noviembre 2026. En el primer semestre 2026 se entregaron al MSP las delegaciones policiales (DP) de Hatillo, Abangares, Nicoya, Batán y San Ramón, para un total de 12 de 17 DP. La DP Desamparados Norte concluyó su construcción y se entregó en julio 2026; las DP Turrialba y </w:t>
       </w:r>
       <w:r>
         <w:rPr>
@@ -5938,7 +5996,7 @@
           <w:sz w:val="18"/>
         </w:rPr>
         <w:lastRenderedPageBreak/>
-        <w:t>Cívicos por la Paz (CCP). El contratista de los CCP Liberia, Pérez Zeledón, San José y Goicoechea se retiró de las obras (avances de 12%, 17%, 13% y 33%); se tramita la rescisión por incumplimiento y se incorporaron 4 procesos nuevos para concluirlas, cuya contratación se prevé formalizar en 2026 y la construcción en 2027, por lo que se solicitará una prórroga del plazo de desembolsos. Productos 1.4 y 1.5: finalizaron las capacitaciones y los Experimentos Aleatorios Controlados, se validó la metodología de evaluación de impacto y se contrató el licenciamiento ArcGIS; está pendiente parte del equipamiento del SIAC. 1.6: el Sistema de Gestión de Quejas y Denuncias está en etapa de cierre. Productos 2.1, 2.2, 2.5 y 2.6: en progreso (el sistema de información de los CCP concluyó su desarrollo) y 2.3: meta cumplida.</w:t>
+        <w:t>Pococí presentan 81% y 82% de avance al cierre del periodo (finalizadas en agosto 2026). Las DP Limón y El Roble de Puntarenas están en etapa de diseño (anteproyecto y primera entrega) con inicio de obra programado para Q3-2026. El Centro de Mando y Control Policial (CMCP) presenta avance físico de 87% global (obras finalizaron, está pendiente el equipamiento tecnológico) con plazo a marzo 2027. Se formalizó ante el Banco las prioridades del gobierno para eliminar las licitaciones de las DP de Paquera y Alajuelita. En 2026 se entregó el CCP de Alajuela, para un total de 4 de 8 Centros Cívicos por la Paz (CCP). El contratista de los CCP Liberia, Pérez Zeledón, San José y Goicoechea se retiró de las obras (avances de 12%, 17%, 13% y 33%); se tramita la rescisión por incumplimiento y se incorporaron 4 procesos nuevos para concluirlas, cuya contratación se prevé formalizar en 2026 y la construcción en 2027, por lo que se solicitará una prórroga del plazo de desembolsos. Productos 1.4 y 1.5: finalizaron las capacitaciones y los Experimentos Aleatorios Controlados, se validó la metodología de evaluación de impacto y se contrató el licenciamiento ArcGIS; está pendiente parte del equipamiento del SIAC. 1.6: el Sistema de Gestión de Quejas y Denuncias está en etapa de cierre. Productos 2.1, 2.2, 2.5 y 2.6: en progreso (el sistema de información de los CCP concluyó su desarrollo) y 2.3: meta cumplida.</w:t>
       </w:r>
     </w:p>
     <w:p>
@@ -6171,7 +6229,11 @@
         <w:t>, los cuales no reportarían finalización en 2026</w:t>
       </w:r>
       <w:r>
-        <w:t>). En sentido contrario, las entregas de julio-agosto (DP Desamparados Norte, Turrialba y Pococí) llevar</w:t>
+        <w:t>). En sentido contrario, las entregas de julio-</w:t>
+      </w:r>
+      <w:r>
+        <w:lastRenderedPageBreak/>
+        <w:t>agosto (DP Desamparados Norte, Turrialba y Pococí) llevar</w:t>
       </w:r>
       <w:r>
         <w:t>án</w:t>
@@ -6199,7 +6261,6 @@
           <w:i/>
           <w:iCs/>
         </w:rPr>
-        <w:lastRenderedPageBreak/>
         <w:t>E</w:t>
       </w:r>
       <w:r>
@@ -7267,17 +7328,8 @@
           <w:color w:val="auto"/>
           <w:sz w:val="18"/>
         </w:rPr>
-        <w:t xml:space="preserve">Al 30 de junio de 2026 la ejecución financiera es de USD $1.436.292,34 de los USD $7.600.000,00 desembolsados (18,9%). Componente 1: 1.1. Campaña contra la xenofobia: se elaboró el alcance técnico; se espera la designación de enlaces del MJP para la Comisión de Adquisiciones. 1.2. Programas de formación en prevención de la trata y tráfico de migrantes: en </w:t>
-      </w:r>
-      <w:r>
-        <w:rPr>
-          <w:rStyle w:val="IntenseEmphasis"/>
-          <w:i w:val="0"/>
-          <w:color w:val="auto"/>
-          <w:sz w:val="18"/>
-        </w:rPr>
         <w:lastRenderedPageBreak/>
-        <w:t>2026 se ejecutaron 6 programas adicionales a los 10 de 2025, cumpliendo la meta de 16; 277 personas aprobaron el curso. 1.3. Centro de Inclusión Social de Mora: no se desarrollará con recursos del Programa; se prevé que el Comité de Dirección acuerde reasignar el monto a otros productos, sujeto a aprobación del Banco. 1.4. Procesos formativos de los Centros Cívicos por la Paz y Casas de Justicia: a los 17 procesos de 2025 se suman 20 procesos nuevos activados en 2026 en comunidades de la Zona Norte, Los Santos y la GAM. 1.5. Adquisición de vehículos: se mantiene la compra de 16 pick-up y 16 busetas; se gestionan en el presupuesto 2027 del MJP las plazas de choferes y el mantenimiento. 1.6. Centro Cívico de Upala: la fase de diseño inició el 24 de febrero de 2026; el diseño final está en revisión y ajustes. Componente 2: 2.1. Unidad de refugio: se encuentra actualmente en diseño. 2.2. Actualización de plataforma tecnológica de la DGME: el 25 de mayo de 2026 inició la consultoría de diagnóstico de la plataforma; se prevé el informe final en agosto para iniciar la contratación del producto. 2.3. Procesos de regularización: al 30 de junio de 2026 suman 28.090 solicitudes de refugio resueltas y 2.710 personas regularizadas; la categoría especial migratoria se activará en septiembre de 2026. 2.4. Mejoras en el CATEM EMBI SUR: no se desarrollará con recursos del Programa; el monto se reasignará a otros productos, sujeto a aprobación del Banco.</w:t>
+        <w:t>Al 30 de junio de 2026 la ejecución financiera es de USD $1.436.292,34 de los USD $7.600.000,00 desembolsados (18,9%). Componente 1: 1.1. Campaña contra la xenofobia: se elaboró el alcance técnico; se espera la designación de enlaces del MJP para la Comisión de Adquisiciones. 1.2. Programas de formación en prevención de la trata y tráfico de migrantes: en 2026 se ejecutaron 6 programas adicionales a los 10 de 2025, cumpliendo la meta de 16; 277 personas aprobaron el curso. 1.3. Centro de Inclusión Social de Mora: no se desarrollará con recursos del Programa; se prevé que el Comité de Dirección acuerde reasignar el monto a otros productos, sujeto a aprobación del Banco. 1.4. Procesos formativos de los Centros Cívicos por la Paz y Casas de Justicia: a los 17 procesos de 2025 se suman 20 procesos nuevos activados en 2026 en comunidades de la Zona Norte, Los Santos y la GAM. 1.5. Adquisición de vehículos: se mantiene la compra de 16 pick-up y 16 busetas; se gestionan en el presupuesto 2027 del MJP las plazas de choferes y el mantenimiento. 1.6. Centro Cívico de Upala: la fase de diseño inició el 24 de febrero de 2026; el diseño final está en revisión y ajustes. Componente 2: 2.1. Unidad de refugio: se encuentra actualmente en diseño. 2.2. Actualización de plataforma tecnológica de la DGME: el 25 de mayo de 2026 inició la consultoría de diagnóstico de la plataforma; se prevé el informe final en agosto para iniciar la contratación del producto. 2.3. Procesos de regularización: al 30 de junio de 2026 suman 28.090 solicitudes de refugio resueltas y 2.710 personas regularizadas; la categoría especial migratoria se activará en septiembre de 2026. 2.4. Mejoras en el CATEM EMBI SUR: no se desarrollará con recursos del Programa; el monto se reasignará a otros productos, sujeto a aprobación del Banco.</w:t>
       </w:r>
     </w:p>
     <w:p>
@@ -7450,6 +7502,7 @@
         <w:jc w:val="both"/>
       </w:pPr>
       <w:r>
+        <w:lastRenderedPageBreak/>
         <w:t xml:space="preserve">La operación mejoró de </w:t>
       </w:r>
       <w:r>
@@ -7499,11 +7552,7 @@
         <w:t>problema</w:t>
       </w:r>
       <w:r>
-        <w:t xml:space="preserve">. La ejecución es de US$1,44mn de US$7,6mn desembolsados (18,9%). Según el simulador, los mayores efectos </w:t>
-      </w:r>
-      <w:r>
-        <w:lastRenderedPageBreak/>
-        <w:t>negativos sobre SPI(a) son el CC</w:t>
+        <w:t>. La ejecución es de US$1,44mn de US$7,6mn desembolsados (18,9%). Según el simulador, los mayores efectos negativos sobre SPI(a) son el CC</w:t>
       </w:r>
       <w:r>
         <w:t>P</w:t>
@@ -7832,17 +7881,17 @@
         <w:t>• Existe un escenario matemáticamente factible en el que se cumplen las metas de procesos de regularización</w:t>
       </w:r>
       <w:r>
-        <w:t xml:space="preserve"> (ejecutando en el S2-2026 más procesos que en todo lo acumulado hasta ahora en el programa) e incrementando pagos por alrededor de US$1,69mn en otros productos como unidad de refugio, campañas y plataforma tecnológica de la DGME, y registrando los 20 procesos formativos de 2026</w:t>
+        <w:t xml:space="preserve"> (ejecutando en el S2-2026 más procesos que en todo lo acumulado hasta ahora en el programa) e incrementando pagos por alrededor de US$1,69mn en otros productos como </w:t>
+      </w:r>
+      <w:r>
+        <w:lastRenderedPageBreak/>
+        <w:t>unidad de refugio, campañas y plataforma tecnológica de la DGME, y registrando los 20 procesos formativos de 2026</w:t>
       </w:r>
       <w:r>
         <w:t xml:space="preserve">. Sin embargo, </w:t>
       </w:r>
       <w:r>
-        <w:t xml:space="preserve">el estado actual de los procesos respectivos lo hace poco </w:t>
-      </w:r>
-      <w:r>
-        <w:lastRenderedPageBreak/>
-        <w:t>probable: unidad de refugio en diseño</w:t>
+        <w:t>el estado actual de los procesos respectivos lo hace poco probable: unidad de refugio en diseño</w:t>
       </w:r>
       <w:r>
         <w:t xml:space="preserve"> </w:t>
@@ -9265,6 +9314,7 @@
         <w:jc w:val="both"/>
       </w:pPr>
       <w:r>
+        <w:lastRenderedPageBreak/>
         <w:t>• Conclusión: hay escenarios teóricos para satisfactorio, pero ninguno se considera factible en 2026.</w:t>
       </w:r>
     </w:p>
@@ -9275,7 +9325,6 @@
           <w:color w:val="auto"/>
           <w:sz w:val="18"/>
         </w:rPr>
-        <w:lastRenderedPageBreak/>
         <w:t>Notas:</w:t>
       </w:r>
     </w:p>
@@ -12748,7 +12797,23 @@
           <w:sz w:val="16"/>
           <w:szCs w:val="16"/>
         </w:rPr>
-        <w:t>Aplicando override de la calificación del sistema.</w:t>
+        <w:t xml:space="preserve">Aplicando </w:t>
+      </w:r>
+      <w:proofErr w:type="spellStart"/>
+      <w:r>
+        <w:rPr>
+          <w:sz w:val="16"/>
+          <w:szCs w:val="16"/>
+        </w:rPr>
+        <w:t>override</w:t>
+      </w:r>
+      <w:proofErr w:type="spellEnd"/>
+      <w:r>
+        <w:rPr>
+          <w:sz w:val="16"/>
+          <w:szCs w:val="16"/>
+        </w:rPr>
+        <w:t xml:space="preserve"> de la calificación del sistema.</w:t>
       </w:r>
     </w:p>
   </w:footnote>
@@ -13794,6 +13859,16 @@
       <w:vertAlign w:val="superscript"/>
     </w:rPr>
   </w:style>
+  <w:style w:type="paragraph" w:styleId="Revision">
+    <w:name w:val="Revision"/>
+    <w:hidden/>
+    <w:uiPriority w:val="99"/>
+    <w:semiHidden/>
+    <w:rsid w:val="00985C26"/>
+    <w:pPr>
+      <w:spacing w:after="0" w:line="240" w:lineRule="auto"/>
+    </w:pPr>
+  </w:style>
 </w:styles>
 </file>
 

--- a/pmr reports/ciclo_pmr_oct_2026_VERSION_FINAL.docx
+++ b/pmr reports/ciclo_pmr_oct_2026_VERSION_FINAL.docx
@@ -27,55 +27,7 @@
           <w:i/>
           <w:sz w:val="18"/>
         </w:rPr>
-        <w:t>Fuentes: reportes PMR (</w:t>
-      </w:r>
-      <w:proofErr w:type="spellStart"/>
-      <w:r>
-        <w:rPr>
-          <w:i/>
-          <w:sz w:val="18"/>
-        </w:rPr>
-        <w:t>Operational</w:t>
-      </w:r>
-      <w:proofErr w:type="spellEnd"/>
-      <w:r>
-        <w:rPr>
-          <w:i/>
-          <w:sz w:val="18"/>
-        </w:rPr>
-        <w:t xml:space="preserve"> </w:t>
-      </w:r>
-      <w:proofErr w:type="spellStart"/>
-      <w:r>
-        <w:rPr>
-          <w:i/>
-          <w:sz w:val="18"/>
-        </w:rPr>
-        <w:t>Report</w:t>
-      </w:r>
-      <w:proofErr w:type="spellEnd"/>
-      <w:r>
-        <w:rPr>
-          <w:i/>
-          <w:sz w:val="18"/>
-        </w:rPr>
-        <w:t xml:space="preserve">) validados por los jefes de equipo entre el 1 y el 5 de octubre de 2026, simuladores PMR (CR-J0002, CR-L1032, CR-L1137, CR-L1139, CR-L1151, CR-L1157) y reporte de cláusulas contractuales. Las proyecciones al cierre de 2026 usan los </w:t>
-      </w:r>
-      <w:proofErr w:type="spellStart"/>
-      <w:r>
-        <w:rPr>
-          <w:i/>
-          <w:sz w:val="18"/>
-        </w:rPr>
-        <w:t>benchmarks</w:t>
-      </w:r>
-      <w:proofErr w:type="spellEnd"/>
-      <w:r>
-        <w:rPr>
-          <w:i/>
-          <w:sz w:val="18"/>
-        </w:rPr>
-        <w:t xml:space="preserve"> a diciembre del simulador. </w:t>
+        <w:t xml:space="preserve">Fuentes: reportes PMR (Operational Report) validados por los jefes de equipo entre el 1 y el 5 de octubre de 2026, simuladores PMR (CR-J0002, CR-L1032, CR-L1137, CR-L1139, CR-L1151, CR-L1157) y reporte de cláusulas contractuales. Las proyecciones al cierre de 2026 usan los benchmarks a diciembre del simulador. </w:t>
       </w:r>
     </w:p>
     <w:p>
@@ -219,21 +171,29 @@
               <w:rPr>
                 <w:sz w:val="16"/>
               </w:rPr>
-              <w:t>Desembolsos en problema (0,77) y SPI(a)/CPI(a) en alerta por metas 2026 de Barranca–Limonal y RN-35. Solicitar al TL: (i) corregir la cifra de desembolso (80% vs. 77,3% en sistema); (</w:t>
-            </w:r>
-            <w:proofErr w:type="spellStart"/>
-            <w:r>
-              <w:rPr>
-                <w:sz w:val="16"/>
-              </w:rPr>
-              <w:t>ii</w:t>
-            </w:r>
-            <w:proofErr w:type="spellEnd"/>
-            <w:r>
-              <w:rPr>
-                <w:sz w:val="16"/>
-              </w:rPr>
-              <w:t>) formalizar la prórroga antes del 13-nov-2026. Solo un desembolso ≥US$29mn antes de esa fecha la saca de problema (a alerta); lo planeado en el sistema es un desembolso de US$12mn en noviembre; no hay escenario factible para satisfactorio en 2026.</w:t>
+              <w:t>Desembolsos en problema (0,77) y SPI(a)/CPI(a) en alerta por metas 2026 de Barranca–Limonal y RN-35. Solicitar al TL</w:t>
+            </w:r>
+            <w:del w:id="0" w:author="Borbon Munoz, Alvaro" w:date="2026-10-20T13:36:00Z" w16du:dateUtc="2026-10-20T19:36:00Z">
+              <w:r>
+                <w:rPr>
+                  <w:sz w:val="16"/>
+                </w:rPr>
+                <w:delText xml:space="preserve">: (i) corregir la cifra de desembolso (80% vs. 77,3% en sistema); (ii) </w:delText>
+              </w:r>
+            </w:del>
+            <w:ins w:id="9001" w:author="Claude" w:date="2026-10-20T20:15:00Z">
+              <w:r>
+                <w:rPr>
+                  <w:sz w:val="16"/>
+                </w:rPr>
+                <w:t xml:space="preserve"> </w:t>
+              </w:r>
+            </w:ins>
+            <w:r>
+              <w:rPr>
+                <w:sz w:val="16"/>
+              </w:rPr>
+              <w:t>formalizar la prórroga antes del 13-nov-2026. Solo un desembolso ≥US$29mn antes de esa fecha la saca de problema (a alerta); lo planeado en el sistema es un desembolso de US$12mn en noviembre; no hay escenario factible para satisfactorio en 2026.</w:t>
             </w:r>
           </w:p>
         </w:tc>
@@ -242,11 +202,49 @@
             <w:tcW w:w="1584" w:type="dxa"/>
           </w:tcPr>
           <w:p>
-            <w:r>
-              <w:rPr>
-                <w:sz w:val="16"/>
-              </w:rPr>
-              <w:t>Devolver para ajustes menores; luego aprobar.</w:t>
+            <w:del w:id="1" w:author="Borbon Munoz, Alvaro" w:date="2026-10-20T13:37:00Z" w16du:dateUtc="2026-10-20T19:37:00Z">
+              <w:r>
+                <w:rPr>
+                  <w:sz w:val="16"/>
+                </w:rPr>
+                <w:delText>Devolver para</w:delText>
+              </w:r>
+            </w:del>
+            <w:ins w:id="2" w:author="Borbon Munoz, Alvaro" w:date="2026-10-20T13:37:00Z" w16du:dateUtc="2026-10-20T19:37:00Z">
+              <w:r>
+                <w:rPr>
+                  <w:sz w:val="16"/>
+                </w:rPr>
+                <w:t>Se confirman ajustes menores</w:t>
+              </w:r>
+            </w:ins>
+            <w:del w:id="3" w:author="Borbon Munoz, Alvaro" w:date="2026-10-20T13:37:00Z" w16du:dateUtc="2026-10-20T19:37:00Z">
+              <w:r>
+                <w:rPr>
+                  <w:sz w:val="16"/>
+                </w:rPr>
+                <w:delText xml:space="preserve"> ajustes menores</w:delText>
+              </w:r>
+            </w:del>
+            <w:r>
+              <w:rPr>
+                <w:sz w:val="16"/>
+              </w:rPr>
+              <w:t xml:space="preserve">; </w:t>
+            </w:r>
+            <w:del w:id="4" w:author="Borbon Munoz, Alvaro" w:date="2026-10-20T13:37:00Z" w16du:dateUtc="2026-10-20T19:37:00Z">
+              <w:r>
+                <w:rPr>
+                  <w:sz w:val="16"/>
+                </w:rPr>
+                <w:delText xml:space="preserve">luego </w:delText>
+              </w:r>
+            </w:del>
+            <w:r>
+              <w:rPr>
+                <w:sz w:val="16"/>
+              </w:rPr>
+              <w:t>aprobar.</w:t>
             </w:r>
           </w:p>
         </w:tc>
@@ -385,21 +383,7 @@
               <w:rPr>
                 <w:sz w:val="16"/>
               </w:rPr>
-              <w:t xml:space="preserve">Sin acciones cierra 2026 en alerta (2,2; el indicador de desembolsos cae a problema con el </w:t>
-            </w:r>
-            <w:proofErr w:type="spellStart"/>
-            <w:r>
-              <w:rPr>
-                <w:sz w:val="16"/>
-              </w:rPr>
-              <w:t>benchmark</w:t>
-            </w:r>
-            <w:proofErr w:type="spellEnd"/>
-            <w:r>
-              <w:rPr>
-                <w:sz w:val="16"/>
-              </w:rPr>
-              <w:t xml:space="preserve"> de diciembre). Ejecutar ≥US$5,7mn en Punta Sur la llevaría a </w:t>
+              <w:t xml:space="preserve">Sin acciones cierra 2026 en alerta (2,2; el indicador de desembolsos cae a problema con el benchmark de diciembre). Ejecutar ≥US$5,7mn en Punta Sur la llevaría a </w:t>
             </w:r>
             <w:r>
               <w:rPr>
@@ -464,18 +448,6 @@
               </w:rPr>
               <w:t xml:space="preserve"> (mar-26: SATISFACTORIO con override)</w:t>
             </w:r>
-            <w:r>
-              <w:rPr>
-                <w:b/>
-                <w:color w:val="00B050"/>
-                <w:sz w:val="16"/>
-              </w:rPr>
-            </w:r>
-            <w:r>
-              <w:rPr>
-                <w:sz w:val="16"/>
-              </w:rPr>
-            </w:r>
           </w:p>
         </w:tc>
         <w:tc>
@@ -501,21 +473,7 @@
               <w:rPr>
                 <w:sz w:val="16"/>
               </w:rPr>
-              <w:t xml:space="preserve"> (SI 2,4). Las entregas de jul-</w:t>
-            </w:r>
-            <w:proofErr w:type="spellStart"/>
-            <w:r>
-              <w:rPr>
-                <w:sz w:val="16"/>
-              </w:rPr>
-              <w:t>ago</w:t>
-            </w:r>
-            <w:proofErr w:type="spellEnd"/>
-            <w:r>
-              <w:rPr>
-                <w:sz w:val="16"/>
-              </w:rPr>
-              <w:t xml:space="preserve"> llevarían el SI a 3,0. Atender: salvaguardas “Insatisfactorio”, rescisión del contratista de 4 CCP y prórroga del plazo (vence 17-mar-2027).</w:t>
+              <w:t xml:space="preserve"> (SI 2,4). Las entregas de jul-ago llevarían el SI a 3,0. Atender: salvaguardas “Insatisfactorio”, rescisión del contratista de 4 CCP y prórroga del plazo (vence 17-mar-2027).</w:t>
             </w:r>
           </w:p>
         </w:tc>
@@ -819,49 +777,29 @@
               <w:rPr>
                 <w:sz w:val="16"/>
               </w:rPr>
-              <w:t>El sistema sigue sin semáforo (“</w:t>
-            </w:r>
-            <w:proofErr w:type="spellStart"/>
-            <w:r>
-              <w:rPr>
-                <w:sz w:val="16"/>
-              </w:rPr>
-              <w:t>for</w:t>
-            </w:r>
-            <w:proofErr w:type="spellEnd"/>
-            <w:r>
-              <w:rPr>
-                <w:sz w:val="16"/>
-              </w:rPr>
-              <w:t xml:space="preserve"> tracking </w:t>
-            </w:r>
-            <w:proofErr w:type="spellStart"/>
-            <w:r>
-              <w:rPr>
-                <w:sz w:val="16"/>
-              </w:rPr>
-              <w:t>purpose</w:t>
-            </w:r>
-            <w:proofErr w:type="spellEnd"/>
-            <w:r>
-              <w:rPr>
-                <w:sz w:val="16"/>
-              </w:rPr>
-              <w:t xml:space="preserve"> </w:t>
-            </w:r>
-            <w:proofErr w:type="spellStart"/>
-            <w:r>
-              <w:rPr>
-                <w:sz w:val="16"/>
-              </w:rPr>
-              <w:t>only</w:t>
-            </w:r>
-            <w:proofErr w:type="spellEnd"/>
-            <w:r>
-              <w:rPr>
-                <w:sz w:val="16"/>
-              </w:rPr>
-              <w:t>”). Superó 375 días el 5-jul-2026. Consultar a SPD y actualizar estado de la ratificación con el nuevo Gobierno.</w:t>
+              <w:t xml:space="preserve">El sistema sigue sin semáforo (“for tracking purpose only”). Superó 375 días el 5-jul-2026. </w:t>
+            </w:r>
+            <w:del w:id="5" w:author="Borbon Munoz, Alvaro" w:date="2026-10-20T13:38:00Z" w16du:dateUtc="2026-10-20T19:38:00Z">
+              <w:r>
+                <w:rPr>
+                  <w:sz w:val="16"/>
+                </w:rPr>
+                <w:delText>Consultar a SPD y a</w:delText>
+              </w:r>
+            </w:del>
+            <w:ins w:id="6" w:author="Borbon Munoz, Alvaro" w:date="2026-10-20T13:38:00Z" w16du:dateUtc="2026-10-20T19:38:00Z">
+              <w:r>
+                <w:rPr>
+                  <w:sz w:val="16"/>
+                </w:rPr>
+                <w:t>A</w:t>
+              </w:r>
+            </w:ins>
+            <w:r>
+              <w:rPr>
+                <w:sz w:val="16"/>
+              </w:rPr>
+              <w:t>ctualizar estado de la ratificación con el nuevo Gobierno.</w:t>
             </w:r>
           </w:p>
         </w:tc>
@@ -874,8 +812,32 @@
               <w:rPr>
                 <w:sz w:val="16"/>
               </w:rPr>
-              <w:t>Aprobar; consultar SPD.</w:t>
-            </w:r>
+              <w:t>Aprobar</w:t>
+            </w:r>
+            <w:del w:id="7" w:author="Borbon Munoz, Alvaro" w:date="2026-10-20T13:38:00Z" w16du:dateUtc="2026-10-20T19:38:00Z">
+              <w:r>
+                <w:rPr>
+                  <w:sz w:val="16"/>
+                </w:rPr>
+                <w:delText>; consultar SPD</w:delText>
+              </w:r>
+            </w:del>
+            <w:ins w:id="8" w:author="Borbon Munoz, Alvaro" w:date="2026-10-20T13:38:00Z" w16du:dateUtc="2026-10-20T19:38:00Z">
+              <w:r>
+                <w:rPr>
+                  <w:sz w:val="16"/>
+                </w:rPr>
+                <w:t>.</w:t>
+              </w:r>
+            </w:ins>
+            <w:del w:id="9" w:author="Borbon Munoz, Alvaro" w:date="2026-10-20T13:38:00Z" w16du:dateUtc="2026-10-20T19:38:00Z">
+              <w:r>
+                <w:rPr>
+                  <w:sz w:val="16"/>
+                </w:rPr>
+                <w:delText>.</w:delText>
+              </w:r>
+            </w:del>
           </w:p>
         </w:tc>
       </w:tr>
@@ -977,31 +939,7 @@
         <w:jc w:val="both"/>
       </w:pPr>
       <w:r>
-        <w:t>Las metas anuales de 2026 (P y P(a), físicas y financieras) quedaron bloqueadas en marzo de 2026 y no pueden modificarse; las de 2027 se bloquearán en marzo de 2027. La excepción es CR-L1157: alcanzó la elegibilidad en octubre de 2026 y las metas de su plan inicial pueden ajustarse hasta el ciclo de marzo de 2027. Por eso, los escenarios al 31-dic-2026 solo mueven los tres parámetros que todavía pueden cambiar: (i) el porcentaje desembolsado, (</w:t>
-      </w:r>
-      <w:proofErr w:type="spellStart"/>
-      <w:r>
-        <w:t>ii</w:t>
-      </w:r>
-      <w:proofErr w:type="spellEnd"/>
-      <w:r>
-        <w:t>) el cumplimiento de metas físicas y (</w:t>
-      </w:r>
-      <w:proofErr w:type="spellStart"/>
-      <w:r>
-        <w:t>iii</w:t>
-      </w:r>
-      <w:proofErr w:type="spellEnd"/>
-      <w:r>
-        <w:t xml:space="preserve">) la ejecución financiera. Se usó la metodología del simulador PMR: </w:t>
-      </w:r>
-      <w:proofErr w:type="spellStart"/>
-      <w:r>
-        <w:t>benchmarks</w:t>
-      </w:r>
-      <w:proofErr w:type="spellEnd"/>
-      <w:r>
-        <w:t xml:space="preserve"> de desembolso a diciembre según meses desde la primera elegibilidad y ponderaciones del indicador sintético (operaciones GOM: desembolsos 40%, SPI(a) 30%, CPI(a) 30%; resto: 10/15/30/15/30).</w:t>
+        <w:t>Las metas anuales de 2026 (P y P(a), físicas y financieras) quedaron bloqueadas en marzo de 2026 y no pueden modificarse; las de 2027 se bloquearán en marzo de 2027. La excepción es CR-L1157: alcanzó la elegibilidad en octubre de 2026 y las metas de su plan inicial pueden ajustarse hasta el ciclo de marzo de 2027. Por eso, los escenarios al 31-dic-2026 solo mueven los tres parámetros que todavía pueden cambiar: (i) el porcentaje desembolsado, (ii) el cumplimiento de metas físicas y (iii) la ejecución financiera. Se usó la metodología del simulador PMR: benchmarks de desembolso a diciembre según meses desde la primera elegibilidad y ponderaciones del indicador sintético (operaciones GOM: desembolsos 40%, SPI(a) 30%, CPI(a) 30%; resto: 10/15/30/15/30).</w:t>
       </w:r>
     </w:p>
     <w:tbl>
@@ -1010,19 +948,43 @@
         <w:tblW w:w="10008" w:type="dxa"/>
         <w:tblLayout w:type="fixed"/>
         <w:tblLook w:val="04A0" w:firstRow="1" w:lastRow="0" w:firstColumn="1" w:lastColumn="0" w:noHBand="0" w:noVBand="1"/>
+        <w:tblPrChange w:id="10" w:author="Borbon Munoz, Alvaro" w:date="2026-10-20T13:42:00Z" w16du:dateUtc="2026-10-20T19:42:00Z">
+          <w:tblPr>
+            <w:tblStyle w:val="TableGrid"/>
+            <w:tblW w:w="10008" w:type="dxa"/>
+            <w:tblLayout w:type="fixed"/>
+            <w:tblLook w:val="04A0" w:firstRow="1" w:lastRow="0" w:firstColumn="1" w:lastColumn="0" w:noHBand="0" w:noVBand="1"/>
+          </w:tblPr>
+        </w:tblPrChange>
       </w:tblPr>
       <w:tblGrid>
         <w:gridCol w:w="1080"/>
-        <w:gridCol w:w="1368"/>
-        <w:gridCol w:w="1656"/>
+        <w:gridCol w:w="1435"/>
+        <w:gridCol w:w="1589"/>
         <w:gridCol w:w="3744"/>
         <w:gridCol w:w="2160"/>
+        <w:tblGridChange w:id="11">
+          <w:tblGrid>
+            <w:gridCol w:w="1080"/>
+            <w:gridCol w:w="1368"/>
+            <w:gridCol w:w="67"/>
+            <w:gridCol w:w="1589"/>
+            <w:gridCol w:w="3744"/>
+            <w:gridCol w:w="2160"/>
+          </w:tblGrid>
+        </w:tblGridChange>
       </w:tblGrid>
       <w:tr>
         <w:tc>
           <w:tcPr>
             <w:tcW w:w="1080" w:type="dxa"/>
             <w:shd w:val="clear" w:color="auto" w:fill="D9E2F3"/>
+            <w:tcPrChange w:id="12" w:author="Borbon Munoz, Alvaro" w:date="2026-10-20T13:42:00Z" w16du:dateUtc="2026-10-20T19:42:00Z">
+              <w:tcPr>
+                <w:tcW w:w="1080" w:type="dxa"/>
+                <w:shd w:val="clear" w:color="auto" w:fill="D9E2F3"/>
+              </w:tcPr>
+            </w:tcPrChange>
           </w:tcPr>
           <w:p>
             <w:r>
@@ -1036,8 +998,14 @@
         </w:tc>
         <w:tc>
           <w:tcPr>
-            <w:tcW w:w="1368" w:type="dxa"/>
+            <w:tcW w:w="1435" w:type="dxa"/>
             <w:shd w:val="clear" w:color="auto" w:fill="D9E2F3"/>
+            <w:tcPrChange w:id="13" w:author="Borbon Munoz, Alvaro" w:date="2026-10-20T13:42:00Z" w16du:dateUtc="2026-10-20T19:42:00Z">
+              <w:tcPr>
+                <w:tcW w:w="1368" w:type="dxa"/>
+                <w:shd w:val="clear" w:color="auto" w:fill="D9E2F3"/>
+              </w:tcPr>
+            </w:tcPrChange>
           </w:tcPr>
           <w:p>
             <w:r>
@@ -1051,8 +1019,15 @@
         </w:tc>
         <w:tc>
           <w:tcPr>
-            <w:tcW w:w="1656" w:type="dxa"/>
+            <w:tcW w:w="1589" w:type="dxa"/>
             <w:shd w:val="clear" w:color="auto" w:fill="D9E2F3"/>
+            <w:tcPrChange w:id="14" w:author="Borbon Munoz, Alvaro" w:date="2026-10-20T13:42:00Z" w16du:dateUtc="2026-10-20T19:42:00Z">
+              <w:tcPr>
+                <w:tcW w:w="1656" w:type="dxa"/>
+                <w:gridSpan w:val="2"/>
+                <w:shd w:val="clear" w:color="auto" w:fill="D9E2F3"/>
+              </w:tcPr>
+            </w:tcPrChange>
           </w:tcPr>
           <w:p>
             <w:r>
@@ -1068,6 +1043,12 @@
           <w:tcPr>
             <w:tcW w:w="3744" w:type="dxa"/>
             <w:shd w:val="clear" w:color="auto" w:fill="D9E2F3"/>
+            <w:tcPrChange w:id="15" w:author="Borbon Munoz, Alvaro" w:date="2026-10-20T13:42:00Z" w16du:dateUtc="2026-10-20T19:42:00Z">
+              <w:tcPr>
+                <w:tcW w:w="3744" w:type="dxa"/>
+                <w:shd w:val="clear" w:color="auto" w:fill="D9E2F3"/>
+              </w:tcPr>
+            </w:tcPrChange>
           </w:tcPr>
           <w:p>
             <w:r>
@@ -1083,6 +1064,12 @@
           <w:tcPr>
             <w:tcW w:w="2160" w:type="dxa"/>
             <w:shd w:val="clear" w:color="auto" w:fill="D9E2F3"/>
+            <w:tcPrChange w:id="16" w:author="Borbon Munoz, Alvaro" w:date="2026-10-20T13:42:00Z" w16du:dateUtc="2026-10-20T19:42:00Z">
+              <w:tcPr>
+                <w:tcW w:w="2160" w:type="dxa"/>
+                <w:shd w:val="clear" w:color="auto" w:fill="D9E2F3"/>
+              </w:tcPr>
+            </w:tcPrChange>
           </w:tcPr>
           <w:p>
             <w:r>
@@ -1099,6 +1086,11 @@
         <w:tc>
           <w:tcPr>
             <w:tcW w:w="1080" w:type="dxa"/>
+            <w:tcPrChange w:id="17" w:author="Borbon Munoz, Alvaro" w:date="2026-10-20T13:42:00Z" w16du:dateUtc="2026-10-20T19:42:00Z">
+              <w:tcPr>
+                <w:tcW w:w="1080" w:type="dxa"/>
+              </w:tcPr>
+            </w:tcPrChange>
           </w:tcPr>
           <w:p>
             <w:r>
@@ -1111,7 +1103,12 @@
         </w:tc>
         <w:tc>
           <w:tcPr>
-            <w:tcW w:w="1368" w:type="dxa"/>
+            <w:tcW w:w="1435" w:type="dxa"/>
+            <w:tcPrChange w:id="18" w:author="Borbon Munoz, Alvaro" w:date="2026-10-20T13:42:00Z" w16du:dateUtc="2026-10-20T19:42:00Z">
+              <w:tcPr>
+                <w:tcW w:w="1368" w:type="dxa"/>
+              </w:tcPr>
+            </w:tcPrChange>
           </w:tcPr>
           <w:p>
             <w:r>
@@ -1126,7 +1123,13 @@
         </w:tc>
         <w:tc>
           <w:tcPr>
-            <w:tcW w:w="1656" w:type="dxa"/>
+            <w:tcW w:w="1589" w:type="dxa"/>
+            <w:tcPrChange w:id="19" w:author="Borbon Munoz, Alvaro" w:date="2026-10-20T13:42:00Z" w16du:dateUtc="2026-10-20T19:42:00Z">
+              <w:tcPr>
+                <w:tcW w:w="1656" w:type="dxa"/>
+                <w:gridSpan w:val="2"/>
+              </w:tcPr>
+            </w:tcPrChange>
           </w:tcPr>
           <w:p>
             <w:r>
@@ -1148,6 +1151,11 @@
         <w:tc>
           <w:tcPr>
             <w:tcW w:w="3744" w:type="dxa"/>
+            <w:tcPrChange w:id="20" w:author="Borbon Munoz, Alvaro" w:date="2026-10-20T13:42:00Z" w16du:dateUtc="2026-10-20T19:42:00Z">
+              <w:tcPr>
+                <w:tcW w:w="3744" w:type="dxa"/>
+              </w:tcPr>
+            </w:tcPrChange>
           </w:tcPr>
           <w:p>
             <w:r>
@@ -1175,6 +1183,11 @@
         <w:tc>
           <w:tcPr>
             <w:tcW w:w="2160" w:type="dxa"/>
+            <w:tcPrChange w:id="21" w:author="Borbon Munoz, Alvaro" w:date="2026-10-20T13:42:00Z" w16du:dateUtc="2026-10-20T19:42:00Z">
+              <w:tcPr>
+                <w:tcW w:w="2160" w:type="dxa"/>
+              </w:tcPr>
+            </w:tcPrChange>
           </w:tcPr>
           <w:p>
             <w:r>
@@ -1190,6 +1203,11 @@
         <w:tc>
           <w:tcPr>
             <w:tcW w:w="1080" w:type="dxa"/>
+            <w:tcPrChange w:id="22" w:author="Borbon Munoz, Alvaro" w:date="2026-10-20T13:42:00Z" w16du:dateUtc="2026-10-20T19:42:00Z">
+              <w:tcPr>
+                <w:tcW w:w="1080" w:type="dxa"/>
+              </w:tcPr>
+            </w:tcPrChange>
           </w:tcPr>
           <w:p>
             <w:r>
@@ -1202,7 +1220,12 @@
         </w:tc>
         <w:tc>
           <w:tcPr>
-            <w:tcW w:w="1368" w:type="dxa"/>
+            <w:tcW w:w="1435" w:type="dxa"/>
+            <w:tcPrChange w:id="23" w:author="Borbon Munoz, Alvaro" w:date="2026-10-20T13:42:00Z" w16du:dateUtc="2026-10-20T19:42:00Z">
+              <w:tcPr>
+                <w:tcW w:w="1368" w:type="dxa"/>
+              </w:tcPr>
+            </w:tcPrChange>
           </w:tcPr>
           <w:p>
             <w:r>
@@ -1217,7 +1240,13 @@
         </w:tc>
         <w:tc>
           <w:tcPr>
-            <w:tcW w:w="1656" w:type="dxa"/>
+            <w:tcW w:w="1589" w:type="dxa"/>
+            <w:tcPrChange w:id="24" w:author="Borbon Munoz, Alvaro" w:date="2026-10-20T13:42:00Z" w16du:dateUtc="2026-10-20T19:42:00Z">
+              <w:tcPr>
+                <w:tcW w:w="1656" w:type="dxa"/>
+                <w:gridSpan w:val="2"/>
+              </w:tcPr>
+            </w:tcPrChange>
           </w:tcPr>
           <w:p>
             <w:r>
@@ -1239,6 +1268,11 @@
         <w:tc>
           <w:tcPr>
             <w:tcW w:w="3744" w:type="dxa"/>
+            <w:tcPrChange w:id="25" w:author="Borbon Munoz, Alvaro" w:date="2026-10-20T13:42:00Z" w16du:dateUtc="2026-10-20T19:42:00Z">
+              <w:tcPr>
+                <w:tcW w:w="3744" w:type="dxa"/>
+              </w:tcPr>
+            </w:tcPrChange>
           </w:tcPr>
           <w:p>
             <w:r>
@@ -1252,6 +1286,11 @@
         <w:tc>
           <w:tcPr>
             <w:tcW w:w="2160" w:type="dxa"/>
+            <w:tcPrChange w:id="26" w:author="Borbon Munoz, Alvaro" w:date="2026-10-20T13:42:00Z" w16du:dateUtc="2026-10-20T19:42:00Z">
+              <w:tcPr>
+                <w:tcW w:w="2160" w:type="dxa"/>
+              </w:tcPr>
+            </w:tcPrChange>
           </w:tcPr>
           <w:p>
             <w:r>
@@ -1267,6 +1306,11 @@
         <w:tc>
           <w:tcPr>
             <w:tcW w:w="1080" w:type="dxa"/>
+            <w:tcPrChange w:id="27" w:author="Borbon Munoz, Alvaro" w:date="2026-10-20T13:42:00Z" w16du:dateUtc="2026-10-20T19:42:00Z">
+              <w:tcPr>
+                <w:tcW w:w="1080" w:type="dxa"/>
+              </w:tcPr>
+            </w:tcPrChange>
           </w:tcPr>
           <w:p>
             <w:r>
@@ -1279,7 +1323,12 @@
         </w:tc>
         <w:tc>
           <w:tcPr>
-            <w:tcW w:w="1368" w:type="dxa"/>
+            <w:tcW w:w="1435" w:type="dxa"/>
+            <w:tcPrChange w:id="28" w:author="Borbon Munoz, Alvaro" w:date="2026-10-20T13:42:00Z" w16du:dateUtc="2026-10-20T19:42:00Z">
+              <w:tcPr>
+                <w:tcW w:w="1368" w:type="dxa"/>
+              </w:tcPr>
+            </w:tcPrChange>
           </w:tcPr>
           <w:p>
             <w:r>
@@ -1294,7 +1343,13 @@
         </w:tc>
         <w:tc>
           <w:tcPr>
-            <w:tcW w:w="1656" w:type="dxa"/>
+            <w:tcW w:w="1589" w:type="dxa"/>
+            <w:tcPrChange w:id="29" w:author="Borbon Munoz, Alvaro" w:date="2026-10-20T13:42:00Z" w16du:dateUtc="2026-10-20T19:42:00Z">
+              <w:tcPr>
+                <w:tcW w:w="1656" w:type="dxa"/>
+                <w:gridSpan w:val="2"/>
+              </w:tcPr>
+            </w:tcPrChange>
           </w:tcPr>
           <w:p>
             <w:r>
@@ -1316,6 +1371,11 @@
         <w:tc>
           <w:tcPr>
             <w:tcW w:w="3744" w:type="dxa"/>
+            <w:tcPrChange w:id="30" w:author="Borbon Munoz, Alvaro" w:date="2026-10-20T13:42:00Z" w16du:dateUtc="2026-10-20T19:42:00Z">
+              <w:tcPr>
+                <w:tcW w:w="3744" w:type="dxa"/>
+              </w:tcPr>
+            </w:tcPrChange>
           </w:tcPr>
           <w:p>
             <w:r>
@@ -1343,43 +1403,18 @@
         <w:tc>
           <w:tcPr>
             <w:tcW w:w="2160" w:type="dxa"/>
-          </w:tcPr>
-          <w:p>
-            <w:r>
-              <w:rPr>
-                <w:sz w:val="16"/>
-              </w:rPr>
-              <w:t xml:space="preserve">Sí, condicionado a </w:t>
-            </w:r>
-            <w:r>
-              <w:rPr>
-                <w:sz w:val="16"/>
-              </w:rPr>
-              <w:t xml:space="preserve">reportar </w:t>
-            </w:r>
-            <w:r>
-              <w:rPr>
-                <w:sz w:val="16"/>
-              </w:rPr>
-              <w:t>la ejecución de Punta Sur</w:t>
-            </w:r>
-            <w:r>
-              <w:rPr>
-                <w:sz w:val="16"/>
-              </w:rPr>
-              <w:t xml:space="preserve"> del segundo semestre con ritmo </w:t>
-            </w:r>
-            <w:r>
-              <w:rPr>
-                <w:sz w:val="16"/>
-              </w:rPr>
-              <w:t>acelerado</w:t>
-            </w:r>
-            <w:r>
-              <w:rPr>
-                <w:sz w:val="16"/>
-              </w:rPr>
-              <w:t>.</w:t>
+            <w:tcPrChange w:id="31" w:author="Borbon Munoz, Alvaro" w:date="2026-10-20T13:42:00Z" w16du:dateUtc="2026-10-20T19:42:00Z">
+              <w:tcPr>
+                <w:tcW w:w="2160" w:type="dxa"/>
+              </w:tcPr>
+            </w:tcPrChange>
+          </w:tcPr>
+          <w:p>
+            <w:r>
+              <w:rPr>
+                <w:sz w:val="16"/>
+              </w:rPr>
+              <w:t xml:space="preserve">Sí, condicionado a reportar la ejecución de Punta Sur del segundo semestre con ritmo acelerado.</w:t>
             </w:r>
           </w:p>
         </w:tc>
@@ -1388,6 +1423,11 @@
         <w:tc>
           <w:tcPr>
             <w:tcW w:w="1080" w:type="dxa"/>
+            <w:tcPrChange w:id="32" w:author="Borbon Munoz, Alvaro" w:date="2026-10-20T13:42:00Z" w16du:dateUtc="2026-10-20T19:42:00Z">
+              <w:tcPr>
+                <w:tcW w:w="1080" w:type="dxa"/>
+              </w:tcPr>
+            </w:tcPrChange>
           </w:tcPr>
           <w:p>
             <w:r>
@@ -1400,7 +1440,12 @@
         </w:tc>
         <w:tc>
           <w:tcPr>
-            <w:tcW w:w="1368" w:type="dxa"/>
+            <w:tcW w:w="1435" w:type="dxa"/>
+            <w:tcPrChange w:id="33" w:author="Borbon Munoz, Alvaro" w:date="2026-10-20T13:42:00Z" w16du:dateUtc="2026-10-20T19:42:00Z">
+              <w:tcPr>
+                <w:tcW w:w="1368" w:type="dxa"/>
+              </w:tcPr>
+            </w:tcPrChange>
           </w:tcPr>
           <w:p>
             <w:r>
@@ -1415,7 +1460,13 @@
         </w:tc>
         <w:tc>
           <w:tcPr>
-            <w:tcW w:w="1656" w:type="dxa"/>
+            <w:tcW w:w="1589" w:type="dxa"/>
+            <w:tcPrChange w:id="34" w:author="Borbon Munoz, Alvaro" w:date="2026-10-20T13:42:00Z" w16du:dateUtc="2026-10-20T19:42:00Z">
+              <w:tcPr>
+                <w:tcW w:w="1656" w:type="dxa"/>
+                <w:gridSpan w:val="2"/>
+              </w:tcPr>
+            </w:tcPrChange>
           </w:tcPr>
           <w:p>
             <w:r>
@@ -1437,27 +1488,18 @@
         <w:tc>
           <w:tcPr>
             <w:tcW w:w="3744" w:type="dxa"/>
-          </w:tcPr>
-          <w:p>
-            <w:r>
-              <w:rPr>
-                <w:sz w:val="16"/>
-              </w:rPr>
-              <w:t>Registrar en diciembre las 3 DP entregadas en jul-</w:t>
-            </w:r>
-            <w:proofErr w:type="spellStart"/>
-            <w:r>
-              <w:rPr>
-                <w:sz w:val="16"/>
-              </w:rPr>
-              <w:t>ago</w:t>
-            </w:r>
-            <w:proofErr w:type="spellEnd"/>
-            <w:r>
-              <w:rPr>
-                <w:sz w:val="16"/>
-              </w:rPr>
-              <w:t xml:space="preserve"> → 3,0. Evitar más de US$3,9mn de pagos sin avance reconocido (si no, </w:t>
+            <w:tcPrChange w:id="35" w:author="Borbon Munoz, Alvaro" w:date="2026-10-20T13:42:00Z" w16du:dateUtc="2026-10-20T19:42:00Z">
+              <w:tcPr>
+                <w:tcW w:w="3744" w:type="dxa"/>
+              </w:tcPr>
+            </w:tcPrChange>
+          </w:tcPr>
+          <w:p>
+            <w:r>
+              <w:rPr>
+                <w:sz w:val="16"/>
+              </w:rPr>
+              <w:t xml:space="preserve">Registrar en diciembre las 3 DP entregadas en jul-ago → 3,0. Evitar más de US$3,9mn de pagos sin avance reconocido (si no, </w:t>
             </w:r>
             <w:r>
               <w:rPr>
@@ -1478,27 +1520,18 @@
         <w:tc>
           <w:tcPr>
             <w:tcW w:w="2160" w:type="dxa"/>
-          </w:tcPr>
-          <w:p>
-            <w:r>
-              <w:rPr>
-                <w:sz w:val="16"/>
-              </w:rPr>
-              <w:t xml:space="preserve">Sí (2,7 → 3,0) con hechos ya ocurridos y valores planeados; mejora frente a 2025 (alerta con </w:t>
-            </w:r>
-            <w:proofErr w:type="spellStart"/>
-            <w:r>
-              <w:rPr>
-                <w:sz w:val="16"/>
-              </w:rPr>
-              <w:t>override</w:t>
-            </w:r>
-            <w:proofErr w:type="spellEnd"/>
-            <w:r>
-              <w:rPr>
-                <w:sz w:val="16"/>
-              </w:rPr>
-              <w:t>).</w:t>
+            <w:tcPrChange w:id="36" w:author="Borbon Munoz, Alvaro" w:date="2026-10-20T13:42:00Z" w16du:dateUtc="2026-10-20T19:42:00Z">
+              <w:tcPr>
+                <w:tcW w:w="2160" w:type="dxa"/>
+              </w:tcPr>
+            </w:tcPrChange>
+          </w:tcPr>
+          <w:p>
+            <w:r>
+              <w:rPr>
+                <w:sz w:val="16"/>
+              </w:rPr>
+              <w:t>Sí (2,7 → 3,0) con hechos ya ocurridos y valores planeados; mejora frente a 2025 (alerta con override).</w:t>
             </w:r>
           </w:p>
         </w:tc>
@@ -1507,6 +1540,11 @@
         <w:tc>
           <w:tcPr>
             <w:tcW w:w="1080" w:type="dxa"/>
+            <w:tcPrChange w:id="37" w:author="Borbon Munoz, Alvaro" w:date="2026-10-20T13:42:00Z" w16du:dateUtc="2026-10-20T19:42:00Z">
+              <w:tcPr>
+                <w:tcW w:w="1080" w:type="dxa"/>
+              </w:tcPr>
+            </w:tcPrChange>
           </w:tcPr>
           <w:p>
             <w:r>
@@ -1519,7 +1557,12 @@
         </w:tc>
         <w:tc>
           <w:tcPr>
-            <w:tcW w:w="1368" w:type="dxa"/>
+            <w:tcW w:w="1435" w:type="dxa"/>
+            <w:tcPrChange w:id="38" w:author="Borbon Munoz, Alvaro" w:date="2026-10-20T13:42:00Z" w16du:dateUtc="2026-10-20T19:42:00Z">
+              <w:tcPr>
+                <w:tcW w:w="1368" w:type="dxa"/>
+              </w:tcPr>
+            </w:tcPrChange>
           </w:tcPr>
           <w:p>
             <w:r>
@@ -1534,7 +1577,13 @@
         </w:tc>
         <w:tc>
           <w:tcPr>
-            <w:tcW w:w="1656" w:type="dxa"/>
+            <w:tcW w:w="1589" w:type="dxa"/>
+            <w:tcPrChange w:id="39" w:author="Borbon Munoz, Alvaro" w:date="2026-10-20T13:42:00Z" w16du:dateUtc="2026-10-20T19:42:00Z">
+              <w:tcPr>
+                <w:tcW w:w="1656" w:type="dxa"/>
+                <w:gridSpan w:val="2"/>
+              </w:tcPr>
+            </w:tcPrChange>
           </w:tcPr>
           <w:p>
             <w:r>
@@ -1556,27 +1605,18 @@
         <w:tc>
           <w:tcPr>
             <w:tcW w:w="3744" w:type="dxa"/>
-          </w:tcPr>
-          <w:p>
-            <w:r>
-              <w:rPr>
-                <w:sz w:val="16"/>
-              </w:rPr>
-              <w:t xml:space="preserve">Mantener: no superar US$0,3mn de gasto sin avance reconocido en productos con </w:t>
-            </w:r>
-            <w:proofErr w:type="gramStart"/>
-            <w:r>
-              <w:rPr>
-                <w:sz w:val="16"/>
-              </w:rPr>
-              <w:t>meta física</w:t>
-            </w:r>
-            <w:proofErr w:type="gramEnd"/>
-            <w:r>
-              <w:rPr>
-                <w:sz w:val="16"/>
-              </w:rPr>
-              <w:t xml:space="preserve"> (si no, </w:t>
+            <w:tcPrChange w:id="40" w:author="Borbon Munoz, Alvaro" w:date="2026-10-20T13:42:00Z" w16du:dateUtc="2026-10-20T19:42:00Z">
+              <w:tcPr>
+                <w:tcW w:w="3744" w:type="dxa"/>
+              </w:tcPr>
+            </w:tcPrChange>
+          </w:tcPr>
+          <w:p>
+            <w:r>
+              <w:rPr>
+                <w:sz w:val="16"/>
+              </w:rPr>
+              <w:t xml:space="preserve">Mantener: no superar US$0,3mn de gasto sin avance reconocido en productos con meta física (si no, </w:t>
             </w:r>
             <w:r>
               <w:rPr>
@@ -1597,37 +1637,18 @@
         <w:tc>
           <w:tcPr>
             <w:tcW w:w="2160" w:type="dxa"/>
-          </w:tcPr>
-          <w:p>
-            <w:r>
-              <w:rPr>
-                <w:sz w:val="16"/>
-              </w:rPr>
-              <w:t xml:space="preserve">Se considera NO factible </w:t>
-            </w:r>
-            <w:r>
-              <w:rPr>
-                <w:sz w:val="16"/>
-              </w:rPr>
-              <w:t xml:space="preserve">mejorar más allá de alerta </w:t>
-            </w:r>
-            <w:r>
-              <w:rPr>
-                <w:sz w:val="16"/>
-              </w:rPr>
-              <w:t>en 2026</w:t>
-            </w:r>
-            <w:r>
-              <w:rPr>
-                <w:sz w:val="16"/>
-              </w:rPr>
-              <w:t xml:space="preserve"> (fue problema en 2025)</w:t>
-            </w:r>
-            <w:r>
-              <w:rPr>
-                <w:sz w:val="16"/>
-              </w:rPr>
-              <w:t>.</w:t>
+            <w:tcPrChange w:id="41" w:author="Borbon Munoz, Alvaro" w:date="2026-10-20T13:42:00Z" w16du:dateUtc="2026-10-20T19:42:00Z">
+              <w:tcPr>
+                <w:tcW w:w="2160" w:type="dxa"/>
+              </w:tcPr>
+            </w:tcPrChange>
+          </w:tcPr>
+          <w:p>
+            <w:r>
+              <w:rPr>
+                <w:sz w:val="16"/>
+              </w:rPr>
+              <w:t xml:space="preserve">Se considera NO factible mejorar más allá de alerta en 2026 (fue problema en 2025).</w:t>
             </w:r>
           </w:p>
         </w:tc>
@@ -1636,6 +1657,11 @@
         <w:tc>
           <w:tcPr>
             <w:tcW w:w="1080" w:type="dxa"/>
+            <w:tcPrChange w:id="42" w:author="Borbon Munoz, Alvaro" w:date="2026-10-20T13:42:00Z" w16du:dateUtc="2026-10-20T19:42:00Z">
+              <w:tcPr>
+                <w:tcW w:w="1080" w:type="dxa"/>
+              </w:tcPr>
+            </w:tcPrChange>
           </w:tcPr>
           <w:p>
             <w:r>
@@ -1648,7 +1674,12 @@
         </w:tc>
         <w:tc>
           <w:tcPr>
-            <w:tcW w:w="1368" w:type="dxa"/>
+            <w:tcW w:w="1435" w:type="dxa"/>
+            <w:tcPrChange w:id="43" w:author="Borbon Munoz, Alvaro" w:date="2026-10-20T13:42:00Z" w16du:dateUtc="2026-10-20T19:42:00Z">
+              <w:tcPr>
+                <w:tcW w:w="1368" w:type="dxa"/>
+              </w:tcPr>
+            </w:tcPrChange>
           </w:tcPr>
           <w:p>
             <w:r>
@@ -1663,7 +1694,13 @@
         </w:tc>
         <w:tc>
           <w:tcPr>
-            <w:tcW w:w="1656" w:type="dxa"/>
+            <w:tcW w:w="1589" w:type="dxa"/>
+            <w:tcPrChange w:id="44" w:author="Borbon Munoz, Alvaro" w:date="2026-10-20T13:42:00Z" w16du:dateUtc="2026-10-20T19:42:00Z">
+              <w:tcPr>
+                <w:tcW w:w="1656" w:type="dxa"/>
+                <w:gridSpan w:val="2"/>
+              </w:tcPr>
+            </w:tcPrChange>
           </w:tcPr>
           <w:p>
             <w:r>
@@ -1685,33 +1722,29 @@
         <w:tc>
           <w:tcPr>
             <w:tcW w:w="3744" w:type="dxa"/>
-          </w:tcPr>
-          <w:p>
-            <w:r>
-              <w:rPr>
-                <w:sz w:val="16"/>
-              </w:rPr>
-              <w:t xml:space="preserve">Se mantiene </w:t>
-            </w:r>
-            <w:proofErr w:type="spellStart"/>
-            <w:r>
-              <w:rPr>
-                <w:sz w:val="16"/>
-              </w:rPr>
-              <w:t>aun</w:t>
-            </w:r>
-            <w:proofErr w:type="spellEnd"/>
-            <w:r>
-              <w:rPr>
-                <w:sz w:val="16"/>
-              </w:rPr>
-              <w:t xml:space="preserve"> si supera 19,6 meses desde el 95% desembolsado (2,6).</w:t>
+            <w:tcPrChange w:id="45" w:author="Borbon Munoz, Alvaro" w:date="2026-10-20T13:42:00Z" w16du:dateUtc="2026-10-20T19:42:00Z">
+              <w:tcPr>
+                <w:tcW w:w="3744" w:type="dxa"/>
+              </w:tcPr>
+            </w:tcPrChange>
+          </w:tcPr>
+          <w:p>
+            <w:r>
+              <w:rPr>
+                <w:sz w:val="16"/>
+              </w:rPr>
+              <w:t>Se mantiene aun si supera 19,6 meses desde el 95% desembolsado (2,6).</w:t>
             </w:r>
           </w:p>
         </w:tc>
         <w:tc>
           <w:tcPr>
             <w:tcW w:w="2160" w:type="dxa"/>
+            <w:tcPrChange w:id="46" w:author="Borbon Munoz, Alvaro" w:date="2026-10-20T13:42:00Z" w16du:dateUtc="2026-10-20T19:42:00Z">
+              <w:tcPr>
+                <w:tcW w:w="2160" w:type="dxa"/>
+              </w:tcPr>
+            </w:tcPrChange>
           </w:tcPr>
           <w:p>
             <w:r>
@@ -1727,6 +1760,11 @@
         <w:tc>
           <w:tcPr>
             <w:tcW w:w="1080" w:type="dxa"/>
+            <w:tcPrChange w:id="47" w:author="Borbon Munoz, Alvaro" w:date="2026-10-20T13:42:00Z" w16du:dateUtc="2026-10-20T19:42:00Z">
+              <w:tcPr>
+                <w:tcW w:w="1080" w:type="dxa"/>
+              </w:tcPr>
+            </w:tcPrChange>
           </w:tcPr>
           <w:p>
             <w:r>
@@ -1739,7 +1777,12 @@
         </w:tc>
         <w:tc>
           <w:tcPr>
-            <w:tcW w:w="1368" w:type="dxa"/>
+            <w:tcW w:w="1435" w:type="dxa"/>
+            <w:tcPrChange w:id="48" w:author="Borbon Munoz, Alvaro" w:date="2026-10-20T13:42:00Z" w16du:dateUtc="2026-10-20T19:42:00Z">
+              <w:tcPr>
+                <w:tcW w:w="1368" w:type="dxa"/>
+              </w:tcPr>
+            </w:tcPrChange>
           </w:tcPr>
           <w:p>
             <w:r>
@@ -1754,7 +1797,13 @@
         </w:tc>
         <w:tc>
           <w:tcPr>
-            <w:tcW w:w="1656" w:type="dxa"/>
+            <w:tcW w:w="1589" w:type="dxa"/>
+            <w:tcPrChange w:id="49" w:author="Borbon Munoz, Alvaro" w:date="2026-10-20T13:42:00Z" w16du:dateUtc="2026-10-20T19:42:00Z">
+              <w:tcPr>
+                <w:tcW w:w="1656" w:type="dxa"/>
+                <w:gridSpan w:val="2"/>
+              </w:tcPr>
+            </w:tcPrChange>
           </w:tcPr>
           <w:p>
             <w:r>
@@ -1776,6 +1825,11 @@
         <w:tc>
           <w:tcPr>
             <w:tcW w:w="3744" w:type="dxa"/>
+            <w:tcPrChange w:id="50" w:author="Borbon Munoz, Alvaro" w:date="2026-10-20T13:42:00Z" w16du:dateUtc="2026-10-20T19:42:00Z">
+              <w:tcPr>
+                <w:tcW w:w="3744" w:type="dxa"/>
+              </w:tcPr>
+            </w:tcPrChange>
           </w:tcPr>
           <w:p>
             <w:r>
@@ -1803,6 +1857,11 @@
         <w:tc>
           <w:tcPr>
             <w:tcW w:w="2160" w:type="dxa"/>
+            <w:tcPrChange w:id="51" w:author="Borbon Munoz, Alvaro" w:date="2026-10-20T13:42:00Z" w16du:dateUtc="2026-10-20T19:42:00Z">
+              <w:tcPr>
+                <w:tcW w:w="2160" w:type="dxa"/>
+              </w:tcPr>
+            </w:tcPrChange>
           </w:tcPr>
           <w:p>
             <w:r>
@@ -1818,6 +1877,11 @@
         <w:tc>
           <w:tcPr>
             <w:tcW w:w="1080" w:type="dxa"/>
+            <w:tcPrChange w:id="52" w:author="Borbon Munoz, Alvaro" w:date="2026-10-20T13:42:00Z" w16du:dateUtc="2026-10-20T19:42:00Z">
+              <w:tcPr>
+                <w:tcW w:w="1080" w:type="dxa"/>
+              </w:tcPr>
+            </w:tcPrChange>
           </w:tcPr>
           <w:p>
             <w:r>
@@ -1830,7 +1894,12 @@
         </w:tc>
         <w:tc>
           <w:tcPr>
-            <w:tcW w:w="1368" w:type="dxa"/>
+            <w:tcW w:w="1435" w:type="dxa"/>
+            <w:tcPrChange w:id="53" w:author="Borbon Munoz, Alvaro" w:date="2026-10-20T13:42:00Z" w16du:dateUtc="2026-10-20T19:42:00Z">
+              <w:tcPr>
+                <w:tcW w:w="1368" w:type="dxa"/>
+              </w:tcPr>
+            </w:tcPrChange>
           </w:tcPr>
           <w:p>
             <w:r>
@@ -1845,7 +1914,13 @@
         </w:tc>
         <w:tc>
           <w:tcPr>
-            <w:tcW w:w="1656" w:type="dxa"/>
+            <w:tcW w:w="1589" w:type="dxa"/>
+            <w:tcPrChange w:id="54" w:author="Borbon Munoz, Alvaro" w:date="2026-10-20T13:42:00Z" w16du:dateUtc="2026-10-20T19:42:00Z">
+              <w:tcPr>
+                <w:tcW w:w="1656" w:type="dxa"/>
+                <w:gridSpan w:val="2"/>
+              </w:tcPr>
+            </w:tcPrChange>
           </w:tcPr>
           <w:p>
             <w:r>
@@ -1860,21 +1935,28 @@
               <w:rPr>
                 <w:sz w:val="16"/>
               </w:rPr>
-              <w:t xml:space="preserve"> (554 </w:t>
-            </w:r>
-            <w:proofErr w:type="gramStart"/>
-            <w:r>
-              <w:rPr>
-                <w:sz w:val="16"/>
-              </w:rPr>
-              <w:t>días)*</w:t>
-            </w:r>
-            <w:proofErr w:type="gramEnd"/>
+              <w:t xml:space="preserve"> (554 días)</w:t>
+            </w:r>
+            <w:ins w:id="9002" w:author="Claude" w:date="2026-10-20T20:15:00Z">
+              <w:r>
+                <w:rPr>
+                  <w:rStyle w:val="FootnoteReference"/>
+                  <w:sz w:val="16"/>
+                </w:rPr>
+                <w:footnoteReference w:customMarkFollows="1" w:id="3"/>
+                <w:t>*</w:t>
+              </w:r>
+            </w:ins>
           </w:p>
         </w:tc>
         <w:tc>
           <w:tcPr>
             <w:tcW w:w="3744" w:type="dxa"/>
+            <w:tcPrChange w:id="56" w:author="Borbon Munoz, Alvaro" w:date="2026-10-20T13:42:00Z" w16du:dateUtc="2026-10-20T19:42:00Z">
+              <w:tcPr>
+                <w:tcW w:w="3744" w:type="dxa"/>
+              </w:tcPr>
+            </w:tcPrChange>
           </w:tcPr>
           <w:p>
             <w:r>
@@ -1902,6 +1984,11 @@
         <w:tc>
           <w:tcPr>
             <w:tcW w:w="2160" w:type="dxa"/>
+            <w:tcPrChange w:id="57" w:author="Borbon Munoz, Alvaro" w:date="2026-10-20T13:42:00Z" w16du:dateUtc="2026-10-20T19:42:00Z">
+              <w:tcPr>
+                <w:tcW w:w="2160" w:type="dxa"/>
+              </w:tcPr>
+            </w:tcPrChange>
           </w:tcPr>
           <w:p>
             <w:r>
@@ -1917,6 +2004,11 @@
         <w:tc>
           <w:tcPr>
             <w:tcW w:w="1080" w:type="dxa"/>
+            <w:tcPrChange w:id="58" w:author="Borbon Munoz, Alvaro" w:date="2026-10-20T13:42:00Z" w16du:dateUtc="2026-10-20T19:42:00Z">
+              <w:tcPr>
+                <w:tcW w:w="1080" w:type="dxa"/>
+              </w:tcPr>
+            </w:tcPrChange>
           </w:tcPr>
           <w:p>
             <w:r>
@@ -1929,7 +2021,12 @@
         </w:tc>
         <w:tc>
           <w:tcPr>
-            <w:tcW w:w="1368" w:type="dxa"/>
+            <w:tcW w:w="1435" w:type="dxa"/>
+            <w:tcPrChange w:id="59" w:author="Borbon Munoz, Alvaro" w:date="2026-10-20T13:42:00Z" w16du:dateUtc="2026-10-20T19:42:00Z">
+              <w:tcPr>
+                <w:tcW w:w="1368" w:type="dxa"/>
+              </w:tcPr>
+            </w:tcPrChange>
           </w:tcPr>
           <w:p>
             <w:r>
@@ -1944,7 +2041,13 @@
         </w:tc>
         <w:tc>
           <w:tcPr>
-            <w:tcW w:w="1656" w:type="dxa"/>
+            <w:tcW w:w="1589" w:type="dxa"/>
+            <w:tcPrChange w:id="60" w:author="Borbon Munoz, Alvaro" w:date="2026-10-20T13:42:00Z" w16du:dateUtc="2026-10-20T19:42:00Z">
+              <w:tcPr>
+                <w:tcW w:w="1656" w:type="dxa"/>
+                <w:gridSpan w:val="2"/>
+              </w:tcPr>
+            </w:tcPrChange>
           </w:tcPr>
           <w:p>
             <w:r>
@@ -1966,6 +2069,11 @@
         <w:tc>
           <w:tcPr>
             <w:tcW w:w="3744" w:type="dxa"/>
+            <w:tcPrChange w:id="61" w:author="Borbon Munoz, Alvaro" w:date="2026-10-20T13:42:00Z" w16du:dateUtc="2026-10-20T19:42:00Z">
+              <w:tcPr>
+                <w:tcW w:w="3744" w:type="dxa"/>
+              </w:tcPr>
+            </w:tcPrChange>
           </w:tcPr>
           <w:p>
             <w:r>
@@ -2021,6 +2129,11 @@
         <w:tc>
           <w:tcPr>
             <w:tcW w:w="2160" w:type="dxa"/>
+            <w:tcPrChange w:id="62" w:author="Borbon Munoz, Alvaro" w:date="2026-10-20T13:42:00Z" w16du:dateUtc="2026-10-20T19:42:00Z">
+              <w:tcPr>
+                <w:tcW w:w="2160" w:type="dxa"/>
+              </w:tcPr>
+            </w:tcPrChange>
           </w:tcPr>
           <w:p>
             <w:r>
@@ -2046,17 +2159,9 @@
         <w:jc w:val="both"/>
       </w:pPr>
       <w:r>
-        <w:t xml:space="preserve">Tres operaciones requieren prórroga del plazo de desembolsos en el corto plazo: CR-L1032 (vence 13-nov-2026), CR-L1137 (17-mar-2027) y CR-J0002 (5-abr-2027). Además, CR-L1139 (vence 29-sep-2027) deberá iniciar el trámite en el I semestre de 2027. Como las metas 2026 están bloqueadas, la prórroga no mejora la calificación de 2026; lo importante es ajustar las metas 2027 </w:t>
-      </w:r>
-      <w:r>
+        <w:t xml:space="preserve">Tres operaciones requieren prórroga del plazo de desembolsos en el corto plazo: CR-L1032 (vence 13-nov-2026), CR-L1137 (17-mar-2027) y CR-J0002 (5-abr-2027). Además, CR-L1139 (vence 29-sep-2027) deberá iniciar el trámite en el I semestre de 2027. Como las metas 2026 están bloqueadas, la prórroga no mejora la calificación de 2026; lo importante es ajustar las metas 2027 antes de su </w:t>
         <w:lastRenderedPageBreak/>
-        <w:t>antes de su bloqueo en marzo de 2027, para que el ciclo 2027 no se califique contra metas que ya se sabe no se cumplirán</w:t>
-      </w:r>
-      <w:r>
-        <w:t xml:space="preserve"> (lo que sucedió con PIT en 2026, por lo que terminará en PROBLEMA)</w:t>
-      </w:r>
-      <w:r>
-        <w:t>.</w:t>
+        <w:t xml:space="preserve">bloqueo en marzo de 2027, para que el ciclo 2027 no se califique contra metas que ya se sabe no se cumplirán (lo que sucedió con PIT en 2026, por lo que terminará en PROBLEMA).</w:t>
       </w:r>
     </w:p>
     <w:p>
@@ -2064,57 +2169,7 @@
         <w:jc w:val="both"/>
       </w:pPr>
       <w:r>
-        <w:t xml:space="preserve">Etapa 1: CR-L1152 aparecerá en problema </w:t>
-      </w:r>
-      <w:r>
-        <w:t xml:space="preserve">en el sistema </w:t>
-      </w:r>
-      <w:r>
-        <w:t>en el próximo ciclo si no se ratifica (superó 626,5 días desde aprobación), y CR-L1156 está en rango de alerta</w:t>
-      </w:r>
-      <w:r>
-        <w:t xml:space="preserve"> (llegaría a problema en marzo 2027)</w:t>
-      </w:r>
-      <w:r>
-        <w:t xml:space="preserve">. CR-L1157 alcanzó la elegibilidad el 6-oct-2026 (180 días desde la vigencia, en rango de </w:t>
-      </w:r>
-      <w:proofErr w:type="gramStart"/>
-      <w:r>
-        <w:t>alerta</w:t>
-      </w:r>
-      <w:proofErr w:type="gramEnd"/>
-      <w:r>
-        <w:t xml:space="preserve"> pero antes del umbral de problema)</w:t>
-      </w:r>
-      <w:r>
-        <w:t xml:space="preserve">, </w:t>
-      </w:r>
-      <w:r>
-        <w:t xml:space="preserve">pero la clasificación de 2026 no se realizará con base en el tiempo para alcanzar la elegibilidad pues ya ahora </w:t>
-      </w:r>
-      <w:r>
-        <w:t>pasa a etapa 2</w:t>
-      </w:r>
-      <w:r>
-        <w:t xml:space="preserve"> (desembolsando)</w:t>
-      </w:r>
-      <w:r>
-        <w:t xml:space="preserve"> </w:t>
-      </w:r>
-      <w:r>
-        <w:t xml:space="preserve">y </w:t>
-      </w:r>
-      <w:r>
-        <w:t xml:space="preserve">la </w:t>
-      </w:r>
-      <w:r>
-        <w:t xml:space="preserve">clasificación de 2026 dependerá del ajuste de las metas del plan inicial, </w:t>
-      </w:r>
-      <w:r>
-        <w:t>la que se puede realizar</w:t>
-      </w:r>
-      <w:r>
-        <w:t xml:space="preserve"> hasta el ciclo de marzo de 2027.</w:t>
+        <w:t xml:space="preserve">Etapa 1: CR-L1152 aparecerá en problema en el sistema en el próximo ciclo si no se ratifica (superó 626,5 días desde aprobación), y CR-L1156 está en rango de alerta (llegaría a problema en marzo 2027). CR-L1157 alcanzó la elegibilidad el 6-oct-2026 (180 días desde la vigencia, en rango de alerta pero antes del umbral de problema), pero la clasificación de 2026 no se realizará con base en el tiempo para alcanzar la elegibilidad pues ya ahora pasa a etapa 2 (desembolsando) y la clasificación de 2026 dependerá del ajuste de las metas del plan inicial, la que se puede realizar hasta el ciclo de marzo de 2027.</w:t>
       </w:r>
     </w:p>
     <w:p>
@@ -2138,43 +2193,7 @@
           <w:color w:val="0F4761"/>
           <w:sz w:val="32"/>
         </w:rPr>
-        <w:t xml:space="preserve">CR-L1032 </w:t>
-      </w:r>
-      <w:proofErr w:type="spellStart"/>
-      <w:r>
-        <w:rPr>
-          <w:rFonts w:asciiTheme="majorHAnsi" w:eastAsiaTheme="majorHAnsi" w:hAnsiTheme="majorHAnsi"/>
-          <w:color w:val="0F4761"/>
-          <w:sz w:val="32"/>
-        </w:rPr>
-        <w:t>Infrastructure</w:t>
-      </w:r>
-      <w:proofErr w:type="spellEnd"/>
-      <w:r>
-        <w:rPr>
-          <w:rFonts w:asciiTheme="majorHAnsi" w:eastAsiaTheme="majorHAnsi" w:hAnsiTheme="majorHAnsi"/>
-          <w:color w:val="0F4761"/>
-          <w:sz w:val="32"/>
-        </w:rPr>
-        <w:t xml:space="preserve"> </w:t>
-      </w:r>
-      <w:proofErr w:type="spellStart"/>
-      <w:r>
-        <w:rPr>
-          <w:rFonts w:asciiTheme="majorHAnsi" w:eastAsiaTheme="majorHAnsi" w:hAnsiTheme="majorHAnsi"/>
-          <w:color w:val="0F4761"/>
-          <w:sz w:val="32"/>
-        </w:rPr>
-        <w:t>Transport</w:t>
-      </w:r>
-      <w:proofErr w:type="spellEnd"/>
-      <w:r>
-        <w:rPr>
-          <w:rFonts w:asciiTheme="majorHAnsi" w:eastAsiaTheme="majorHAnsi" w:hAnsiTheme="majorHAnsi"/>
-          <w:color w:val="0F4761"/>
-          <w:sz w:val="32"/>
-        </w:rPr>
-        <w:t xml:space="preserve"> Program (PIT) (</w:t>
+        <w:t>CR-L1032 Infrastructure Transport Program (PIT) (</w:t>
       </w:r>
       <w:r>
         <w:rPr>
@@ -2220,13 +2239,7 @@
         <w:rPr>
           <w:rStyle w:val="IntenseEmphasis"/>
         </w:rPr>
-        <w:t xml:space="preserve">Probabilidad de alcanzar los objetivos de desarrollo: </w:t>
-      </w:r>
-      <w:r>
-        <w:rPr>
-          <w:rStyle w:val="IntenseEmphasis"/>
-        </w:rPr>
-        <w:t>Media</w:t>
+        <w:t xml:space="preserve">Probabilidad de alcanzar los objetivos de desarrollo: Media</w:t>
       </w:r>
     </w:p>
     <w:p>
@@ -2248,7 +2261,15 @@
           <w:i w:val="0"/>
           <w:color w:val="auto"/>
           <w:sz w:val="18"/>
-          <w:highlight w:val="yellow"/>
+          <w:rPrChange w:id="63" w:author="Borbon Munoz, Alvaro" w:date="2026-10-20T13:47:00Z" w16du:dateUtc="2026-10-20T19:47:00Z">
+            <w:rPr>
+              <w:rStyle w:val="IntenseEmphasis"/>
+              <w:i w:val="0"/>
+              <w:color w:val="auto"/>
+              <w:sz w:val="18"/>
+              <w:highlight w:val="yellow"/>
+            </w:rPr>
+          </w:rPrChange>
         </w:rPr>
         <w:t>media</w:t>
       </w:r>
@@ -2451,19 +2472,7 @@
         <w:t>alerta</w:t>
       </w:r>
       <w:r>
-        <w:t xml:space="preserve">. Según el simulador, la caída de SPI(a) y CPI(a) responde a las metas P(a) 2026 sin avance físico de Barranca–Limonal (49 km; efecto −0,17 sobre SPI(a) y −0,22 sobre CPI(a)) y de RN-35 (18 km; −0,30 y −0,10), que no se reprogramaron </w:t>
-      </w:r>
-      <w:r>
-        <w:t xml:space="preserve">como lo recomendó la representación, </w:t>
-      </w:r>
-      <w:r>
-        <w:t>por instrucción de TSP</w:t>
-      </w:r>
-      <w:r>
-        <w:t xml:space="preserve"> al jefe de equipo</w:t>
-      </w:r>
-      <w:r>
-        <w:t>.</w:t>
+        <w:t xml:space="preserve">. Según el simulador, la caída de SPI(a) y CPI(a) responde a las metas P(a) 2026 sin avance físico de Barranca–Limonal (49 km; efecto −0,17 sobre SPI(a) y −0,22 sobre CPI(a)) y de RN-35 (18 km; −0,30 y −0,10), que no se reprogramaron como lo recomendó la representación, por instrucción de TSP al jefe de equipo.</w:t>
       </w:r>
     </w:p>
     <w:p>
@@ -2471,15 +2480,7 @@
         <w:jc w:val="both"/>
       </w:pPr>
       <w:r>
-        <w:t xml:space="preserve">Con los </w:t>
-      </w:r>
-      <w:proofErr w:type="spellStart"/>
-      <w:r>
-        <w:t>benchmarks</w:t>
-      </w:r>
-      <w:proofErr w:type="spellEnd"/>
-      <w:r>
-        <w:t xml:space="preserve"> a diciembre de 2026, el indicador de desembolsos necesita al menos 83,8% acumulado (≈US$377mn; +US$29mn) para pasar a </w:t>
+        <w:t xml:space="preserve">Con los benchmarks a diciembre de 2026, el indicador de desembolsos necesita al menos 83,8% acumulado (≈US$377mn; +US$29mn) para pasar a </w:t>
       </w:r>
       <w:r>
         <w:rPr>
@@ -2517,19 +2518,7 @@
         <w:rPr>
           <w:rStyle w:val="IntenseEmphasis"/>
         </w:rPr>
-        <w:t xml:space="preserve">Escenarios </w:t>
-      </w:r>
-      <w:r>
-        <w:rPr>
-          <w:rStyle w:val="IntenseEmphasis"/>
-        </w:rPr>
-        <w:t xml:space="preserve">evaluados </w:t>
-      </w:r>
-      <w:r>
-        <w:rPr>
-          <w:rStyle w:val="IntenseEmphasis"/>
-        </w:rPr>
-        <w:t>al cierre de 2026</w:t>
+        <w:t xml:space="preserve">Escenarios evaluados al cierre de 2026</w:t>
       </w:r>
     </w:p>
     <w:tbl>
@@ -2570,21 +2559,12 @@
             <w:shd w:val="clear" w:color="auto" w:fill="D9E2F3"/>
           </w:tcPr>
           <w:p>
-            <w:proofErr w:type="spellStart"/>
-            <w:r>
-              <w:rPr>
-                <w:b/>
-                <w:sz w:val="16"/>
-              </w:rPr>
-              <w:t>Desemb</w:t>
-            </w:r>
-            <w:proofErr w:type="spellEnd"/>
-            <w:r>
-              <w:rPr>
-                <w:b/>
-                <w:sz w:val="16"/>
-              </w:rPr>
-              <w:t>.</w:t>
+            <w:r>
+              <w:rPr>
+                <w:b/>
+                <w:sz w:val="16"/>
+              </w:rPr>
+              <w:t>Desemb.</w:t>
             </w:r>
           </w:p>
         </w:tc>
@@ -2713,16 +2693,8 @@
               <w:rPr>
                 <w:sz w:val="16"/>
               </w:rPr>
-              <w:t xml:space="preserve">0,54 </w:t>
-            </w:r>
-            <w:proofErr w:type="gramStart"/>
-            <w:r>
-              <w:rPr>
-                <w:sz w:val="16"/>
-              </w:rPr>
-              <w:t>A</w:t>
-            </w:r>
-            <w:proofErr w:type="gramEnd"/>
+              <w:t>0,54 A</w:t>
+            </w:r>
           </w:p>
         </w:tc>
         <w:tc>
@@ -2747,16 +2719,8 @@
               <w:rPr>
                 <w:sz w:val="16"/>
               </w:rPr>
-              <w:t xml:space="preserve">0,69 </w:t>
-            </w:r>
-            <w:proofErr w:type="gramStart"/>
-            <w:r>
-              <w:rPr>
-                <w:sz w:val="16"/>
-              </w:rPr>
-              <w:t>A</w:t>
-            </w:r>
-            <w:proofErr w:type="gramEnd"/>
+              <w:t>0,69 A</w:t>
+            </w:r>
           </w:p>
         </w:tc>
         <w:tc>
@@ -2830,16 +2794,8 @@
               <w:rPr>
                 <w:sz w:val="16"/>
               </w:rPr>
-              <w:t xml:space="preserve">0,54 </w:t>
-            </w:r>
-            <w:proofErr w:type="gramStart"/>
-            <w:r>
-              <w:rPr>
-                <w:sz w:val="16"/>
-              </w:rPr>
-              <w:t>A</w:t>
-            </w:r>
-            <w:proofErr w:type="gramEnd"/>
+              <w:t>0,54 A</w:t>
+            </w:r>
           </w:p>
         </w:tc>
         <w:tc>
@@ -2864,16 +2820,8 @@
               <w:rPr>
                 <w:sz w:val="16"/>
               </w:rPr>
-              <w:t xml:space="preserve">0,69 </w:t>
-            </w:r>
-            <w:proofErr w:type="gramStart"/>
-            <w:r>
-              <w:rPr>
-                <w:sz w:val="16"/>
-              </w:rPr>
-              <w:t>A</w:t>
-            </w:r>
-            <w:proofErr w:type="gramEnd"/>
+              <w:t>0,69 A</w:t>
+            </w:r>
           </w:p>
         </w:tc>
         <w:tc>
@@ -2947,16 +2895,8 @@
               <w:rPr>
                 <w:sz w:val="16"/>
               </w:rPr>
-              <w:t xml:space="preserve">0,54 </w:t>
-            </w:r>
-            <w:proofErr w:type="gramStart"/>
-            <w:r>
-              <w:rPr>
-                <w:sz w:val="16"/>
-              </w:rPr>
-              <w:t>A</w:t>
-            </w:r>
-            <w:proofErr w:type="gramEnd"/>
+              <w:t>0,54 A</w:t>
+            </w:r>
           </w:p>
         </w:tc>
         <w:tc>
@@ -2981,16 +2921,8 @@
               <w:rPr>
                 <w:sz w:val="16"/>
               </w:rPr>
-              <w:t xml:space="preserve">0,69 </w:t>
-            </w:r>
-            <w:proofErr w:type="gramStart"/>
-            <w:r>
-              <w:rPr>
-                <w:sz w:val="16"/>
-              </w:rPr>
-              <w:t>A</w:t>
-            </w:r>
-            <w:proofErr w:type="gramEnd"/>
+              <w:t>0,69 A</w:t>
+            </w:r>
           </w:p>
         </w:tc>
         <w:tc>
@@ -3064,16 +2996,8 @@
               <w:rPr>
                 <w:sz w:val="16"/>
               </w:rPr>
-              <w:t xml:space="preserve">0,54 </w:t>
-            </w:r>
-            <w:proofErr w:type="gramStart"/>
-            <w:r>
-              <w:rPr>
-                <w:sz w:val="16"/>
-              </w:rPr>
-              <w:t>A</w:t>
-            </w:r>
-            <w:proofErr w:type="gramEnd"/>
+              <w:t>0,54 A</w:t>
+            </w:r>
           </w:p>
         </w:tc>
         <w:tc>
@@ -3098,16 +3022,8 @@
               <w:rPr>
                 <w:sz w:val="16"/>
               </w:rPr>
-              <w:t xml:space="preserve">0,65 </w:t>
-            </w:r>
-            <w:proofErr w:type="gramStart"/>
-            <w:r>
-              <w:rPr>
-                <w:sz w:val="16"/>
-              </w:rPr>
-              <w:t>A</w:t>
-            </w:r>
-            <w:proofErr w:type="gramEnd"/>
+              <w:t>0,65 A</w:t>
+            </w:r>
           </w:p>
         </w:tc>
         <w:tc>
@@ -3253,18 +3169,8 @@
       </w:r>
       <w:r>
         <w:t xml:space="preserve"> (2,0). Opciones: cargar al PIT gastos elegibles de RN-35 (gerenciamiento técnico, verificación de calidad) y los pagos pendientes de obras complementarias y </w:t>
-      </w:r>
-      <w:r>
         <w:lastRenderedPageBreak/>
-        <w:t xml:space="preserve">expropiaciones. Con la prórroga, el plazo para desembolsar se extendería, pero el </w:t>
-      </w:r>
-      <w:proofErr w:type="spellStart"/>
-      <w:r>
-        <w:t>benchmark</w:t>
-      </w:r>
-      <w:proofErr w:type="spellEnd"/>
-      <w:r>
-        <w:t xml:space="preserve"> de diciembre no cambia.</w:t>
+        <w:t>expropiaciones. Con la prórroga, el plazo para desembolsar se extendería, pero el benchmark de diciembre no cambia.</w:t>
       </w:r>
     </w:p>
     <w:p>
@@ -3273,16 +3179,7 @@
         <w:jc w:val="both"/>
       </w:pPr>
       <w:r>
-        <w:t>• SPI(a) y CPI(a) están en alerta porque las metas 2026 bloqueadas de Barranca–Limonal (49 km) y RN-35 (18 km) no tendrán km terminados en 2026. Llevarlos a satisfactorio exigiría unos US$95mn de valor ganado adicional (EV(a) ≥US$289mn), lo que no es factible</w:t>
-      </w:r>
-      <w:r>
-        <w:t xml:space="preserve">, pero con una extensión se podrían mover esas metas a años futuros, mejorando la posibilidad de </w:t>
-      </w:r>
-      <w:r>
-        <w:t>mejorar la calificación en 2027</w:t>
-      </w:r>
-      <w:r>
-        <w:t>.</w:t>
+        <w:t xml:space="preserve">• SPI(a) y CPI(a) están en alerta porque las metas 2026 bloqueadas de Barranca–Limonal (49 km) y RN-35 (18 km) no tendrán km terminados en 2026. Llevarlos a satisfactorio exigiría unos US$95mn de valor ganado adicional (EV(a) ≥US$289mn), lo que no es factible, pero con una extensión se podrían mover esas metas a años futuros, mejorando la posibilidad de mejorar la calificación en 2027.</w:t>
       </w:r>
     </w:p>
     <w:p>
@@ -3308,172 +3205,129 @@
       <w:pPr>
         <w:jc w:val="both"/>
         <w:rPr>
+          <w:del w:id="64" w:author="Borbon Munoz, Alvaro" w:date="2026-10-20T13:49:00Z" w16du:dateUtc="2026-10-20T19:49:00Z"/>
           <w:rStyle w:val="IntenseEmphasis"/>
           <w:color w:val="auto"/>
           <w:sz w:val="18"/>
         </w:rPr>
       </w:pPr>
+      <w:del w:id="65" w:author="Borbon Munoz, Alvaro" w:date="2026-10-20T13:49:00Z" w16du:dateUtc="2026-10-20T19:49:00Z">
+        <w:r>
+          <w:rPr>
+            <w:rStyle w:val="IntenseEmphasis"/>
+            <w:color w:val="auto"/>
+            <w:sz w:val="18"/>
+          </w:rPr>
+          <w:delText xml:space="preserve">El estado de implementación indica desembolsos acumulados del 80%, mientras que el sistema registra 77,33% (US$348mn). </w:delText>
+        </w:r>
+      </w:del>
+    </w:p>
+    <w:p>
+      <w:pPr>
+        <w:jc w:val="both"/>
+      </w:pPr>
       <w:r>
         <w:rPr>
           <w:rStyle w:val="IntenseEmphasis"/>
           <w:color w:val="auto"/>
           <w:sz w:val="18"/>
         </w:rPr>
-        <w:t xml:space="preserve">El estado de implementación indica desembolsos acumulados del 80%, mientras que el sistema registra 77,33% (US$348mn). </w:t>
-      </w:r>
-    </w:p>
-    <w:p>
-      <w:pPr>
-        <w:jc w:val="both"/>
-      </w:pPr>
+        <w:t>Se</w:t>
+      </w:r>
+      <w:ins w:id="66" w:author="Borbon Munoz, Alvaro" w:date="2026-10-20T13:49:00Z" w16du:dateUtc="2026-10-20T19:49:00Z">
+        <w:r>
+          <w:rPr>
+            <w:rStyle w:val="IntenseEmphasis"/>
+            <w:color w:val="auto"/>
+            <w:sz w:val="18"/>
+          </w:rPr>
+          <w:t xml:space="preserve"> identificaron ajustes necesarios en </w:t>
+        </w:r>
+      </w:ins>
+      <w:ins w:id="67" w:author="Borbon Munoz, Alvaro" w:date="2026-10-20T13:50:00Z" w16du:dateUtc="2026-10-20T19:50:00Z">
+        <w:r>
+          <w:rPr>
+            <w:rStyle w:val="IntenseEmphasis"/>
+            <w:color w:val="auto"/>
+            <w:sz w:val="18"/>
+          </w:rPr>
+          <w:t xml:space="preserve">el estado de implementación que fueron atendidos por el </w:t>
+        </w:r>
+      </w:ins>
+      <w:del w:id="68" w:author="Borbon Munoz, Alvaro" w:date="2026-10-20T13:50:00Z" w16du:dateUtc="2026-10-20T19:50:00Z">
+        <w:r>
+          <w:rPr>
+            <w:rStyle w:val="IntenseEmphasis"/>
+            <w:color w:val="auto"/>
+            <w:sz w:val="18"/>
+          </w:rPr>
+          <w:delText xml:space="preserve"> recomienda solicitar al </w:delText>
+        </w:r>
+      </w:del>
       <w:r>
         <w:rPr>
           <w:rStyle w:val="IntenseEmphasis"/>
           <w:color w:val="auto"/>
           <w:sz w:val="18"/>
         </w:rPr>
-        <w:t>Se recomienda solicitar al TL ajustar este texto antes de aprobar.</w:t>
-      </w:r>
+        <w:t xml:space="preserve">TL </w:t>
+      </w:r>
+      <w:del w:id="69" w:author="Borbon Munoz, Alvaro" w:date="2026-10-20T13:50:00Z" w16du:dateUtc="2026-10-20T19:50:00Z">
+        <w:r>
+          <w:rPr>
+            <w:rStyle w:val="IntenseEmphasis"/>
+            <w:color w:val="auto"/>
+            <w:sz w:val="18"/>
+          </w:rPr>
+          <w:delText xml:space="preserve">ajustar este texto </w:delText>
+        </w:r>
+      </w:del>
       <w:r>
         <w:rPr>
           <w:rStyle w:val="IntenseEmphasis"/>
           <w:color w:val="auto"/>
           <w:sz w:val="18"/>
         </w:rPr>
-      </w:r>
+        <w:t>antes de aprobar.</w:t>
+      </w:r>
+    </w:p>
+    <w:p>
+      <w:pPr>
+        <w:jc w:val="both"/>
+      </w:pPr>
       <w:r>
         <w:rPr>
           <w:rStyle w:val="IntenseEmphasis"/>
           <w:color w:val="auto"/>
           <w:sz w:val="18"/>
         </w:rPr>
-      </w:r>
+        <w:t>La fecha de último desembolso (13-nov-2026) vence en menos de un mes. Es prioritario formalizar la prórroga (hasta 3 años según MOPT y Hacienda) para ejecutar los US$78mn de RN-35. Aprobada la prórroga, ajustar las metas 2027 de Barranca–Limonal y RN-35 antes de su bloqueo en marzo de 2027.</w:t>
+      </w:r>
+    </w:p>
+    <w:p>
+      <w:pPr>
+        <w:jc w:val="both"/>
+      </w:pPr>
       <w:r>
         <w:rPr>
           <w:rStyle w:val="IntenseEmphasis"/>
           <w:color w:val="auto"/>
           <w:sz w:val="18"/>
         </w:rPr>
-      </w:r>
+        <w:t xml:space="preserve">Como en marzo 2026, en el ciclo de marzo 2027 podría argumentarse un override: todos los productos financiados con recursos PIT distintos de RN-35 están finalizados y Barranca–Limonal se ejecuta con contrapartida. Definir con TSP/división si se documenta esa justificación.</w:t>
+      </w:r>
+    </w:p>
+    <w:p>
+      <w:pPr>
+        <w:jc w:val="both"/>
+      </w:pPr>
       <w:r>
         <w:rPr>
           <w:rStyle w:val="IntenseEmphasis"/>
           <w:color w:val="auto"/>
           <w:sz w:val="18"/>
         </w:rPr>
-      </w:r>
-    </w:p>
-    <w:p>
-      <w:pPr>
-        <w:jc w:val="both"/>
-      </w:pPr>
-      <w:r>
-        <w:rPr>
-          <w:rStyle w:val="IntenseEmphasis"/>
-          <w:color w:val="auto"/>
-          <w:sz w:val="18"/>
-        </w:rPr>
-        <w:t>La fecha de último desembolso (13-nov-2026) vence en menos de un mes. Es prioritario formalizar la prórroga (hasta 3 años según MOPT y Hacienda) para ejecutar los US$78mn de RN-35. Aprobada la prórroga, ajustar las metas 2027 de Barranca–Limonal y RN-35 antes de su bloqueo en marzo de 2027.</w:t>
-      </w:r>
-    </w:p>
-    <w:p>
-      <w:pPr>
-        <w:jc w:val="both"/>
-      </w:pPr>
-      <w:r>
-        <w:rPr>
-          <w:rStyle w:val="IntenseEmphasis"/>
-          <w:color w:val="auto"/>
-          <w:sz w:val="18"/>
-        </w:rPr>
-        <w:t>Como en marzo</w:t>
-      </w:r>
-      <w:r>
-        <w:rPr>
-          <w:rStyle w:val="IntenseEmphasis"/>
-          <w:color w:val="auto"/>
-          <w:sz w:val="18"/>
-        </w:rPr>
-        <w:t xml:space="preserve"> 2026</w:t>
-      </w:r>
-      <w:r>
-        <w:rPr>
-          <w:rStyle w:val="IntenseEmphasis"/>
-          <w:color w:val="auto"/>
-          <w:sz w:val="18"/>
-        </w:rPr>
-        <w:t xml:space="preserve">, </w:t>
-      </w:r>
-      <w:r>
-        <w:rPr>
-          <w:rStyle w:val="IntenseEmphasis"/>
-          <w:color w:val="auto"/>
-          <w:sz w:val="18"/>
-        </w:rPr>
-        <w:t xml:space="preserve">en el ciclo de marzo 2027 </w:t>
-      </w:r>
-      <w:r>
-        <w:rPr>
-          <w:rStyle w:val="IntenseEmphasis"/>
-          <w:color w:val="auto"/>
-          <w:sz w:val="18"/>
-        </w:rPr>
-        <w:t xml:space="preserve">podría argumentarse un </w:t>
-      </w:r>
-      <w:proofErr w:type="spellStart"/>
-      <w:r>
-        <w:rPr>
-          <w:rStyle w:val="IntenseEmphasis"/>
-          <w:color w:val="auto"/>
-          <w:sz w:val="18"/>
-        </w:rPr>
-        <w:t>override</w:t>
-      </w:r>
-      <w:proofErr w:type="spellEnd"/>
-      <w:r>
-        <w:rPr>
-          <w:rStyle w:val="IntenseEmphasis"/>
-          <w:color w:val="auto"/>
-          <w:sz w:val="18"/>
-        </w:rPr>
-        <w:t>: todos los productos financiados con recursos PIT distintos de RN-35 están finalizados y Barranca–Limonal se ejecuta con contrapartida. Definir con TSP/división si se documenta esa justificación.</w:t>
-      </w:r>
-    </w:p>
-    <w:p>
-      <w:pPr>
-        <w:jc w:val="both"/>
-      </w:pPr>
-      <w:r>
-        <w:rPr>
-          <w:rStyle w:val="IntenseEmphasis"/>
-          <w:color w:val="auto"/>
-          <w:sz w:val="18"/>
-        </w:rPr>
-        <w:t>El Informe Anual de Mantenimiento (cláusula 4.02(b), vencimiento 31-mar-2026) figura como pendiente en el reporte de cláusulas.</w:t>
-      </w:r>
-      <w:r>
-        <w:rPr>
-          <w:rStyle w:val="IntenseEmphasis"/>
-          <w:color w:val="auto"/>
-          <w:sz w:val="18"/>
-        </w:rPr>
-        <w:t xml:space="preserve"> El equipo del Programa ha solicitado mediante oficio </w:t>
-      </w:r>
-      <w:r>
-        <w:rPr>
-          <w:rStyle w:val="IntenseEmphasis"/>
-          <w:color w:val="auto"/>
-          <w:sz w:val="18"/>
-        </w:rPr>
-        <w:t xml:space="preserve">una nueva fecha para su cumplimiento con lo cual, se estaría dando una extensión de la cláusula hasta </w:t>
-      </w:r>
-      <w:r>
-        <w:rPr>
-          <w:rStyle w:val="IntenseEmphasis"/>
-          <w:color w:val="auto"/>
-          <w:sz w:val="18"/>
-        </w:rPr>
-        <w:t>por lo menos el 31-mar-2027 para el cumplimiento de ambos periodos 2025 y 2026.</w:t>
+        <w:t xml:space="preserve">El Informe Anual de Mantenimiento (cláusula 4.02(b), vencimiento 31-mar-2026) figura como pendiente en el reporte de cláusulas. El equipo del Programa ha solicitado mediante oficio una nueva fecha para su cumplimiento con lo cual, se estaría dando una extensión de la cláusula hasta por lo menos el 31-mar-2027 para el cumplimiento de ambos periodos 2025 y 2026.</w:t>
       </w:r>
     </w:p>
     <w:p>
@@ -3521,8 +3375,30 @@
           <w:color w:val="auto"/>
           <w:sz w:val="18"/>
         </w:rPr>
-        <w:t>El Programa registra un avance temporal del 83%* y desembolsos del 73%. La diferencia responde a la ejecución en curso de obras, consultorías y procesos de justificación de gastos. La Unidad Ejecutora mantiene el seguimiento de estas actividades para cumplir las metas previstas dentro del plazo vigente de la operación. El proyecto Taras-La Lima se encuentra en etapa final</w:t>
-      </w:r>
+        <w:t xml:space="preserve">El Programa registra un avance temporal del 83%* y desembolsos del 73%. La diferencia responde a la ejecución en curso de obras, consultorías y procesos de justificación de gastos. La Unidad Ejecutora mantiene el seguimiento de estas actividades para cumplir las metas previstas dentro del plazo vigente de la operación. El proyecto Taras-La Lima se encuentra en etapa final (contrato principal en periodo de notificación de defectos, y subcontratistas designados para finalizar obras complementarias), mientras que han iniciado la etapa de construcción los intercambios Grecia y San Ramon. El intercambio El Coyol se encuentra en etapa de diseño y el intercambio Naranjo se encuentra adjudicado, sin </w:t>
+      </w:r>
+      <w:del w:id="70" w:author="Borbon Munoz, Alvaro" w:date="2026-10-20T13:51:00Z" w16du:dateUtc="2026-10-20T19:51:00Z">
+        <w:r>
+          <w:rPr>
+            <w:rStyle w:val="IntenseEmphasis"/>
+            <w:i w:val="0"/>
+            <w:color w:val="auto"/>
+            <w:sz w:val="18"/>
+          </w:rPr>
+          <w:delText>embargo</w:delText>
+        </w:r>
+      </w:del>
+      <w:ins w:id="71" w:author="Borbon Munoz, Alvaro" w:date="2026-10-20T13:51:00Z" w16du:dateUtc="2026-10-20T19:51:00Z">
+        <w:r>
+          <w:rPr>
+            <w:rStyle w:val="IntenseEmphasis"/>
+            <w:i w:val="0"/>
+            <w:color w:val="auto"/>
+            <w:sz w:val="18"/>
+          </w:rPr>
+          <w:t>embargo,</w:t>
+        </w:r>
+      </w:ins>
       <w:r>
         <w:rPr>
           <w:rStyle w:val="IntenseEmphasis"/>
@@ -3530,8 +3406,13 @@
           <w:color w:val="auto"/>
           <w:sz w:val="18"/>
         </w:rPr>
-        <w:t xml:space="preserve"> (contrato principal en periodo de notificación de defectos, y subcontratistas designados para finalizar obr</w:t>
-      </w:r>
+        <w:t xml:space="preserve"> mantiene pendiente algunas expropiaciones del área de proyecto lo cual impide la firma del Contrato, se prevé tener el área liberada durante el segundo semestre del 2026. La estructuración del reciclaje de activos sobre RN-1 tramo Limonal-Liberia estaría completa para el Q1-2027.</w:t>
+      </w:r>
+    </w:p>
+    <w:p>
+      <w:pPr>
+        <w:jc w:val="both"/>
+      </w:pPr>
       <w:r>
         <w:rPr>
           <w:rStyle w:val="IntenseEmphasis"/>
@@ -3539,8 +3420,21 @@
           <w:color w:val="auto"/>
           <w:sz w:val="18"/>
         </w:rPr>
-        <w:t>a</w:t>
-      </w:r>
+        <w:t>(*Mediante oficio O-CID/CCR-493/2025, el BID aprobó una extensión de dos años al plazo de desembolsos de la operación, estableciendo como fecha prevista para el último desembolso el 29 de septiembre de 2027).</w:t>
+      </w:r>
+    </w:p>
+    <w:p>
+      <w:r>
+        <w:rPr>
+          <w:rStyle w:val="IntenseEmphasis"/>
+        </w:rPr>
+        <w:t>Probabilidad de alcanzar los objetivos de desarrollo: Media</w:t>
+      </w:r>
+    </w:p>
+    <w:p>
+      <w:pPr>
+        <w:jc w:val="both"/>
+      </w:pPr>
       <w:r>
         <w:rPr>
           <w:rStyle w:val="IntenseEmphasis"/>
@@ -3548,109 +3442,26 @@
           <w:color w:val="auto"/>
           <w:sz w:val="18"/>
         </w:rPr>
-        <w:t>s complementarias)</w:t>
-      </w:r>
+        <w:t>El proyecto Integral San José – San Ramón (responsabilidad del MOPT) tiene un plazo de ejecución de obras que supera el plazo actual del programa PIV-APP, lo cual puede afectar el logro de los indicadores de costos de operación, tiempos de viaje y sumario de emisiones en ese corredor.</w:t>
+      </w:r>
+    </w:p>
+    <w:p>
       <w:r>
         <w:rPr>
           <w:rStyle w:val="IntenseEmphasis"/>
-          <w:i w:val="0"/>
-          <w:color w:val="auto"/>
-          <w:sz w:val="18"/>
-        </w:rPr>
-        <w:t xml:space="preserve">, mientras que han iniciado la etapa de construcción los intercambios Grecia y San Ramon. El intercambio El Coyol se encuentra en etapa de diseño y el intercambio Naranjo se encuentra adjudicado, sin </w:t>
-      </w:r>
-      <w:proofErr w:type="gramStart"/>
-      <w:r>
-        <w:rPr>
-          <w:rStyle w:val="IntenseEmphasis"/>
-          <w:i w:val="0"/>
-          <w:color w:val="auto"/>
-          <w:sz w:val="18"/>
-        </w:rPr>
-        <w:t>embargo</w:t>
-      </w:r>
-      <w:proofErr w:type="gramEnd"/>
-      <w:r>
-        <w:rPr>
-          <w:rStyle w:val="IntenseEmphasis"/>
-          <w:i w:val="0"/>
-          <w:color w:val="auto"/>
-          <w:sz w:val="18"/>
-        </w:rPr>
-        <w:t xml:space="preserve"> mantiene pendiente algunas expropiaciones del área de proyecto lo cual impide la firma del Contrato, se </w:t>
-      </w:r>
-      <w:r>
-        <w:rPr>
-          <w:rStyle w:val="IntenseEmphasis"/>
-          <w:i w:val="0"/>
-          <w:color w:val="auto"/>
-          <w:sz w:val="18"/>
-        </w:rPr>
-        <w:t>prevé</w:t>
-      </w:r>
-      <w:r>
-        <w:rPr>
-          <w:rStyle w:val="IntenseEmphasis"/>
-          <w:i w:val="0"/>
-          <w:color w:val="auto"/>
-          <w:sz w:val="18"/>
-        </w:rPr>
-        <w:t xml:space="preserve"> tener el área liberada durante el segundo semestre del 2026. La estructuración del reciclaje de activos sobre RN-1 tramo Limonal-Liberia estaría completa para el Q1-2027.</w:t>
-      </w:r>
-    </w:p>
-    <w:p>
-      <w:pPr>
-        <w:jc w:val="both"/>
-      </w:pPr>
-      <w:r>
-        <w:rPr>
-          <w:rStyle w:val="IntenseEmphasis"/>
-          <w:i w:val="0"/>
-          <w:color w:val="auto"/>
-          <w:sz w:val="18"/>
-        </w:rPr>
-        <w:t>(*Mediante oficio O-CID/CCR-493/2025, el BID aprobó una extensión de dos años al plazo de desembolsos de la operación, estableciendo como fecha prevista para el último desembolso el 29 de septiembre de 2027).</w:t>
-      </w:r>
-    </w:p>
-    <w:p>
-      <w:r>
-        <w:rPr>
-          <w:rStyle w:val="IntenseEmphasis"/>
-        </w:rPr>
-        <w:t>Probabilidad de alcanzar los objetivos de desarrollo: Media</w:t>
-      </w:r>
-    </w:p>
-    <w:p>
-      <w:pPr>
-        <w:jc w:val="both"/>
-      </w:pPr>
-      <w:r>
-        <w:rPr>
-          <w:rStyle w:val="IntenseEmphasis"/>
-          <w:i w:val="0"/>
-          <w:color w:val="auto"/>
-          <w:sz w:val="18"/>
+        </w:rPr>
+        <w:t>Indicadores de monitoreo</w:t>
+      </w:r>
+    </w:p>
+    <w:p>
+      <w:pPr>
+        <w:jc w:val="center"/>
+      </w:pPr>
+      <w:r>
+        <w:rPr>
+          <w:noProof/>
         </w:rPr>
         <w:lastRenderedPageBreak/>
-        <w:t>El proyecto Integral San José – San Ramón (responsabilidad del MOPT) tiene un plazo de ejecución de obras que supera el plazo actual del programa PIV-APP, lo cual puede afectar el logro de los indicadores de costos de operación, tiempos de viaje y sumario de emisiones en ese corredor.</w:t>
-      </w:r>
-    </w:p>
-    <w:p>
-      <w:r>
-        <w:rPr>
-          <w:rStyle w:val="IntenseEmphasis"/>
-        </w:rPr>
-        <w:t>Indicadores de monitoreo</w:t>
-      </w:r>
-    </w:p>
-    <w:p>
-      <w:pPr>
-        <w:jc w:val="center"/>
-      </w:pPr>
-      <w:r>
-        <w:rPr>
-          <w:noProof/>
-        </w:rPr>
         <w:drawing>
           <wp:inline distT="0" distB="0" distL="0" distR="0" wp14:anchorId="32911759" wp14:editId="0339900C">
             <wp:extent cx="5943600" cy="1231848"/>
@@ -3792,15 +3603,7 @@
         <w:t>satisfactoria</w:t>
       </w:r>
       <w:r>
-        <w:t xml:space="preserve"> (SI = 2,85). Desembolsos 0,73 (</w:t>
-      </w:r>
-      <w:proofErr w:type="spellStart"/>
-      <w:r>
-        <w:t>benchmark</w:t>
-      </w:r>
-      <w:proofErr w:type="spellEnd"/>
-      <w:r>
-        <w:t xml:space="preserve"> diciembre ≥0,665), CPI 0,93, CPI(a) 1,12 y SPI(a) 0,89 están en satisfactorio; el SPI (0,55) sigue en </w:t>
+        <w:t xml:space="preserve"> (SI = 2,85). Desembolsos 0,73 (benchmark diciembre ≥0,665), CPI 0,93, CPI(a) 1,12 y SPI(a) 0,89 están en satisfactorio; el SPI (0,55) sigue en </w:t>
       </w:r>
       <w:r>
         <w:rPr>
@@ -3810,15 +3613,7 @@
         <w:t>alerta</w:t>
       </w:r>
       <w:r>
-        <w:t xml:space="preserve"> por atrasos acumulados frente a la matriz original y no se espera que mejore en 2026. El factor que más presiona el SPI(a) es el Lote #4 (intercambios San Ramón, Naranjo, Grecia y El Coyol: P(a) 2026 de US$16,0mn sin valor ganado; efecto −0,10). Aun si el SPI(a) cayera a alerta al cierre del año, el SI se </w:t>
-      </w:r>
-      <w:proofErr w:type="gramStart"/>
-      <w:r>
-        <w:t>mantendría</w:t>
-      </w:r>
-      <w:proofErr w:type="gramEnd"/>
-      <w:r>
-        <w:t xml:space="preserve"> en satisfactorio (≈2,55); solo un deterioro simultáneo de SPI(a) y CPI(a) llevaría la operación a alerta. No se anticipa cambio de clasificación en 2026.</w:t>
+        <w:t xml:space="preserve"> por atrasos acumulados frente a la matriz original y no se espera que mejore en 2026. El factor que más presiona el SPI(a) es el Lote #4 (intercambios San Ramón, Naranjo, Grecia y El Coyol: P(a) 2026 de US$16,0mn sin valor ganado; efecto −0,10). Aun si el SPI(a) cayera a alerta al cierre del año, el SI se mantendría en satisfactorio (≈2,55); solo un deterioro simultáneo de SPI(a) y CPI(a) llevaría la operación a alerta. No se anticipa cambio de clasificación en 2026.</w:t>
       </w:r>
     </w:p>
     <w:p>
@@ -3826,19 +3621,7 @@
         <w:rPr>
           <w:rStyle w:val="IntenseEmphasis"/>
         </w:rPr>
-        <w:t xml:space="preserve">Escenarios </w:t>
-      </w:r>
-      <w:r>
-        <w:rPr>
-          <w:rStyle w:val="IntenseEmphasis"/>
-        </w:rPr>
-        <w:t xml:space="preserve">evaluados </w:t>
-      </w:r>
-      <w:r>
-        <w:rPr>
-          <w:rStyle w:val="IntenseEmphasis"/>
-        </w:rPr>
-        <w:t>al cierre de 2026</w:t>
+        <w:t xml:space="preserve">Escenarios evaluados al cierre de 2026</w:t>
       </w:r>
     </w:p>
     <w:tbl>
@@ -3879,21 +3662,12 @@
             <w:shd w:val="clear" w:color="auto" w:fill="D9E2F3"/>
           </w:tcPr>
           <w:p>
-            <w:proofErr w:type="spellStart"/>
-            <w:r>
-              <w:rPr>
-                <w:b/>
-                <w:sz w:val="16"/>
-              </w:rPr>
-              <w:t>Desemb</w:t>
-            </w:r>
-            <w:proofErr w:type="spellEnd"/>
-            <w:r>
-              <w:rPr>
-                <w:b/>
-                <w:sz w:val="16"/>
-              </w:rPr>
-              <w:t>.</w:t>
+            <w:r>
+              <w:rPr>
+                <w:b/>
+                <w:sz w:val="16"/>
+              </w:rPr>
+              <w:t>Desemb.</w:t>
             </w:r>
           </w:p>
         </w:tc>
@@ -4009,16 +3783,8 @@
               <w:rPr>
                 <w:sz w:val="16"/>
               </w:rPr>
-              <w:t xml:space="preserve">0,55 </w:t>
-            </w:r>
-            <w:proofErr w:type="gramStart"/>
-            <w:r>
-              <w:rPr>
-                <w:sz w:val="16"/>
-              </w:rPr>
-              <w:t>A</w:t>
-            </w:r>
-            <w:proofErr w:type="gramEnd"/>
+              <w:t>0,55 A</w:t>
+            </w:r>
           </w:p>
         </w:tc>
         <w:tc>
@@ -4118,16 +3884,8 @@
               <w:rPr>
                 <w:sz w:val="16"/>
               </w:rPr>
-              <w:t xml:space="preserve">0,55 </w:t>
-            </w:r>
-            <w:proofErr w:type="gramStart"/>
-            <w:r>
-              <w:rPr>
-                <w:sz w:val="16"/>
-              </w:rPr>
-              <w:t>A</w:t>
-            </w:r>
-            <w:proofErr w:type="gramEnd"/>
+              <w:t>0,55 A</w:t>
+            </w:r>
           </w:p>
         </w:tc>
         <w:tc>
@@ -4227,16 +3985,8 @@
               <w:rPr>
                 <w:sz w:val="16"/>
               </w:rPr>
-              <w:t xml:space="preserve">0,55 </w:t>
-            </w:r>
-            <w:proofErr w:type="gramStart"/>
-            <w:r>
-              <w:rPr>
-                <w:sz w:val="16"/>
-              </w:rPr>
-              <w:t>A</w:t>
-            </w:r>
-            <w:proofErr w:type="gramEnd"/>
+              <w:t>0,55 A</w:t>
+            </w:r>
           </w:p>
         </w:tc>
         <w:tc>
@@ -4401,7 +4151,6 @@
           <w:b/>
           <w:sz w:val="20"/>
         </w:rPr>
-        <w:lastRenderedPageBreak/>
         <w:t>Para mantener o mejorar la calificación:</w:t>
       </w:r>
     </w:p>
@@ -4411,21 +4160,8 @@
         <w:jc w:val="both"/>
       </w:pPr>
       <w:r>
-        <w:t xml:space="preserve">• Mantener: no se requieren acciones extraordinarias. El desembolso (73%) supera con holgura el </w:t>
-      </w:r>
-      <w:proofErr w:type="spellStart"/>
-      <w:r>
-        <w:t>benchmark</w:t>
-      </w:r>
-      <w:proofErr w:type="spellEnd"/>
-      <w:r>
-        <w:t xml:space="preserve"> de diciembre (66,5%) y el CPI(a) tolera hasta US$42mn de gasto sin avance reconocido</w:t>
-      </w:r>
-      <w:r>
-        <w:t xml:space="preserve"> antes de desmejorarse</w:t>
-      </w:r>
-      <w:r>
-        <w:t>.</w:t>
+        <w:lastRenderedPageBreak/>
+        <w:t xml:space="preserve">• Mantener: no se requieren acciones extraordinarias. El desembolso (73%) supera con holgura el benchmark de diciembre (66,5%) y el CPI(a) tolera hasta US$42mn de gasto sin avance reconocido antes de desmejorarse.</w:t>
       </w:r>
     </w:p>
     <w:p>
@@ -4443,30 +4179,7 @@
         <w:t>satisfactoria</w:t>
       </w:r>
       <w:r>
-        <w:t>; no hay escenario factible para mejorar el SI en 2026, ni hace falta.</w:t>
-      </w:r>
-      <w:r>
-        <w:t xml:space="preserve"> </w:t>
-      </w:r>
-      <w:r>
-        <w:t>Durante el 1</w:t>
-      </w:r>
-      <w:r>
-        <w:t xml:space="preserve">er </w:t>
-      </w:r>
-      <w:proofErr w:type="spellStart"/>
-      <w:r>
-        <w:t>Sem</w:t>
-      </w:r>
-      <w:proofErr w:type="spellEnd"/>
-      <w:r>
-        <w:t xml:space="preserve"> del 2</w:t>
-      </w:r>
-      <w:r>
-        <w:t xml:space="preserve">027 debe analizarse e iniciarse </w:t>
-      </w:r>
-      <w:r>
-        <w:t>el trámite de la solicitud de extensión del plazo de último desembolso.</w:t>
+        <w:t xml:space="preserve">; no hay escenario factible para mejorar el SI en 2026, ni hace falta. Durante el 1er Sem del 2027 debe analizarse e iniciarse el trámite de la solicitud de extensión del plazo de último desembolso.</w:t>
       </w:r>
     </w:p>
     <w:p>
@@ -4576,10 +4289,21 @@
           <w:color w:val="auto"/>
           <w:sz w:val="18"/>
         </w:rPr>
-        <w:t xml:space="preserve">Durante el I Semestre de 2026, el Organismo Ejecutor (OE) reporta avances en la ejecución de los productos correspondientes al Componente 1: Intervenciones en la Ruta Nacional No. 35. Al cierre del período, el Programa registra desembolsos acumulados por US$13,25 millones, equivalentes al 5,89% de los recursos BID, de los cuales se habían justificado US$7,91 </w:t>
-      </w:r>
-      <w:proofErr w:type="spellStart"/>
-      <w:proofErr w:type="gramStart"/>
+        <w:t>Durante el I Semestre de 2026, el Organismo Ejecutor (OE) reporta avances en la ejecución de los productos correspondientes al Componente 1: Intervenciones en la Ruta Nacional No. 35. Al cierre del período, el Programa registra desembolsos acumulados por US$13,25 millones, equivalentes al 5,89% de los recursos BID, de los cuales se habían justificado US$7,91 millones.Los productos 1.1 Tramo Central y 1.2 Obras Complementarias del Tramo Central se encuentran en proceso de redefinición de su estrategia de contratación y fuente de financiamiento. La contratación CR-L1151-P00004 para el diseño y construcción del Tramo Central figura pendiente de cancelación, y se prevé que las obras sean financiadas con recursos nacionales, con la expectativa de formalizar la adjudicación durante el segundo semestre de 2026.El indicador de producto 1.3 Punta Sur, ejecutado bajo la contratación CR-L1151-P00003 “Diseño y Construcción de Punta Sur”, reporta un avance del 75% en la fase de diseño y avances en trabajos preliminares, movimientos de tierra, drenajes, pavimentos y cimentaciones, aunque aún no se reportan kilómetros totalmente terminados.El indicador de producto 1.4 Obras Complementarias Punta Norte, ejecutado mediante la contratación CR-L1151-P00001, finalizó en mayo de 2026 las obras de iluminación y seguridad vial, quedando pendientes obras menores, entre ellas pasos de fauna, cuya contratación se encuentra en preparación.Con respecto a los otros indicadores, los productos 1.5 Plan de mejora de las capacidades de gestión de riesgo y cambio climático, 1.6 Guía de indicadores para monitoreo de la gestión de operación y mantenimiento y 1.8 Programa de capacitación a funcionarios públicos para el diseño de pliegos con enfoque de género, se mantienen pendientes de inicio, previéndose avanzar con sus contrataciones durante el segundo semestre de 2026. Para el producto 1.7 Plan de comunicación para promoción de prácticas seguras de conducción, se prevé iniciar en 2027.</w:t>
+      </w:r>
+    </w:p>
+    <w:p>
+      <w:r>
+        <w:rPr>
+          <w:rStyle w:val="IntenseEmphasis"/>
+        </w:rPr>
+        <w:t>Probabilidad de alcanzar los objetivos de desarrollo: Media</w:t>
+      </w:r>
+    </w:p>
+    <w:p>
+      <w:pPr>
+        <w:jc w:val="both"/>
+      </w:pPr>
       <w:r>
         <w:rPr>
           <w:rStyle w:val="IntenseEmphasis"/>
@@ -4587,130 +4311,9 @@
           <w:color w:val="auto"/>
           <w:sz w:val="18"/>
         </w:rPr>
-        <w:t>millones.Los</w:t>
-      </w:r>
-      <w:proofErr w:type="spellEnd"/>
-      <w:proofErr w:type="gramEnd"/>
-      <w:r>
-        <w:rPr>
-          <w:rStyle w:val="IntenseEmphasis"/>
-          <w:i w:val="0"/>
-          <w:color w:val="auto"/>
-          <w:sz w:val="18"/>
-        </w:rPr>
-        <w:t xml:space="preserve"> productos 1.1 Tramo Central y 1.2 Obras Complementarias del Tramo Central se encuentran en proceso de redefinición de su estrategia de contratación y fuente de financiamiento. La contratación CR-L1151-P00004 para el diseño y construcción del Tramo Central figura pendiente de cancelación, y se prevé que las obras sean financiadas con recursos nacionales, con la expectativa de formalizar la adjudicación durante el segundo semestre de 2026.El indicador de producto 1.3 Punta Sur, ejecutado bajo la contratación CR-L1151-P00003 “Diseño y Construcción de Punta Sur”, reporta un avance del 75% en la fase de diseño y avances en trabajos preliminares, movimientos de tierra, drenajes, pavimentos y cimentaciones, aunque aún no se reportan kilómetros totalmente </w:t>
-      </w:r>
-      <w:proofErr w:type="spellStart"/>
-      <w:r>
-        <w:rPr>
-          <w:rStyle w:val="IntenseEmphasis"/>
-          <w:i w:val="0"/>
-          <w:color w:val="auto"/>
-          <w:sz w:val="18"/>
-        </w:rPr>
-        <w:t>terminados.El</w:t>
-      </w:r>
-      <w:proofErr w:type="spellEnd"/>
-      <w:r>
-        <w:rPr>
-          <w:rStyle w:val="IntenseEmphasis"/>
-          <w:i w:val="0"/>
-          <w:color w:val="auto"/>
-          <w:sz w:val="18"/>
-        </w:rPr>
-        <w:t xml:space="preserve"> indicador de producto 1.4 Obras Complementarias Punta Norte, ejecutado mediante la contratación CR-L1151-P00001, finalizó en mayo de 2026 las obras de iluminación y seguridad vial, quedando pendientes obras menores, entre ellas pasos de fauna, cuya contratación se encuentra en </w:t>
-      </w:r>
-      <w:proofErr w:type="spellStart"/>
-      <w:r>
-        <w:rPr>
-          <w:rStyle w:val="IntenseEmphasis"/>
-          <w:i w:val="0"/>
-          <w:color w:val="auto"/>
-          <w:sz w:val="18"/>
-        </w:rPr>
-        <w:t>preparación.Con</w:t>
-      </w:r>
-      <w:proofErr w:type="spellEnd"/>
-      <w:r>
-        <w:rPr>
-          <w:rStyle w:val="IntenseEmphasis"/>
-          <w:i w:val="0"/>
-          <w:color w:val="auto"/>
-          <w:sz w:val="18"/>
-        </w:rPr>
-        <w:t xml:space="preserve"> respecto a los otros indicadores, los productos 1.5 Plan de mejora de las capacidades de gestión de riesgo y cambio climático, 1.6 Guía de indicadores para monitoreo de la gestión de operación y mantenimiento y 1.8 Programa de capacitación a funcionarios públicos para el diseño de pliegos con enfoque de género, se mantienen pendientes de inicio, previéndose avanzar con sus contrataciones durante el segundo semestre de 2026. Para el producto 1.7 Plan de comunicación para promoción de prácticas seguras de conducción, se prevé iniciar en 2027.</w:t>
-      </w:r>
-    </w:p>
-    <w:p>
-      <w:r>
-        <w:rPr>
-          <w:rStyle w:val="IntenseEmphasis"/>
-        </w:rPr>
-        <w:t>Probabilidad de alcanzar los objetivos de desarrollo: Media</w:t>
-      </w:r>
-    </w:p>
-    <w:p>
-      <w:pPr>
-        <w:jc w:val="both"/>
-      </w:pPr>
-      <w:r>
-        <w:rPr>
-          <w:rStyle w:val="IntenseEmphasis"/>
-          <w:i w:val="0"/>
-          <w:color w:val="auto"/>
-          <w:sz w:val="18"/>
-        </w:rPr>
-        <w:t>La ejecución de los productos previstos permite mantener una probabilidad media de alcanzar los objetivos de desarrollo. Como aspectos positivos se tiene: (i) avance del diseño de Punta Sur al 75% e inicio de actividades constructivas; (</w:t>
-      </w:r>
-      <w:proofErr w:type="spellStart"/>
-      <w:r>
-        <w:rPr>
-          <w:rStyle w:val="IntenseEmphasis"/>
-          <w:i w:val="0"/>
-          <w:color w:val="auto"/>
-          <w:sz w:val="18"/>
-        </w:rPr>
-        <w:t>ii</w:t>
-      </w:r>
-      <w:proofErr w:type="spellEnd"/>
-      <w:r>
-        <w:rPr>
-          <w:rStyle w:val="IntenseEmphasis"/>
-          <w:i w:val="0"/>
-          <w:color w:val="auto"/>
-          <w:sz w:val="18"/>
-        </w:rPr>
-        <w:t>) contratos clave para la ejecución del Programa en operación, incluyendo la administración de contratos FIDIC y la gestión financiera; y (</w:t>
-      </w:r>
-      <w:proofErr w:type="spellStart"/>
-      <w:r>
-        <w:rPr>
-          <w:rStyle w:val="IntenseEmphasis"/>
-          <w:i w:val="0"/>
-          <w:color w:val="auto"/>
-          <w:sz w:val="18"/>
-        </w:rPr>
-        <w:t>iii</w:t>
-      </w:r>
-      <w:proofErr w:type="spellEnd"/>
-      <w:r>
-        <w:rPr>
-          <w:rStyle w:val="IntenseEmphasis"/>
-          <w:i w:val="0"/>
-          <w:color w:val="auto"/>
-          <w:sz w:val="18"/>
-        </w:rPr>
-        <w:t xml:space="preserve">) estructura institucional de la UEP operativa. Entre los principales riesgos se mantienen: retrasos y redefinición de la estrategia de contratación y financiamiento del Tramo Central; limitaciones presupuestarias que podrían afectar el alcance previsto; baja ejecución financiera respecto del avance temporal del Programa. En relación con la </w:t>
-      </w:r>
-      <w:r>
-        <w:rPr>
-          <w:rStyle w:val="IntenseEmphasis"/>
-          <w:i w:val="0"/>
-          <w:color w:val="auto"/>
-          <w:sz w:val="18"/>
-        </w:rPr>
+        <w:t xml:space="preserve">La ejecución de los productos previstos permite mantener una probabilidad media de alcanzar los objetivos de desarrollo. Como aspectos positivos se tiene: (i) avance del diseño de Punta Sur al 75% e inicio de actividades constructivas; (ii) contratos clave para la ejecución del Programa en operación, incluyendo la administración de contratos FIDIC y la gestión financiera; y (iii) estructura institucional de la UEP operativa. Entre los principales riesgos se mantienen: retrasos y redefinición de la estrategia de contratación y financiamiento del Tramo Central; limitaciones presupuestarias que podrían afectar el alcance previsto; baja ejecución financiera respecto del avance temporal del Programa. En relación con la Evaluación Intermedia del Programa, cuya fecha contractual correspondía a julio de 2026, el Organismo Ejecutor solicitó al Banco su reprogramación para julio de 2027, con el fin de que esta incorpore hitos relevantes previstos para la segunda </w:t>
         <w:lastRenderedPageBreak/>
-        <w:t>Evaluación Intermedia del Programa, cuya fecha contractual correspondía a julio de 2026, el Organismo Ejecutor solicitó al Banco su reprogramación para julio de 2027, con el fin de que esta incorpore hitos relevantes previstos para la segunda mitad de 2026 y permita una valoración más representativa del avance, los riesgos y las medidas de mitigación del Programa. La hoja de ruta propuesta contempla la contratación y ejecución de una consultoría especializada durante 2027.</w:t>
+        <w:t>mitad de 2026 y permita una valoración más representativa del avance, los riesgos y las medidas de mitigación del Programa. La hoja de ruta propuesta contempla la contratación y ejecución de una consultoría especializada durante 2027.</w:t>
       </w:r>
     </w:p>
     <w:p>
@@ -4881,19 +4484,7 @@
         <w:t>alerta</w:t>
       </w:r>
       <w:r>
-        <w:t xml:space="preserve"> (SI = 2,30)</w:t>
-      </w:r>
-      <w:r>
-        <w:t xml:space="preserve"> con la información</w:t>
-      </w:r>
-      <w:r>
-        <w:t xml:space="preserve"> parcial</w:t>
-      </w:r>
-      <w:r>
-        <w:t xml:space="preserve"> con corte a junio 2026</w:t>
-      </w:r>
-      <w:r>
-        <w:t xml:space="preserve">. Desembolsos 0,05 (5,89%; US$13,25mn) en alerta, SPI 0,19 en </w:t>
+        <w:t xml:space="preserve"> (SI = 2,30) con la información parcial con corte a junio 2026. Desembolsos 0,05 (5,89%; US$13,25mn) en alerta, SPI 0,19 en </w:t>
       </w:r>
       <w:r>
         <w:rPr>
@@ -4903,15 +4494,7 @@
         <w:t>problema</w:t>
       </w:r>
       <w:r>
-        <w:t xml:space="preserve"> (el P original incluye US$25,3mn del Tramo Central para 2026) y SPI(a) 0,44 en alerta; CPI y CPI(a) = 1,00. Con los </w:t>
-      </w:r>
-      <w:proofErr w:type="spellStart"/>
-      <w:r>
-        <w:t>benchmarks</w:t>
-      </w:r>
-      <w:proofErr w:type="spellEnd"/>
-      <w:r>
-        <w:t xml:space="preserve"> a diciembre, el umbral de problema del indicador de desembolsos sube a 7,68% (≈US$17,3mn) y el de satisfactorio a 14,93% (≈US$33,6mn): sin un desembolso de al menos US$4mn antes de fin de año, el indicador pasaría a problema.</w:t>
+        <w:t xml:space="preserve"> (el P original incluye US$25,3mn del Tramo Central para 2026) y SPI(a) 0,44 en alerta; CPI y CPI(a) = 1,00. Con los benchmarks a diciembre, el umbral de problema del indicador de desembolsos sube a 7,68% (≈US$17,3mn) y el de satisfactorio a 14,93% (≈US$33,6mn): sin un desembolso de al menos US$4mn antes de fin de año, el indicador pasaría a problema.</w:t>
       </w:r>
     </w:p>
     <w:p>
@@ -4919,15 +4502,7 @@
         <w:jc w:val="both"/>
       </w:pPr>
       <w:r>
-        <w:t xml:space="preserve">En esta operación ningún producto tiene </w:t>
-      </w:r>
-      <w:proofErr w:type="gramStart"/>
-      <w:r>
-        <w:t>meta física</w:t>
-      </w:r>
-      <w:proofErr w:type="gramEnd"/>
-      <w:r>
-        <w:t xml:space="preserve"> anual, por lo que el valor ganado es igual al gasto (EV = AC). Así, el CPI se mantiene en 1,00 y el SPI(a) solo depende de cuánto se ejecute frente al P(a) 2026 (US$15,7mn, de los cuales US$14,5mn corresponden a Punta Sur). El simulador, con 16% desembolsado, da SI = 2,4 (</w:t>
+        <w:t>En esta operación ningún producto tiene meta física anual, por lo que el valor ganado es igual al gasto (EV = AC). Así, el CPI se mantiene en 1,00 y el SPI(a) solo depende de cuánto se ejecute frente al P(a) 2026 (US$15,7mn, de los cuales US$14,5mn corresponden a Punta Sur). El simulador, con 16% desembolsado, da SI = 2,4 (</w:t>
       </w:r>
       <w:r>
         <w:rPr>
@@ -4937,25 +4512,7 @@
         <w:t>alerta</w:t>
       </w:r>
       <w:r>
-        <w:t>).</w:t>
-      </w:r>
-      <w:r>
-        <w:t xml:space="preserve"> El equipo espera realizar otro desembolso </w:t>
-      </w:r>
-      <w:r>
-        <w:t>en el año que supera los mínimos requeridos en los escenarios analizados</w:t>
-      </w:r>
-      <w:r>
-        <w:t xml:space="preserve"> y </w:t>
-      </w:r>
-      <w:r>
-        <w:t xml:space="preserve">el ejecutor </w:t>
-      </w:r>
-      <w:r>
-        <w:t>reporta gastos a septiembre alineados con los requeridos para mejorar la calificación a satisfactorio</w:t>
-      </w:r>
-      <w:r>
-        <w:t>.</w:t>
+        <w:t xml:space="preserve">). El equipo espera realizar otro desembolso en el año que supera los mínimos requeridos en los escenarios analizados y el ejecutor reporta gastos a septiembre alineados con los requeridos para mejorar la calificación a satisfactorio.</w:t>
       </w:r>
     </w:p>
     <w:p>
@@ -4994,7 +4551,6 @@
                 <w:b/>
                 <w:sz w:val="16"/>
               </w:rPr>
-              <w:lastRenderedPageBreak/>
               <w:t>Escenario al 31-dic-2026</w:t>
             </w:r>
           </w:p>
@@ -5005,21 +4561,12 @@
             <w:shd w:val="clear" w:color="auto" w:fill="D9E2F3"/>
           </w:tcPr>
           <w:p>
-            <w:proofErr w:type="spellStart"/>
-            <w:r>
-              <w:rPr>
-                <w:b/>
-                <w:sz w:val="16"/>
-              </w:rPr>
-              <w:t>Desemb</w:t>
-            </w:r>
-            <w:proofErr w:type="spellEnd"/>
-            <w:r>
-              <w:rPr>
-                <w:b/>
-                <w:sz w:val="16"/>
-              </w:rPr>
-              <w:t>.</w:t>
+            <w:r>
+              <w:rPr>
+                <w:b/>
+                <w:sz w:val="16"/>
+              </w:rPr>
+              <w:t>Desemb.</w:t>
             </w:r>
           </w:p>
         </w:tc>
@@ -5109,6 +4656,7 @@
               <w:rPr>
                 <w:sz w:val="16"/>
               </w:rPr>
+              <w:lastRenderedPageBreak/>
               <w:t>Sin acciones adicionales (5,9% desembolsado)</w:t>
             </w:r>
           </w:p>
@@ -5148,16 +4696,8 @@
               <w:rPr>
                 <w:sz w:val="16"/>
               </w:rPr>
-              <w:t xml:space="preserve">0,44 </w:t>
-            </w:r>
-            <w:proofErr w:type="gramStart"/>
-            <w:r>
-              <w:rPr>
-                <w:sz w:val="16"/>
-              </w:rPr>
-              <w:t>A</w:t>
-            </w:r>
-            <w:proofErr w:type="gramEnd"/>
+              <w:t>0,44 A</w:t>
+            </w:r>
           </w:p>
         </w:tc>
         <w:tc>
@@ -5257,16 +4797,8 @@
               <w:rPr>
                 <w:sz w:val="16"/>
               </w:rPr>
-              <w:t xml:space="preserve">0,44 </w:t>
-            </w:r>
-            <w:proofErr w:type="gramStart"/>
-            <w:r>
-              <w:rPr>
-                <w:sz w:val="16"/>
-              </w:rPr>
-              <w:t>A</w:t>
-            </w:r>
-            <w:proofErr w:type="gramEnd"/>
+              <w:t>0,44 A</w:t>
+            </w:r>
           </w:p>
         </w:tc>
         <w:tc>
@@ -5366,16 +4898,8 @@
               <w:rPr>
                 <w:sz w:val="16"/>
               </w:rPr>
-              <w:t xml:space="preserve">0,44 </w:t>
-            </w:r>
-            <w:proofErr w:type="gramStart"/>
-            <w:r>
-              <w:rPr>
-                <w:sz w:val="16"/>
-              </w:rPr>
-              <w:t>A</w:t>
-            </w:r>
-            <w:proofErr w:type="gramEnd"/>
+              <w:t>0,44 A</w:t>
+            </w:r>
           </w:p>
         </w:tc>
         <w:tc>
@@ -5746,13 +5270,7 @@
         <w:jc w:val="both"/>
       </w:pPr>
       <w:r>
-        <w:t xml:space="preserve">• La palanca principal es la ejecución, no el desembolso: ejecutar y </w:t>
-      </w:r>
-      <w:r>
-        <w:t xml:space="preserve">reportar </w:t>
-      </w:r>
-      <w:r>
-        <w:t xml:space="preserve">al menos US$5,7mn adicionales antes del 31-dic (gasto acumulado total, incluidos los US$4,7mn de 2025, ≥US$12,5mn) lleva el SPI(a) a 0,80 y la operación a </w:t>
+        <w:t xml:space="preserve">• La palanca principal es la ejecución, no el desembolso: ejecutar y reportar al menos US$5,7mn adicionales antes del 31-dic (gasto acumulado total, incluidos los US$4,7mn de 2025, ≥US$12,5mn) lleva el SPI(a) a 0,80 y la operación a </w:t>
       </w:r>
       <w:r>
         <w:rPr>
@@ -5762,31 +5280,7 @@
         <w:t>satisfactorio</w:t>
       </w:r>
       <w:r>
-        <w:t>, aun sin nuevo desembolso. El candidato natural es Punta Sur (P(a) 2026 de US$14,5mn; ejecutado US$6,2mn), con el inicio de la fase constructiva.</w:t>
-      </w:r>
-      <w:r>
-        <w:t xml:space="preserve"> </w:t>
-      </w:r>
-      <w:r>
-        <w:t xml:space="preserve">Ya </w:t>
-      </w:r>
-      <w:r>
-        <w:t>existen</w:t>
-      </w:r>
-      <w:r>
-        <w:t xml:space="preserve"> </w:t>
-      </w:r>
-      <w:r>
-        <w:t>US$13,2mn justificados</w:t>
-      </w:r>
-      <w:r>
-        <w:t xml:space="preserve"> con corte a set 2026, y en el último trimestre se estarían justificando </w:t>
-      </w:r>
-      <w:r>
-        <w:t>al menos los US$13,95mn</w:t>
-      </w:r>
-      <w:r>
-        <w:t xml:space="preserve"> necesarios para solicitar el nuevo desembolso.</w:t>
+        <w:t xml:space="preserve">, aun sin nuevo desembolso. El candidato natural es Punta Sur (P(a) 2026 de US$14,5mn; ejecutado US$6,2mn), con el inicio de la fase constructiva. Ya existen US$13,2mn justificados con corte a set 2026, y en el último trimestre se estarían justificando al menos los US$13,95mn necesarios para solicitar el nuevo desembolso.</w:t>
       </w:r>
     </w:p>
     <w:p>
@@ -5795,21 +5289,7 @@
         <w:jc w:val="both"/>
       </w:pPr>
       <w:r>
-        <w:t xml:space="preserve">• Desembolsar al menos US$4,0mn evita que el indicador de desembolsos caiga a problema con el </w:t>
-      </w:r>
-      <w:proofErr w:type="spellStart"/>
-      <w:r>
-        <w:t>benchmark</w:t>
-      </w:r>
-      <w:proofErr w:type="spellEnd"/>
-      <w:r>
-        <w:t xml:space="preserve"> de diciembre.</w:t>
-      </w:r>
-      <w:r>
-        <w:t xml:space="preserve"> El equipo del programa está analizando un desembolso </w:t>
-      </w:r>
-      <w:r>
-        <w:t>de al menos US$10 millones conforme al avance verificado en visitas de supervisión.</w:t>
+        <w:t xml:space="preserve">• Desembolsar al menos US$4,0mn evita que el indicador de desembolsos caiga a problema con el benchmark de diciembre. El equipo del programa está analizando un desembolso de al menos US$10 millones conforme al avance verificado en visitas de supervisión.</w:t>
       </w:r>
     </w:p>
     <w:p>
@@ -5829,20 +5309,6 @@
       <w:r>
         <w:t>• Conclusión: hay un escenario factible de mejora a satisfactorio. Si los US$13,2mn justificados a septiembre de 2026 se reportan como gasto en el PMR, el gasto acumulado ya supera el umbral de US$12,5mn y el SPI(a) llegaría a ≈0,84 (satisfactorio). Con el desembolso de US$10mn en análisis, el desembolso acumulado llegaría a ≈10,3% (alerta) y el SI a 2,6 (satisfactorio).</w:t>
       </w:r>
-      <w:r/>
-      <w:r/>
-      <w:r>
-        <w:rPr>
-          <w:b/>
-          <w:color w:val="00B050"/>
-        </w:rPr>
-      </w:r>
-      <w:r/>
-      <w:r/>
-      <w:r/>
-      <w:r/>
-      <w:r/>
-      <w:r/>
     </w:p>
     <w:p>
       <w:r>
@@ -5864,55 +5330,7 @@
           <w:color w:val="auto"/>
           <w:sz w:val="18"/>
         </w:rPr>
-        <w:t>Los productos 1.1 y 1.2 (Tramo Central) se financiarían con recursos nacionales. Esto implica un cambio sustancial de alcance: se recomienda definir</w:t>
-      </w:r>
-      <w:r>
-        <w:rPr>
-          <w:rStyle w:val="IntenseEmphasis"/>
-          <w:color w:val="auto"/>
-          <w:sz w:val="18"/>
-        </w:rPr>
-        <w:t xml:space="preserve"> y formalizar</w:t>
-      </w:r>
-      <w:r>
-        <w:rPr>
-          <w:rStyle w:val="IntenseEmphasis"/>
-          <w:color w:val="auto"/>
-          <w:sz w:val="18"/>
-        </w:rPr>
-        <w:t xml:space="preserve"> la reasignación de los recursos BID y </w:t>
-      </w:r>
-      <w:r>
-        <w:rPr>
-          <w:rStyle w:val="IntenseEmphasis"/>
-          <w:color w:val="auto"/>
-          <w:sz w:val="18"/>
-        </w:rPr>
-        <w:t>evaluar una posible</w:t>
-      </w:r>
-      <w:r>
-        <w:rPr>
-          <w:rStyle w:val="IntenseEmphasis"/>
-          <w:color w:val="auto"/>
-          <w:sz w:val="18"/>
-        </w:rPr>
-        <w:t xml:space="preserve"> modificación de la Matriz de Resultados; mientras el P original se mantenga</w:t>
-      </w:r>
-      <w:r>
-        <w:rPr>
-          <w:rStyle w:val="IntenseEmphasis"/>
-          <w:color w:val="auto"/>
-          <w:sz w:val="18"/>
-        </w:rPr>
-        <w:t xml:space="preserve"> asociado al tramo central</w:t>
-      </w:r>
-      <w:r>
-        <w:rPr>
-          <w:rStyle w:val="IntenseEmphasis"/>
-          <w:color w:val="auto"/>
-          <w:sz w:val="18"/>
-        </w:rPr>
-        <w:t>, el SPI seguirá en problema.</w:t>
+        <w:t xml:space="preserve">Los productos 1.1 y 1.2 (Tramo Central) se financiarían con recursos nacionales. Esto implica un cambio sustancial de alcance: se recomienda definir y formalizar la reasignación de los recursos BID y evaluar una posible modificación de la Matriz de Resultados; mientras el P original se mantenga asociado al tramo central, el SPI seguirá en problema.</w:t>
       </w:r>
     </w:p>
     <w:p>
@@ -5986,17 +5404,9 @@
           <w:color w:val="auto"/>
           <w:sz w:val="18"/>
         </w:rPr>
-        <w:t xml:space="preserve">Al 30 de junio de 2026 se han desembolsado USD $81,9 millones (81,9% del préstamo), incluido un anticipo de USD $7 millones recibido en junio 2026; se estima solicitar el siguiente desembolso en noviembre 2026. En el primer semestre 2026 se entregaron al MSP las delegaciones policiales (DP) de Hatillo, Abangares, Nicoya, Batán y San Ramón, para un total de 12 de 17 DP. La DP Desamparados Norte concluyó su construcción y se entregó en julio 2026; las DP Turrialba y </w:t>
-      </w:r>
-      <w:r>
-        <w:rPr>
-          <w:rStyle w:val="IntenseEmphasis"/>
-          <w:i w:val="0"/>
-          <w:color w:val="auto"/>
-          <w:sz w:val="18"/>
-        </w:rPr>
+        <w:t xml:space="preserve">Al 30 de junio de 2026 se han desembolsado USD $81,9 millones (81,9% del préstamo), incluido un anticipo de USD $7 millones recibido en junio 2026; se estima solicitar el siguiente desembolso en noviembre 2026. En el primer semestre 2026 se entregaron al MSP las delegaciones policiales (DP) de Hatillo, Abangares, Nicoya, Batán y San Ramón, para un total de 12 de 17 DP. La DP Desamparados Norte concluyó su construcción y se entregó en julio 2026; las DP Turrialba y Pococí presentan 81% y 82% de avance al cierre del periodo (finalizadas en agosto 2026). Las DP Limón y El Roble de </w:t>
         <w:lastRenderedPageBreak/>
-        <w:t>Pococí presentan 81% y 82% de avance al cierre del periodo (finalizadas en agosto 2026). Las DP Limón y El Roble de Puntarenas están en etapa de diseño (anteproyecto y primera entrega) con inicio de obra programado para Q3-2026. El Centro de Mando y Control Policial (CMCP) presenta avance físico de 87% global (obras finalizaron, está pendiente el equipamiento tecnológico) con plazo a marzo 2027. Se formalizó ante el Banco las prioridades del gobierno para eliminar las licitaciones de las DP de Paquera y Alajuelita. En 2026 se entregó el CCP de Alajuela, para un total de 4 de 8 Centros Cívicos por la Paz (CCP). El contratista de los CCP Liberia, Pérez Zeledón, San José y Goicoechea se retiró de las obras (avances de 12%, 17%, 13% y 33%); se tramita la rescisión por incumplimiento y se incorporaron 4 procesos nuevos para concluirlas, cuya contratación se prevé formalizar en 2026 y la construcción en 2027, por lo que se solicitará una prórroga del plazo de desembolsos. Productos 1.4 y 1.5: finalizaron las capacitaciones y los Experimentos Aleatorios Controlados, se validó la metodología de evaluación de impacto y se contrató el licenciamiento ArcGIS; está pendiente parte del equipamiento del SIAC. 1.6: el Sistema de Gestión de Quejas y Denuncias está en etapa de cierre. Productos 2.1, 2.2, 2.5 y 2.6: en progreso (el sistema de información de los CCP concluyó su desarrollo) y 2.3: meta cumplida.</w:t>
+        <w:t>Puntarenas están en etapa de diseño (anteproyecto y primera entrega) con inicio de obra programado para Q3-2026. El Centro de Mando y Control Policial (CMCP) presenta avance físico de 87% global (obras finalizaron, está pendiente el equipamiento tecnológico) con plazo a marzo 2027. Se formalizó ante el Banco las prioridades del gobierno para eliminar las licitaciones de las DP de Paquera y Alajuelita. En 2026 se entregó el CCP de Alajuela, para un total de 4 de 8 Centros Cívicos por la Paz (CCP). El contratista de los CCP Liberia, Pérez Zeledón, San José y Goicoechea se retiró de las obras (avances de 12%, 17%, 13% y 33%); se tramita la rescisión por incumplimiento y se incorporaron 4 procesos nuevos para concluirlas, cuya contratación se prevé formalizar en 2026 y la construcción en 2027, por lo que se solicitará una prórroga del plazo de desembolsos. Productos 1.4 y 1.5: finalizaron las capacitaciones y los Experimentos Aleatorios Controlados, se validó la metodología de evaluación de impacto y se contrató el licenciamiento ArcGIS; está pendiente parte del equipamiento del SIAC. 1.6: el Sistema de Gestión de Quejas y Denuncias está en etapa de cierre. Productos 2.1, 2.2, 2.5 y 2.6: en progreso (el sistema de información de los CCP concluyó su desarrollo) y 2.3: meta cumplida.</w:t>
       </w:r>
     </w:p>
     <w:p>
@@ -6189,15 +5599,7 @@
         <w:t>satisfactorio</w:t>
       </w:r>
       <w:r>
-        <w:t xml:space="preserve"> (SI = 2,70) gracias a la entrega de las DP de Hatillo, Abangares, Nicoya, Batán y San Ramón y del CCP de Alajuela. Desembolsos 0,82 (US$81,9mn; </w:t>
-      </w:r>
-      <w:proofErr w:type="spellStart"/>
-      <w:r>
-        <w:t>benchmark</w:t>
-      </w:r>
-      <w:proofErr w:type="spellEnd"/>
-      <w:r>
-        <w:t xml:space="preserve"> diciembre ≥0,61) y CPI(a) 0,84 en satisfactorio; SPI(a) 0,74 en </w:t>
+        <w:t xml:space="preserve"> (SI = 2,70) gracias a la entrega de las DP de Hatillo, Abangares, Nicoya, Batán y San Ramón y del CCP de Alajuela. Desembolsos 0,82 (US$81,9mn; benchmark diciembre ≥0,61) y CPI(a) 0,84 en satisfactorio; SPI(a) 0,74 en </w:t>
       </w:r>
       <w:r>
         <w:rPr>
@@ -6217,35 +5619,9 @@
         <w:t>alerta</w:t>
       </w:r>
       <w:r>
-        <w:t xml:space="preserve"> (SI 2,4), lo que ocurriría con unos US$3,9mn de gasto sin avance físico reconocido (p. ej., pagos</w:t>
-      </w:r>
-      <w:r>
-        <w:t xml:space="preserve"> superiores a los planeados </w:t>
-      </w:r>
-      <w:r>
-        <w:t>de los CCP en rescisión o del equipamiento del CMCP</w:t>
-      </w:r>
-      <w:r>
-        <w:t>, los cuales no reportarían finalización en 2026</w:t>
-      </w:r>
-      <w:r>
-        <w:t>). En sentido contrario, las entregas de julio-</w:t>
-      </w:r>
-      <w:r>
+        <w:t xml:space="preserve"> (SI 2,4), lo que ocurriría con unos US$3,9mn de gasto sin avance físico reconocido (p. ej., pagos superiores a los planeados de los CCP en rescisión o del equipamiento del CMCP, los cuales no reportarían finalización en 2026). En sentido contrario, las entregas de julio-</w:t>
         <w:lastRenderedPageBreak/>
-        <w:t>agosto (DP Desamparados Norte, Turrialba y Pococí) llevar</w:t>
-      </w:r>
-      <w:r>
-        <w:t>án</w:t>
-      </w:r>
-      <w:r>
-        <w:t xml:space="preserve"> el SPI(a) a 0,84 y el SI a 3,0 si se ejecuta el P(a) financiero 2026 de delegaciones</w:t>
-      </w:r>
-      <w:r>
-        <w:t xml:space="preserve"> según planeado</w:t>
-      </w:r>
-      <w:r>
-        <w:t>.</w:t>
+        <w:t xml:space="preserve">agosto (DP Desamparados Norte, Turrialba y Pococí) llevarán el SPI(a) a 0,84 y el SI a 3,0 si se ejecuta el P(a) financiero 2026 de delegaciones según planeado.</w:t>
       </w:r>
     </w:p>
     <w:p>
@@ -6261,70 +5637,7 @@
           <w:i/>
           <w:iCs/>
         </w:rPr>
-        <w:t>E</w:t>
-      </w:r>
-      <w:r>
-        <w:rPr>
-          <w:i/>
-          <w:iCs/>
-        </w:rPr>
-        <w:t>s importante destacar que e</w:t>
-      </w:r>
-      <w:r>
-        <w:rPr>
-          <w:i/>
-          <w:iCs/>
-        </w:rPr>
-        <w:t xml:space="preserve">l simulador oficial </w:t>
-      </w:r>
-      <w:r>
-        <w:rPr>
-          <w:i/>
-          <w:iCs/>
-        </w:rPr>
-        <w:t>presenta</w:t>
-      </w:r>
-      <w:r>
-        <w:rPr>
-          <w:i/>
-          <w:iCs/>
-        </w:rPr>
-        <w:t xml:space="preserve"> un error en el archivo</w:t>
-      </w:r>
-      <w:r>
-        <w:rPr>
-          <w:i/>
-          <w:iCs/>
-        </w:rPr>
-        <w:t>, por lo que los escenarios se realizan con un</w:t>
-      </w:r>
-      <w:r>
-        <w:rPr>
-          <w:i/>
-          <w:iCs/>
-        </w:rPr>
-        <w:t xml:space="preserve"> simulador reconstruido </w:t>
-      </w:r>
-      <w:r>
-        <w:rPr>
-          <w:i/>
-          <w:iCs/>
-        </w:rPr>
-        <w:t xml:space="preserve">que podría presentar discrepancias con los resultados que ofrecería </w:t>
-      </w:r>
-      <w:r>
-        <w:rPr>
-          <w:i/>
-          <w:iCs/>
-        </w:rPr>
-        <w:t>el simulador oficial si no tuviera el error</w:t>
-      </w:r>
-      <w:r>
-        <w:rPr>
-          <w:i/>
-          <w:iCs/>
-        </w:rPr>
-        <w:t>.</w:t>
+        <w:t xml:space="preserve">Es importante destacar que el simulador oficial presenta un error en el archivo, por lo que los escenarios se realizan con un simulador reconstruido que podría presentar discrepancias con los resultados que ofrecería el simulador oficial si no tuviera el error.</w:t>
       </w:r>
     </w:p>
     <w:p>
@@ -6373,21 +5686,12 @@
             <w:shd w:val="clear" w:color="auto" w:fill="D9E2F3"/>
           </w:tcPr>
           <w:p>
-            <w:proofErr w:type="spellStart"/>
-            <w:r>
-              <w:rPr>
-                <w:b/>
-                <w:sz w:val="16"/>
-              </w:rPr>
-              <w:t>Desemb</w:t>
-            </w:r>
-            <w:proofErr w:type="spellEnd"/>
-            <w:r>
-              <w:rPr>
-                <w:b/>
-                <w:sz w:val="16"/>
-              </w:rPr>
-              <w:t>.</w:t>
+            <w:r>
+              <w:rPr>
+                <w:b/>
+                <w:sz w:val="16"/>
+              </w:rPr>
+              <w:t>Desemb.</w:t>
             </w:r>
           </w:p>
         </w:tc>
@@ -6477,21 +5781,7 @@
               <w:rPr>
                 <w:sz w:val="16"/>
               </w:rPr>
-              <w:t>Sin acciones adicionales (</w:t>
-            </w:r>
-            <w:proofErr w:type="spellStart"/>
-            <w:r>
-              <w:rPr>
-                <w:sz w:val="16"/>
-              </w:rPr>
-              <w:t>benchmark</w:t>
-            </w:r>
-            <w:proofErr w:type="spellEnd"/>
-            <w:r>
-              <w:rPr>
-                <w:sz w:val="16"/>
-              </w:rPr>
-              <w:t xml:space="preserve"> dic: ≥0,61)</w:t>
+              <w:t>Sin acciones adicionales (benchmark dic: ≥0,61)</w:t>
             </w:r>
           </w:p>
         </w:tc>
@@ -6530,16 +5820,8 @@
               <w:rPr>
                 <w:sz w:val="16"/>
               </w:rPr>
-              <w:t xml:space="preserve">0,74 </w:t>
-            </w:r>
-            <w:proofErr w:type="gramStart"/>
-            <w:r>
-              <w:rPr>
-                <w:sz w:val="16"/>
-              </w:rPr>
-              <w:t>A</w:t>
-            </w:r>
-            <w:proofErr w:type="gramEnd"/>
+              <w:t>0,74 A</w:t>
+            </w:r>
           </w:p>
         </w:tc>
         <w:tc>
@@ -6639,16 +5921,8 @@
               <w:rPr>
                 <w:sz w:val="16"/>
               </w:rPr>
-              <w:t xml:space="preserve">0,74 </w:t>
-            </w:r>
-            <w:proofErr w:type="gramStart"/>
-            <w:r>
-              <w:rPr>
-                <w:sz w:val="16"/>
-              </w:rPr>
-              <w:t>A</w:t>
-            </w:r>
-            <w:proofErr w:type="gramEnd"/>
+              <w:t>0,74 A</w:t>
+            </w:r>
           </w:p>
         </w:tc>
         <w:tc>
@@ -6748,16 +6022,8 @@
               <w:rPr>
                 <w:sz w:val="16"/>
               </w:rPr>
-              <w:t xml:space="preserve">0,74 </w:t>
-            </w:r>
-            <w:proofErr w:type="gramStart"/>
-            <w:r>
-              <w:rPr>
-                <w:sz w:val="16"/>
-              </w:rPr>
-              <w:t>A</w:t>
-            </w:r>
-            <w:proofErr w:type="gramEnd"/>
+              <w:t>0,74 A</w:t>
+            </w:r>
           </w:p>
         </w:tc>
         <w:tc>
@@ -6782,16 +6048,8 @@
               <w:rPr>
                 <w:sz w:val="16"/>
               </w:rPr>
-              <w:t xml:space="preserve">0,76 </w:t>
-            </w:r>
-            <w:proofErr w:type="gramStart"/>
-            <w:r>
-              <w:rPr>
-                <w:sz w:val="16"/>
-              </w:rPr>
-              <w:t>A</w:t>
-            </w:r>
-            <w:proofErr w:type="gramEnd"/>
+              <w:t>0,76 A</w:t>
+            </w:r>
           </w:p>
         </w:tc>
         <w:tc>
@@ -6927,21 +6185,7 @@
               <w:rPr>
                 <w:sz w:val="16"/>
               </w:rPr>
-              <w:t>Entregas DP jul-</w:t>
-            </w:r>
-            <w:proofErr w:type="spellStart"/>
-            <w:r>
-              <w:rPr>
-                <w:sz w:val="16"/>
-              </w:rPr>
-              <w:t>ago</w:t>
-            </w:r>
-            <w:proofErr w:type="spellEnd"/>
-            <w:r>
-              <w:rPr>
-                <w:sz w:val="16"/>
-              </w:rPr>
-              <w:t xml:space="preserve"> (+3) y gasto P(a) 2026 de DP (+US$4,0mn) (simulador E2)</w:t>
+              <w:t>Entregas DP jul-ago (+3) y gasto P(a) 2026 de DP (+US$4,0mn) (simulador E2)</w:t>
             </w:r>
           </w:p>
         </w:tc>
@@ -7059,16 +6303,7 @@
         <w:t>alerta</w:t>
       </w:r>
       <w:r>
-        <w:t>. Conviene que los pagos de cierre de los CCP en rescisión y del equipamiento del CMCP coincidan con avances que se puedan reportar</w:t>
-      </w:r>
-      <w:r>
-        <w:t xml:space="preserve"> o que estos gastos </w:t>
-      </w:r>
-      <w:r>
-        <w:t>sean menores al monto antes indicado</w:t>
-      </w:r>
-      <w:r>
-        <w:t>.</w:t>
+        <w:t xml:space="preserve">. Conviene que los pagos de cierre de los CCP en rescisión y del equipamiento del CMCP coincidan con avances que se puedan reportar o que estos gastos sean menores al monto antes indicado.</w:t>
       </w:r>
     </w:p>
     <w:p>
@@ -7077,39 +6312,7 @@
         <w:jc w:val="both"/>
       </w:pPr>
       <w:r>
-        <w:t xml:space="preserve">• Mejorar: registrar en el PMR </w:t>
-      </w:r>
-      <w:r>
-        <w:t>con corte a</w:t>
-      </w:r>
-      <w:r>
-        <w:t xml:space="preserve"> diciembre</w:t>
-      </w:r>
-      <w:r>
-        <w:t xml:space="preserve"> 2026</w:t>
-      </w:r>
-      <w:r>
-        <w:t xml:space="preserve"> las DP Desamparados Norte, Turrialba y Pococí (entregadas en jul-</w:t>
-      </w:r>
-      <w:proofErr w:type="spellStart"/>
-      <w:r>
-        <w:t>ago</w:t>
-      </w:r>
-      <w:proofErr w:type="spellEnd"/>
-      <w:r>
-        <w:t>)</w:t>
-      </w:r>
-      <w:r>
-        <w:t>, lo cual</w:t>
-      </w:r>
-      <w:r>
-        <w:t xml:space="preserve"> agrega US$9,2mn de valor ganado anual. Con eso el SPI(a) sube a 0,84 y el SI a 3,0, y se cubre la brecha </w:t>
-      </w:r>
-      <w:r>
-        <w:t xml:space="preserve">actual </w:t>
-      </w:r>
-      <w:r>
-        <w:t>de US$5,5mn.</w:t>
+        <w:t xml:space="preserve">• Mejorar: registrar en el PMR con corte a diciembre 2026 las DP Desamparados Norte, Turrialba y Pococí (entregadas en jul-ago), lo cual agrega US$9,2mn de valor ganado anual. Con eso el SPI(a) sube a 0,84 y el SI a 3,0, y se cubre la brecha actual de US$5,5mn.</w:t>
       </w:r>
     </w:p>
     <w:p>
@@ -7118,15 +6321,7 @@
         <w:jc w:val="both"/>
       </w:pPr>
       <w:r>
-        <w:t xml:space="preserve">• El desembolso (82%) supera con holgura el </w:t>
-      </w:r>
-      <w:proofErr w:type="spellStart"/>
-      <w:r>
-        <w:t>benchmark</w:t>
-      </w:r>
-      <w:proofErr w:type="spellEnd"/>
-      <w:r>
-        <w:t xml:space="preserve"> de diciembre (61%), aun sin el desembolso previsto para noviembre.</w:t>
+        <w:t>• El desembolso (82%) supera con holgura el benchmark de diciembre (61%), aun sin el desembolso previsto para noviembre.</w:t>
       </w:r>
     </w:p>
     <w:p>
@@ -7144,25 +6339,7 @@
         <w:t>satisfactoria</w:t>
       </w:r>
       <w:r>
-        <w:t xml:space="preserve"> y puede mejorar a 3,0 con entregas que ya ocurrieron. El riesgo es </w:t>
-      </w:r>
-      <w:r>
-        <w:t>que se registre un exceso de</w:t>
-      </w:r>
-      <w:r>
-        <w:t xml:space="preserve"> gasto sin avance reconocido</w:t>
-      </w:r>
-      <w:r>
-        <w:t xml:space="preserve"> (según proyección entregada por el ejecutor para </w:t>
-      </w:r>
-      <w:r>
-        <w:t>lo que falta de 2026</w:t>
-      </w:r>
-      <w:r>
-        <w:t>, esto es poco probable)</w:t>
-      </w:r>
-      <w:r>
-        <w:t>.</w:t>
+        <w:t xml:space="preserve"> y puede mejorar a 3,0 con entregas que ya ocurrieron. El riesgo es que se registre un exceso de gasto sin avance reconocido (según proyección entregada por el ejecutor para lo que falta de 2026, esto es poco probable).</w:t>
       </w:r>
     </w:p>
     <w:p>
@@ -7185,89 +6362,33 @@
           <w:color w:val="auto"/>
           <w:sz w:val="18"/>
         </w:rPr>
-        <w:t xml:space="preserve">La calificación de salvaguardas figura como “Insatisfactorio”. Solicitar al TL </w:t>
-      </w:r>
+        <w:t xml:space="preserve">La calificación de salvaguardas figura como “Insatisfactorio”. Solicitar al TL seguimiento del plan de acción y su estado.</w:t>
+      </w:r>
+    </w:p>
+    <w:p>
+      <w:pPr>
+        <w:jc w:val="both"/>
+      </w:pPr>
       <w:r>
         <w:rPr>
           <w:rStyle w:val="IntenseEmphasis"/>
           <w:color w:val="auto"/>
           <w:sz w:val="18"/>
         </w:rPr>
-        <w:t>seguimiento d</w:t>
-      </w:r>
+        <w:t>Se anuncia una solicitud de prórroga del plazo de desembolsos (vence 17-mar-2027) por la construcción de los 4 CCP en 2027. Ajustar las metas 2027 antes de su bloqueo en marzo de 2027.</w:t>
+      </w:r>
+    </w:p>
+    <w:p>
+      <w:pPr>
+        <w:jc w:val="both"/>
+      </w:pPr>
       <w:r>
         <w:rPr>
           <w:rStyle w:val="IntenseEmphasis"/>
           <w:color w:val="auto"/>
           <w:sz w:val="18"/>
         </w:rPr>
-        <w:t>el plan de acción y su estado.</w:t>
-      </w:r>
-    </w:p>
-    <w:p>
-      <w:pPr>
-        <w:jc w:val="both"/>
-      </w:pPr>
-      <w:r>
-        <w:rPr>
-          <w:rStyle w:val="IntenseEmphasis"/>
-          <w:color w:val="auto"/>
-          <w:sz w:val="18"/>
-        </w:rPr>
-        <w:t>Se anuncia una solicitud de prórroga del plazo de desembolsos (vence 17-mar-2027) por la construcción de los 4 CCP en 2027. Ajustar las metas 2027 antes de su bloqueo en marzo de 2027.</w:t>
-      </w:r>
-    </w:p>
-    <w:p>
-      <w:pPr>
-        <w:jc w:val="both"/>
-      </w:pPr>
-      <w:r>
-        <w:rPr>
-          <w:rStyle w:val="IntenseEmphasis"/>
-          <w:color w:val="auto"/>
-          <w:sz w:val="18"/>
-        </w:rPr>
-        <w:t xml:space="preserve">La justificación de probabilidad “Media” es igual a la de marzo (revisión de líneas de base). </w:t>
-      </w:r>
-      <w:r>
-        <w:rPr>
-          <w:rStyle w:val="IntenseEmphasis"/>
-          <w:color w:val="auto"/>
-          <w:sz w:val="18"/>
-        </w:rPr>
-        <w:t xml:space="preserve">Aunque la TL reporta estar avanzando </w:t>
-      </w:r>
-      <w:r>
-        <w:rPr>
-          <w:rStyle w:val="IntenseEmphasis"/>
-          <w:color w:val="auto"/>
-          <w:sz w:val="18"/>
-        </w:rPr>
-        <w:t>con SPD para ese tema, p</w:t>
-      </w:r>
-      <w:r>
-        <w:rPr>
-          <w:rStyle w:val="IntenseEmphasis"/>
-          <w:color w:val="auto"/>
-          <w:sz w:val="18"/>
-        </w:rPr>
-        <w:t>edir avance concreto en esa revisión</w:t>
-      </w:r>
-      <w:r>
-        <w:rPr>
-          <w:rStyle w:val="IntenseEmphasis"/>
-          <w:color w:val="auto"/>
-          <w:sz w:val="18"/>
-        </w:rPr>
-        <w:t xml:space="preserve"> antes del ciclo de 2027</w:t>
-      </w:r>
-      <w:r>
-        <w:rPr>
-          <w:rStyle w:val="IntenseEmphasis"/>
-          <w:color w:val="auto"/>
-          <w:sz w:val="18"/>
-        </w:rPr>
-        <w:t>.</w:t>
+        <w:t xml:space="preserve">La justificación de probabilidad “Media” es igual a la de marzo (revisión de líneas de base). Aunque la TL reporta estar avanzando con SPD para ese tema, pedir avance concreto en esa revisión antes del ciclo de 2027.</w:t>
       </w:r>
     </w:p>
     <w:p>
@@ -7523,15 +6644,7 @@
         <w:t>alerta</w:t>
       </w:r>
       <w:r>
-        <w:t xml:space="preserve"> (SI = 2,10). Desembolsos 0,38 (</w:t>
-      </w:r>
-      <w:proofErr w:type="spellStart"/>
-      <w:r>
-        <w:t>benchmark</w:t>
-      </w:r>
-      <w:proofErr w:type="spellEnd"/>
-      <w:r>
-        <w:t xml:space="preserve"> diciembre ≥0,178), CPI 1,00 y CPI(a) 1,13 en </w:t>
+        <w:t xml:space="preserve"> (SI = 2,10). Desembolsos 0,38 (benchmark diciembre ≥0,178), CPI 1,00 y CPI(a) 1,13 en </w:t>
       </w:r>
       <w:r>
         <w:rPr>
@@ -7552,13 +6665,7 @@
         <w:t>problema</w:t>
       </w:r>
       <w:r>
-        <w:t>. La ejecución es de US$1,44mn de US$7,6mn desembolsados (18,9%). Según el simulador, los mayores efectos negativos sobre SPI(a) son el CC</w:t>
-      </w:r>
-      <w:r>
-        <w:t>P</w:t>
-      </w:r>
-      <w:r>
-        <w:t xml:space="preserve"> de Upala (P(a) US$1,86mn; −0,32), regularización (−0,16) y la unidad de refugio (−0,12).</w:t>
+        <w:t xml:space="preserve">. La ejecución es de US$1,44mn de US$7,6mn desembolsados (18,9%). Según el simulador, los mayores efectos negativos sobre SPI(a) son el CCP de Upala (P(a) US$1,86mn; −0,32), regularización (−0,16) y la unidad de refugio (−0,12).</w:t>
       </w:r>
     </w:p>
     <w:p>
@@ -7587,43 +6694,7 @@
         <w:t>problema</w:t>
       </w:r>
       <w:r>
-        <w:t xml:space="preserve">). El riesgo se concentra en productos con </w:t>
-      </w:r>
-      <w:proofErr w:type="gramStart"/>
-      <w:r>
-        <w:t>meta física</w:t>
-      </w:r>
-      <w:proofErr w:type="gramEnd"/>
-      <w:r>
-        <w:t>, como regularización</w:t>
-      </w:r>
-      <w:r>
-        <w:t xml:space="preserve">, en el sentido de </w:t>
-      </w:r>
-      <w:proofErr w:type="gramStart"/>
-      <w:r>
-        <w:t>que</w:t>
-      </w:r>
-      <w:proofErr w:type="gramEnd"/>
-      <w:r>
-        <w:t xml:space="preserve"> si el gasto reportado no es congruente con el número de procesos regularizados </w:t>
-      </w:r>
-      <w:r>
-        <w:t>reportados,</w:t>
-      </w:r>
-      <w:r>
-        <w:t xml:space="preserve"> el indicador se podría desmejorar</w:t>
-      </w:r>
-      <w:r>
-        <w:t xml:space="preserve">. En cambio, en productos sin </w:t>
-      </w:r>
-      <w:proofErr w:type="gramStart"/>
-      <w:r>
-        <w:t>meta física</w:t>
-      </w:r>
-      <w:proofErr w:type="gramEnd"/>
-      <w:r>
-        <w:t xml:space="preserve"> del año, como el diseño de la unidad de refugio, el gasto cuenta como valor ganado anual. Se espera cerrar 2026 en alerta.</w:t>
+        <w:t xml:space="preserve">). El riesgo se concentra en productos con meta física, como regularización, en el sentido de que si el gasto reportado no es congruente con el número de procesos regularizados reportados, el indicador se podría desmejorar. En cambio, en productos sin meta física del año, como el diseño de la unidad de refugio, el gasto cuenta como valor ganado anual. Se espera cerrar 2026 en alerta.</w:t>
       </w:r>
     </w:p>
     <w:p>
@@ -7631,55 +6702,7 @@
         <w:jc w:val="both"/>
       </w:pPr>
       <w:r>
-        <w:t>No parece haber escenarios factibles que permitan llegar a satisfactorio</w:t>
-      </w:r>
-      <w:r>
-        <w:t>, considerando que el CC</w:t>
-      </w:r>
-      <w:r>
-        <w:t>P</w:t>
-      </w:r>
-      <w:r>
-        <w:t xml:space="preserve"> de Upala no se ejecutará</w:t>
-      </w:r>
-      <w:r>
-        <w:t>, pues</w:t>
-      </w:r>
-      <w:r>
-        <w:t xml:space="preserve"> </w:t>
-      </w:r>
-      <w:r>
-        <w:t>s</w:t>
-      </w:r>
-      <w:r>
-        <w:t>u meta</w:t>
-      </w:r>
-      <w:r>
-        <w:t xml:space="preserve"> financiera para</w:t>
-      </w:r>
-      <w:r>
-        <w:t xml:space="preserve"> 2026 (P(a) US$1,86mn, 35% del PV(a) de US$5,39mn) queda en el denominador sin valor ganado adicional. Con la ponderación </w:t>
-      </w:r>
-      <w:r>
-        <w:t>del cálculo de SI</w:t>
-      </w:r>
-      <w:r>
-        <w:t>, el SPI se mantiene en problema (PV de US$18,9mn), por lo que la única vía a satisfactorio es llevar el SPI(a) a ≥0,80. Eso exige un valor ganado anual de US$4,31mn (+US$2,93mn)</w:t>
-      </w:r>
-      <w:r>
-        <w:t xml:space="preserve"> </w:t>
-      </w:r>
-      <w:r>
-        <w:t>con CPI(a) entre 0,80 y 2,0 y CPI ≥0,40</w:t>
-      </w:r>
-      <w:r>
-        <w:t xml:space="preserve">, a ser ejecutado con cargo a otros productos que no sean el CCP Upala, lo cual no parece </w:t>
-      </w:r>
-      <w:r>
-        <w:t>posible</w:t>
-      </w:r>
-      <w:r>
-        <w:t>.</w:t>
+        <w:t xml:space="preserve">No parece haber escenarios factibles que permitan llegar a satisfactorio, considerando que el CCP de Upala no se ejecutará, pues su meta financiera para 2026 (P(a) US$1,86mn, 35% del PV(a) de US$5,39mn) queda en el denominador sin valor ganado adicional. Con la ponderación del cálculo de SI, el SPI se mantiene en problema (PV de US$18,9mn), por lo que la única vía a satisfactorio es llevar el SPI(a) a ≥0,80. Eso exige un valor ganado anual de US$4,31mn (+US$2,93mn) con CPI(a) entre 0,80 y 2,0 y CPI ≥0,40, a ser ejecutado con cargo a otros productos que no sean el CCP Upala, lo cual no parece posible.</w:t>
       </w:r>
     </w:p>
     <w:p>
@@ -7687,19 +6710,7 @@
         <w:jc w:val="both"/>
       </w:pPr>
       <w:r>
-        <w:t xml:space="preserve">Tres mecánicas </w:t>
-      </w:r>
-      <w:r>
-        <w:t xml:space="preserve">del cálculo del SI </w:t>
-      </w:r>
-      <w:r>
-        <w:t>condicionan la búsqueda</w:t>
-      </w:r>
-      <w:r>
-        <w:t xml:space="preserve"> de un escenario satisfactorio para la operación</w:t>
-      </w:r>
-      <w:r>
-        <w:t>:</w:t>
+        <w:t xml:space="preserve">Tres mecánicas del cálculo del SI condicionan la búsqueda de un escenario satisfactorio para la operación:</w:t>
       </w:r>
     </w:p>
     <w:p>
@@ -7708,59 +6719,7 @@
         <w:jc w:val="both"/>
       </w:pPr>
       <w:r>
-        <w:t xml:space="preserve">• Pagar </w:t>
-      </w:r>
-      <w:r>
-        <w:t xml:space="preserve">unidad de </w:t>
-      </w:r>
-      <w:r>
-        <w:t xml:space="preserve">refugio, plataforma DGME o la campaña sube el EV(a), porque esos productos no tienen </w:t>
-      </w:r>
-      <w:proofErr w:type="gramStart"/>
-      <w:r>
-        <w:t>meta física</w:t>
-      </w:r>
-      <w:proofErr w:type="gramEnd"/>
-      <w:r>
-        <w:t xml:space="preserve"> en 2026, pero </w:t>
-      </w:r>
-      <w:r>
-        <w:t xml:space="preserve">al mismo tiempo, esto </w:t>
-      </w:r>
-      <w:r>
-        <w:t xml:space="preserve">no </w:t>
-      </w:r>
-      <w:r>
-        <w:t>mejora</w:t>
-      </w:r>
-      <w:r>
-        <w:t xml:space="preserve"> el EV</w:t>
-      </w:r>
-      <w:r>
-        <w:t>, pues esos productos</w:t>
-      </w:r>
-      <w:r>
-        <w:t xml:space="preserve"> tienen </w:t>
-      </w:r>
-      <w:proofErr w:type="gramStart"/>
-      <w:r>
-        <w:t>meta física</w:t>
-      </w:r>
-      <w:proofErr w:type="gramEnd"/>
-      <w:r>
-        <w:t xml:space="preserve"> original de 2025 sin cumplir. Por</w:t>
-      </w:r>
-      <w:r>
-        <w:t xml:space="preserve"> lo anterior, acelerar gastos en esos productos</w:t>
-      </w:r>
-      <w:r>
-        <w:t xml:space="preserve"> </w:t>
-      </w:r>
-      <w:r>
-        <w:t>para mejorar la calificación realmente generaría que</w:t>
-      </w:r>
-      <w:r>
-        <w:t xml:space="preserve"> el CPI cae a problema antes de que el SPI(a) llegue a 0,80: si el gasto se concentra solo en esos productos, el máximo valor de SI a alcanzar parece ser 2,4 (</w:t>
+        <w:t xml:space="preserve">• Pagar unidad de refugio, plataforma DGME o la campaña sube el EV(a), porque esos productos no tienen meta física en 2026, pero al mismo tiempo, esto no mejora el EV, pues esos productos tienen meta física original de 2025 sin cumplir. Por lo anterior, acelerar gastos en esos productos para mejorar la calificación realmente generaría que el CPI cae a problema antes de que el SPI(a) llegue a 0,80: si el gasto se concentra solo en esos productos, el máximo valor de SI a alcanzar parece ser 2,4 (</w:t>
       </w:r>
       <w:r>
         <w:rPr>
@@ -7779,31 +6738,7 @@
         <w:jc w:val="both"/>
       </w:pPr>
       <w:r>
-        <w:t xml:space="preserve">• </w:t>
-      </w:r>
-      <w:r>
-        <w:t xml:space="preserve">Aunque su contratación no ha iniciado, también se analizó el efecto de </w:t>
-      </w:r>
-      <w:r>
-        <w:t xml:space="preserve">pagos de vehículos </w:t>
-      </w:r>
-      <w:r>
-        <w:t xml:space="preserve">que </w:t>
-      </w:r>
-      <w:r>
-        <w:t xml:space="preserve">suben EV y EV(a) por igual, sin afectar el CPI. Aun así, </w:t>
-      </w:r>
-      <w:r>
-        <w:t xml:space="preserve">suponiendo que estuvieran contratados y se pudiera registrar gastos en ese producto, </w:t>
-      </w:r>
-      <w:r>
-        <w:t>el presupuesto total del producto (US$2,02mn) no basta por sí solo</w:t>
-      </w:r>
-      <w:r>
-        <w:t xml:space="preserve"> para mejorar la calificación</w:t>
-      </w:r>
-      <w:r>
-        <w:t>.</w:t>
+        <w:t xml:space="preserve">• Aunque su contratación no ha iniciado, también se analizó el efecto de pagos de vehículos que suben EV y EV(a) por igual, sin afectar el CPI. Aun así, suponiendo que estuvieran contratados y se pudiera registrar gastos en ese producto, el presupuesto total del producto (US$2,02mn) no basta por sí solo para mejorar la calificación.</w:t>
       </w:r>
     </w:p>
     <w:p>
@@ -7812,37 +6747,7 @@
         <w:jc w:val="both"/>
       </w:pPr>
       <w:r>
-        <w:t xml:space="preserve">• La </w:t>
-      </w:r>
-      <w:proofErr w:type="spellStart"/>
-      <w:r>
-        <w:t>sobreejecución</w:t>
-      </w:r>
-      <w:proofErr w:type="spellEnd"/>
-      <w:r>
-        <w:t xml:space="preserve"> en regularización </w:t>
-      </w:r>
-      <w:r>
-        <w:t xml:space="preserve">(mucha </w:t>
-      </w:r>
-      <w:proofErr w:type="gramStart"/>
-      <w:r>
-        <w:t>meta física</w:t>
-      </w:r>
-      <w:proofErr w:type="gramEnd"/>
-      <w:r>
-        <w:t xml:space="preserve"> con poco gasto) </w:t>
-      </w:r>
-      <w:r>
-        <w:t xml:space="preserve">dispara el CPI(a) por encima de 2,0. El sistema lo trata como </w:t>
-      </w:r>
-      <w:proofErr w:type="spellStart"/>
-      <w:r>
-        <w:t>outlier</w:t>
-      </w:r>
-      <w:proofErr w:type="spellEnd"/>
-      <w:r>
-        <w:t xml:space="preserve"> y la calificación cae a </w:t>
+        <w:t xml:space="preserve">• La sobreejecución en regularización (mucha meta física con poco gasto) dispara el CPI(a) por encima de 2,0. El sistema lo trata como outlier y la calificación cae a </w:t>
       </w:r>
       <w:r>
         <w:rPr>
@@ -7852,24 +6757,7 @@
         <w:t>problema</w:t>
       </w:r>
       <w:r>
-        <w:t xml:space="preserve"> (1,8).</w:t>
-      </w:r>
-      <w:r>
-        <w:t xml:space="preserve"> </w:t>
-      </w:r>
-      <w:proofErr w:type="gramStart"/>
-      <w:r>
-        <w:t>Además</w:t>
-      </w:r>
-      <w:proofErr w:type="gramEnd"/>
-      <w:r>
-        <w:t xml:space="preserve"> es poco probable que esto suceda, pues es uno de los productos con mayor ejecución actualmente. Es justamente el producto que podría poner en riesgo la calificación de alerta, si reporta mucho gasto sin reportar una cantidad proporcional de procesos regularizados completados al final del 2026 (</w:t>
-      </w:r>
-      <w:r>
-        <w:t>desmejorando el índice de costo CPI(a))</w:t>
-      </w:r>
-      <w:r>
-        <w:t>.</w:t>
+        <w:t xml:space="preserve"> (1,8). Además es poco probable que esto suceda, pues es uno de los productos con mayor ejecución actualmente. Es justamente el producto que podría poner en riesgo la calificación de alerta, si reporta mucho gasto sin reportar una cantidad proporcional de procesos regularizados completados al final del 2026 (desmejorando el índice de costo CPI(a)).</w:t>
       </w:r>
     </w:p>
     <w:p>
@@ -7878,41 +6766,9 @@
         <w:jc w:val="both"/>
       </w:pPr>
       <w:r>
-        <w:t>• Existe un escenario matemáticamente factible en el que se cumplen las metas de procesos de regularización</w:t>
-      </w:r>
-      <w:r>
-        <w:t xml:space="preserve"> (ejecutando en el S2-2026 más procesos que en todo lo acumulado hasta ahora en el programa) e incrementando pagos por alrededor de US$1,69mn en otros productos como </w:t>
-      </w:r>
-      <w:r>
+        <w:t xml:space="preserve">• Existe un escenario matemáticamente factible en el que se cumplen las metas de procesos de regularización (ejecutando en el S2-2026 más procesos que en todo lo acumulado hasta ahora en el programa) e incrementando pagos por alrededor de US$1,69mn en otros productos como </w:t>
         <w:lastRenderedPageBreak/>
-        <w:t>unidad de refugio, campañas y plataforma tecnológica de la DGME, y registrando los 20 procesos formativos de 2026</w:t>
-      </w:r>
-      <w:r>
-        <w:t xml:space="preserve">. Sin embargo, </w:t>
-      </w:r>
-      <w:r>
-        <w:t>el estado actual de los procesos respectivos lo hace poco probable: unidad de refugio en diseño</w:t>
-      </w:r>
-      <w:r>
-        <w:t xml:space="preserve"> </w:t>
-      </w:r>
-      <w:r>
-        <w:t xml:space="preserve">e </w:t>
-      </w:r>
-      <w:r>
-        <w:t xml:space="preserve">iniciando construcción en diciembre </w:t>
-      </w:r>
-      <w:r>
-        <w:t>(</w:t>
-      </w:r>
-      <w:r>
-        <w:t>en escenario optimista</w:t>
-      </w:r>
-      <w:r>
-        <w:t xml:space="preserve">), </w:t>
-      </w:r>
-      <w:r>
-        <w:t>plataforma tecnológica y campañas en proceso de contratación.</w:t>
+        <w:t xml:space="preserve">unidad de refugio, campañas y plataforma tecnológica de la DGME, y registrando los 20 procesos formativos de 2026. Sin embargo, el estado actual de los procesos respectivos lo hace poco probable: unidad de refugio en diseño e iniciando construcción en diciembre (en escenario optimista), plataforma tecnológica y campañas en proceso de contratación.</w:t>
       </w:r>
     </w:p>
     <w:p>
@@ -7920,19 +6776,7 @@
         <w:rPr>
           <w:rStyle w:val="IntenseEmphasis"/>
         </w:rPr>
-        <w:t xml:space="preserve">Escenarios </w:t>
-      </w:r>
-      <w:r>
-        <w:rPr>
-          <w:rStyle w:val="IntenseEmphasis"/>
-        </w:rPr>
-        <w:t xml:space="preserve">evaluados </w:t>
-      </w:r>
-      <w:r>
-        <w:rPr>
-          <w:rStyle w:val="IntenseEmphasis"/>
-        </w:rPr>
-        <w:t>al cierre de 2026</w:t>
+        <w:t xml:space="preserve">Escenarios evaluados al cierre de 2026</w:t>
       </w:r>
     </w:p>
     <w:tbl>
@@ -7973,21 +6817,12 @@
             <w:shd w:val="clear" w:color="auto" w:fill="D9E2F3"/>
           </w:tcPr>
           <w:p>
-            <w:proofErr w:type="spellStart"/>
-            <w:r>
-              <w:rPr>
-                <w:b/>
-                <w:sz w:val="16"/>
-              </w:rPr>
-              <w:t>Desemb</w:t>
-            </w:r>
-            <w:proofErr w:type="spellEnd"/>
-            <w:r>
-              <w:rPr>
-                <w:b/>
-                <w:sz w:val="16"/>
-              </w:rPr>
-              <w:t>.</w:t>
+            <w:r>
+              <w:rPr>
+                <w:b/>
+                <w:sz w:val="16"/>
+              </w:rPr>
+              <w:t>Desemb.</w:t>
             </w:r>
           </w:p>
         </w:tc>
@@ -8380,57 +7215,7 @@
               <w:rPr>
                 <w:sz w:val="16"/>
               </w:rPr>
-              <w:t xml:space="preserve">Regularización </w:t>
-            </w:r>
-            <w:r>
-              <w:rPr>
-                <w:sz w:val="16"/>
-              </w:rPr>
-              <w:t>logra</w:t>
-            </w:r>
-            <w:r>
-              <w:rPr>
-                <w:sz w:val="16"/>
-              </w:rPr>
-              <w:t xml:space="preserve"> la meta 2026 (60.941 </w:t>
-            </w:r>
-            <w:proofErr w:type="spellStart"/>
-            <w:r>
-              <w:rPr>
-                <w:sz w:val="16"/>
-              </w:rPr>
-              <w:t>acum</w:t>
-            </w:r>
-            <w:proofErr w:type="spellEnd"/>
-            <w:r>
-              <w:rPr>
-                <w:sz w:val="16"/>
-              </w:rPr>
-              <w:t>., +32.851</w:t>
-            </w:r>
-            <w:r>
-              <w:rPr>
-                <w:sz w:val="16"/>
-              </w:rPr>
-              <w:t xml:space="preserve"> en segundo semestre</w:t>
-            </w:r>
-            <w:r>
-              <w:rPr>
-                <w:sz w:val="16"/>
-              </w:rPr>
-              <w:t>) con su costo</w:t>
-            </w:r>
-            <w:r>
-              <w:rPr>
-                <w:sz w:val="16"/>
-              </w:rPr>
-              <w:t xml:space="preserve"> proporcional</w:t>
-            </w:r>
-            <w:r>
-              <w:rPr>
-                <w:sz w:val="16"/>
-              </w:rPr>
-              <w:t xml:space="preserve"> (≈US$0,6mn)</w:t>
+              <w:t xml:space="preserve">Regularización logra la meta 2026 (60.941 acum., +32.851 en segundo semestre) con su costo proporcional (≈US$0,6mn)</w:t>
             </w:r>
           </w:p>
         </w:tc>
@@ -8469,16 +7254,8 @@
               <w:rPr>
                 <w:sz w:val="16"/>
               </w:rPr>
-              <w:t xml:space="preserve">0,42 </w:t>
-            </w:r>
-            <w:proofErr w:type="gramStart"/>
-            <w:r>
-              <w:rPr>
-                <w:sz w:val="16"/>
-              </w:rPr>
-              <w:t>A</w:t>
-            </w:r>
-            <w:proofErr w:type="gramEnd"/>
+              <w:t>0,42 A</w:t>
+            </w:r>
           </w:p>
         </w:tc>
         <w:tc>
@@ -8539,19 +7316,7 @@
               <w:rPr>
                 <w:sz w:val="16"/>
               </w:rPr>
-              <w:t>Procesos</w:t>
-            </w:r>
-            <w:r>
-              <w:rPr>
-                <w:sz w:val="16"/>
-              </w:rPr>
-              <w:t xml:space="preserve"> formativos</w:t>
-            </w:r>
-            <w:r>
-              <w:rPr>
-                <w:sz w:val="16"/>
-              </w:rPr>
-              <w:t xml:space="preserve"> +20 y US$2,6mn de pagos en refugio, plataforma y campaña</w:t>
+              <w:t xml:space="preserve">Procesos formativos +20 y US$2,6mn de pagos en refugio, plataforma y campaña</w:t>
             </w:r>
           </w:p>
         </w:tc>
@@ -8652,69 +7417,7 @@
               <w:rPr>
                 <w:sz w:val="16"/>
               </w:rPr>
-              <w:t xml:space="preserve">A) Regularización </w:t>
-            </w:r>
-            <w:r>
-              <w:rPr>
-                <w:sz w:val="16"/>
-              </w:rPr>
-              <w:t>reporta</w:t>
-            </w:r>
-            <w:r>
-              <w:rPr>
-                <w:sz w:val="16"/>
-              </w:rPr>
-              <w:t xml:space="preserve"> 136.976 </w:t>
-            </w:r>
-            <w:proofErr w:type="spellStart"/>
-            <w:r>
-              <w:rPr>
-                <w:sz w:val="16"/>
-              </w:rPr>
-              <w:t>acum</w:t>
-            </w:r>
-            <w:proofErr w:type="spellEnd"/>
-            <w:r>
-              <w:rPr>
-                <w:sz w:val="16"/>
-              </w:rPr>
-              <w:t>.</w:t>
-            </w:r>
-            <w:r>
-              <w:rPr>
-                <w:sz w:val="16"/>
-              </w:rPr>
-              <w:t xml:space="preserve"> (más del doble de la meta anual y </w:t>
-            </w:r>
-            <w:r>
-              <w:rPr>
-                <w:sz w:val="16"/>
-              </w:rPr>
-              <w:t>+108.886</w:t>
-            </w:r>
-            <w:r>
-              <w:rPr>
-                <w:sz w:val="16"/>
-              </w:rPr>
-              <w:t xml:space="preserve"> en S2-2026</w:t>
-            </w:r>
-            <w:r>
-              <w:rPr>
-                <w:sz w:val="16"/>
-              </w:rPr>
-              <w:t xml:space="preserve">) con su costo </w:t>
-            </w:r>
-            <w:r>
-              <w:rPr>
-                <w:sz w:val="16"/>
-              </w:rPr>
-              <w:t xml:space="preserve">proporcional </w:t>
-            </w:r>
-            <w:r>
-              <w:rPr>
-                <w:sz w:val="16"/>
-              </w:rPr>
-              <w:t>(≈US$2,0mn)</w:t>
+              <w:t xml:space="preserve">A) Regularización reporta 136.976 acum. (más del doble de la meta anual y +108.886 en S2-2026) con su costo proporcional (≈US$2,0mn)</w:t>
             </w:r>
           </w:p>
         </w:tc>
@@ -8766,16 +7469,8 @@
               <w:rPr>
                 <w:sz w:val="16"/>
               </w:rPr>
-              <w:t xml:space="preserve">0,76 </w:t>
-            </w:r>
-            <w:proofErr w:type="gramStart"/>
-            <w:r>
-              <w:rPr>
-                <w:sz w:val="16"/>
-              </w:rPr>
-              <w:t>A</w:t>
-            </w:r>
-            <w:proofErr w:type="gramEnd"/>
+              <w:t>0,76 A</w:t>
+            </w:r>
           </w:p>
         </w:tc>
         <w:tc>
@@ -8823,45 +7518,7 @@
               <w:rPr>
                 <w:sz w:val="16"/>
               </w:rPr>
-              <w:t xml:space="preserve">B) Regularización </w:t>
-            </w:r>
-            <w:r>
-              <w:rPr>
-                <w:sz w:val="16"/>
-              </w:rPr>
-              <w:t>reporta</w:t>
-            </w:r>
-            <w:r>
-              <w:rPr>
-                <w:sz w:val="16"/>
-              </w:rPr>
-              <w:t xml:space="preserve"> 123.499 </w:t>
-            </w:r>
-            <w:proofErr w:type="spellStart"/>
-            <w:r>
-              <w:rPr>
-                <w:sz w:val="16"/>
-              </w:rPr>
-              <w:t>acum</w:t>
-            </w:r>
-            <w:proofErr w:type="spellEnd"/>
-            <w:r>
-              <w:rPr>
-                <w:sz w:val="16"/>
-              </w:rPr>
-              <w:t xml:space="preserve">. </w:t>
-            </w:r>
-            <w:r>
-              <w:rPr>
-                <w:sz w:val="16"/>
-              </w:rPr>
-              <w:t xml:space="preserve">(el doble de la meta) </w:t>
-            </w:r>
-            <w:r>
-              <w:rPr>
-                <w:sz w:val="16"/>
-              </w:rPr>
-              <w:t>+ 20 procesos, con su costo</w:t>
+              <w:t xml:space="preserve">B) Regularización reporta 123.499 acum. (el doble de la meta) + 20 procesos, con su costo</w:t>
             </w:r>
           </w:p>
         </w:tc>
@@ -8962,13 +7619,7 @@
               <w:rPr>
                 <w:sz w:val="16"/>
               </w:rPr>
-              <w:t>C) Regularización a 60.941 + 20 procesos + US$1,69mn pagados en vehículos</w:t>
-            </w:r>
-            <w:r>
-              <w:rPr>
-                <w:sz w:val="16"/>
-              </w:rPr>
-              <w:t xml:space="preserve"> (que no se han contratado)</w:t>
+              <w:t xml:space="preserve">C) Regularización a 60.941 + 20 procesos + US$1,69mn pagados en vehículos (que no se han contratado)</w:t>
             </w:r>
           </w:p>
         </w:tc>
@@ -9069,13 +7720,7 @@
               <w:rPr>
                 <w:sz w:val="16"/>
               </w:rPr>
-              <w:t>D) Igual a C, pero con US$1,69mn en refugio, plataforma y campaña</w:t>
-            </w:r>
-            <w:r>
-              <w:rPr>
-                <w:sz w:val="16"/>
-              </w:rPr>
-              <w:t xml:space="preserve"> (en lugar de vehículos)</w:t>
+              <w:t xml:space="preserve">D) Igual a C, pero con US$1,69mn en refugio, plataforma y campaña (en lugar de vehículos)</w:t>
             </w:r>
           </w:p>
         </w:tc>
@@ -9127,16 +7772,8 @@
               <w:rPr>
                 <w:sz w:val="16"/>
               </w:rPr>
-              <w:t xml:space="preserve">0,45 </w:t>
-            </w:r>
-            <w:proofErr w:type="gramStart"/>
-            <w:r>
-              <w:rPr>
-                <w:sz w:val="16"/>
-              </w:rPr>
-              <w:t>A</w:t>
-            </w:r>
-            <w:proofErr w:type="gramEnd"/>
+              <w:t>0,45 A</w:t>
+            </w:r>
           </w:p>
         </w:tc>
         <w:tc>
@@ -9201,25 +7838,7 @@
         <w:t>satisfactorio</w:t>
       </w:r>
       <w:r>
-        <w:t xml:space="preserve"> (A–D), pero todos exigen en el último trimestre de 2026 más de lo ejecutado en toda la vida de la operación (US$1,44mn)</w:t>
-      </w:r>
-      <w:r>
-        <w:t xml:space="preserve"> y estarían asociados a procesos que no están aún contratados (plataforma tecnológica de DGME</w:t>
-      </w:r>
-      <w:r>
-        <w:t>, vehículos</w:t>
-      </w:r>
-      <w:r>
-        <w:t xml:space="preserve"> y campañas de </w:t>
-      </w:r>
-      <w:r>
-        <w:t>comunicación</w:t>
-      </w:r>
-      <w:r>
-        <w:t>)</w:t>
-      </w:r>
-      <w:r>
-        <w:t>.</w:t>
+        <w:t xml:space="preserve"> (A–D), pero todos exigen en el último trimestre de 2026 más de lo ejecutado en toda la vida de la operación (US$1,44mn) y estarían asociados a procesos que no están aún contratados (plataforma tecnológica de DGME, vehículos y campañas de comunicación).</w:t>
       </w:r>
     </w:p>
     <w:p>
@@ -9228,40 +7847,7 @@
         <w:jc w:val="both"/>
       </w:pPr>
       <w:r>
-        <w:t>• A y B suponen multiplicar por 4–5 las regularizaciones acumuladas en ~2,5 meses,</w:t>
-      </w:r>
-      <w:r>
-        <w:t xml:space="preserve"> y logrando una meta anual superior al doble de lo estimado</w:t>
-      </w:r>
-      <w:r>
-        <w:t xml:space="preserve">. Aun considerando que </w:t>
-      </w:r>
-      <w:r>
-        <w:t xml:space="preserve">la categoría especial </w:t>
-      </w:r>
-      <w:r>
-        <w:t xml:space="preserve">sea </w:t>
-      </w:r>
-      <w:r>
-        <w:t>activada en septiembre</w:t>
-      </w:r>
-      <w:r>
-        <w:t>,</w:t>
-      </w:r>
-      <w:r>
-        <w:t xml:space="preserve"> </w:t>
-      </w:r>
-      <w:r>
-        <w:t>c</w:t>
-      </w:r>
-      <w:r>
-        <w:t>on el ritmo observado (≈27.000 en el primer semestre de 2026) no es realista</w:t>
-      </w:r>
-      <w:r>
-        <w:t xml:space="preserve"> alcanzar esos niveles de resultados</w:t>
-      </w:r>
-      <w:r>
-        <w:t>.</w:t>
+        <w:t xml:space="preserve">• A y B suponen multiplicar por 4–5 las regularizaciones acumuladas en ~2,5 meses, y logrando una meta anual superior al doble de lo estimado. Aun considerando que la categoría especial sea activada en septiembre, con el ritmo observado (≈27.000 en el primer semestre de 2026) no es realista alcanzar esos niveles de resultados.</w:t>
       </w:r>
     </w:p>
     <w:p>
@@ -9279,33 +7865,7 @@
         <w:jc w:val="both"/>
       </w:pPr>
       <w:r>
-        <w:t xml:space="preserve">• </w:t>
-      </w:r>
-      <w:r>
-        <w:t>Alcanzar la calificación de</w:t>
-      </w:r>
-      <w:r>
-        <w:t xml:space="preserve"> alerta</w:t>
-      </w:r>
-      <w:r>
-        <w:t xml:space="preserve"> (mejorando de problema en 2025)</w:t>
-      </w:r>
-      <w:r>
-        <w:t xml:space="preserve"> sigue siendo el </w:t>
-      </w:r>
-      <w:r>
-        <w:t>escenario más</w:t>
-      </w:r>
-      <w:r>
-        <w:t xml:space="preserve"> realista: los pagos de productos con </w:t>
-      </w:r>
-      <w:proofErr w:type="gramStart"/>
-      <w:r>
-        <w:t>meta física</w:t>
-      </w:r>
-      <w:proofErr w:type="gramEnd"/>
-      <w:r>
-        <w:t xml:space="preserve"> deben ir acompañados de su avance reportado, y conviene verificar el CPI antes del corte.</w:t>
+        <w:t xml:space="preserve">• Alcanzar la calificación de alerta (mejorando de problema en 2025) sigue siendo el escenario más realista: los pagos de productos con meta física deben ir acompañados de su avance reportado, y conviene verificar el CPI antes del corte.</w:t>
       </w:r>
     </w:p>
     <w:p>
@@ -9338,131 +7898,33 @@
           <w:color w:val="auto"/>
           <w:sz w:val="18"/>
         </w:rPr>
-        <w:t>El último desembolso vence el 5-abr-2027 y el TL califica la probabilidad como “Baja” sin prórroga. Se recomienda tramitar la prórroga junto con la</w:t>
-      </w:r>
+        <w:t xml:space="preserve">El último desembolso vence el 5-abr-2027 y el TL califica la probabilidad como “Baja” sin prórroga. Se recomienda tramitar la prórroga junto con la eliminación y reasignación de los recursos de CIS Mora y CATEM Sur y ajustar las metas 2027 antes de su bloqueo en marzo de 2027. Esto corresponde al plan de acción solicitado en marzo 2026.</w:t>
+      </w:r>
+    </w:p>
+    <w:p>
+      <w:pPr>
+        <w:jc w:val="both"/>
+      </w:pPr>
       <w:r>
         <w:rPr>
           <w:rStyle w:val="IntenseEmphasis"/>
           <w:color w:val="auto"/>
           <w:sz w:val="18"/>
         </w:rPr>
-        <w:t xml:space="preserve"> eliminación y</w:t>
-      </w:r>
+        <w:t xml:space="preserve">La Evaluación Intermedia (cláusula 5.03(a)) está en ejecución. El ejecutor enviará el primer borrador en los próximos días.</w:t>
+      </w:r>
+    </w:p>
+    <w:p>
+      <w:pPr>
+        <w:jc w:val="both"/>
+      </w:pPr>
       <w:r>
         <w:rPr>
           <w:rStyle w:val="IntenseEmphasis"/>
           <w:color w:val="auto"/>
           <w:sz w:val="18"/>
         </w:rPr>
-        <w:t xml:space="preserve"> reasignación de los recursos de CIS Mora y CATEM Sur y ajustar las metas 2027 antes de su bloqueo en marzo de 2027. Esto corresponde al plan de acción solicitado en marzo</w:t>
-      </w:r>
-      <w:r>
-        <w:rPr>
-          <w:rStyle w:val="IntenseEmphasis"/>
-          <w:color w:val="auto"/>
-          <w:sz w:val="18"/>
-        </w:rPr>
-        <w:t xml:space="preserve"> 2026</w:t>
-      </w:r>
-      <w:r>
-        <w:rPr>
-          <w:rStyle w:val="IntenseEmphasis"/>
-          <w:color w:val="auto"/>
-          <w:sz w:val="18"/>
-        </w:rPr>
-        <w:t>.</w:t>
-      </w:r>
-    </w:p>
-    <w:p>
-      <w:pPr>
-        <w:jc w:val="both"/>
-      </w:pPr>
-      <w:r>
-        <w:rPr>
-          <w:rStyle w:val="IntenseEmphasis"/>
-          <w:color w:val="auto"/>
-          <w:sz w:val="18"/>
-        </w:rPr>
-        <w:t xml:space="preserve">La Evaluación Intermedia (cláusula 5.03(a)) </w:t>
-      </w:r>
-      <w:r>
-        <w:rPr>
-          <w:rStyle w:val="IntenseEmphasis"/>
-          <w:color w:val="auto"/>
-          <w:sz w:val="18"/>
-        </w:rPr>
-        <w:t>está en ejecución</w:t>
-      </w:r>
-      <w:r>
-        <w:rPr>
-          <w:rStyle w:val="IntenseEmphasis"/>
-          <w:color w:val="auto"/>
-          <w:sz w:val="18"/>
-        </w:rPr>
-        <w:t>.</w:t>
-      </w:r>
-      <w:r>
-        <w:rPr>
-          <w:rStyle w:val="IntenseEmphasis"/>
-          <w:color w:val="auto"/>
-          <w:sz w:val="18"/>
-        </w:rPr>
-        <w:t xml:space="preserve"> El ejecutor enviará el primer borrador en los próximos días.</w:t>
-      </w:r>
-    </w:p>
-    <w:p>
-      <w:pPr>
-        <w:jc w:val="both"/>
-      </w:pPr>
-      <w:r>
-        <w:rPr>
-          <w:rStyle w:val="IntenseEmphasis"/>
-          <w:color w:val="auto"/>
-          <w:sz w:val="18"/>
-        </w:rPr>
-        <w:t>Confirmar la incorporación de los recursos en el presupuesto 2027 del MJP (</w:t>
-      </w:r>
-      <w:r>
-        <w:rPr>
-          <w:rStyle w:val="IntenseEmphasis"/>
-          <w:color w:val="auto"/>
-          <w:sz w:val="18"/>
-        </w:rPr>
-        <w:t xml:space="preserve">incluyendo </w:t>
-      </w:r>
-      <w:r>
-        <w:rPr>
-          <w:rStyle w:val="IntenseEmphasis"/>
-          <w:color w:val="auto"/>
-          <w:sz w:val="18"/>
-        </w:rPr>
-        <w:t>plazas de choferes y mantenimiento de vehículos incluidos)</w:t>
-      </w:r>
-      <w:r>
-        <w:rPr>
-          <w:rStyle w:val="IntenseEmphasis"/>
-          <w:color w:val="auto"/>
-          <w:sz w:val="18"/>
-        </w:rPr>
-        <w:t xml:space="preserve"> es </w:t>
-      </w:r>
-      <w:proofErr w:type="gramStart"/>
-      <w:r>
-        <w:rPr>
-          <w:rStyle w:val="IntenseEmphasis"/>
-          <w:color w:val="auto"/>
-          <w:sz w:val="18"/>
-        </w:rPr>
-        <w:t>el principal reto y elemento a monitorear</w:t>
-      </w:r>
-      <w:proofErr w:type="gramEnd"/>
-      <w:r>
-        <w:rPr>
-          <w:rStyle w:val="IntenseEmphasis"/>
-          <w:color w:val="auto"/>
-          <w:sz w:val="18"/>
-        </w:rPr>
-        <w:t xml:space="preserve"> de cara al próximo ciclo. </w:t>
+        <w:t xml:space="preserve">Confirmar la incorporación de los recursos en el presupuesto 2027 del MJP (incluyendo plazas de choferes y mantenimiento de vehículos incluidos) es el principal reto y elemento a monitorear de cara al próximo ciclo. </w:t>
       </w:r>
     </w:p>
     <w:p>
@@ -9622,15 +8084,7 @@
         <w:jc w:val="both"/>
       </w:pPr>
       <w:r>
-        <w:t xml:space="preserve">El contrato se firmó y </w:t>
-      </w:r>
-      <w:proofErr w:type="gramStart"/>
-      <w:r>
-        <w:t>entró en vigencia</w:t>
-      </w:r>
-      <w:proofErr w:type="gramEnd"/>
-      <w:r>
-        <w:t xml:space="preserve"> el 9-abr-2026 (160 días desde aprobación, </w:t>
+        <w:t xml:space="preserve">El contrato se firmó y entró en vigencia el 9-abr-2026 (160 días desde aprobación, </w:t>
       </w:r>
       <w:r>
         <w:rPr>
@@ -9658,15 +8112,7 @@
         <w:jc w:val="both"/>
       </w:pPr>
       <w:r>
-        <w:t xml:space="preserve">El plan vigente tiene metas 2026 de US$19,7mn (casa de máquinas US$2,2mn, obras de captación US$8,2mn y transformadores y reactores US$9,3mn), sin ejecución. El simulador muestra que, sin ajustes ni pagos, el SI </w:t>
-      </w:r>
-      <w:proofErr w:type="gramStart"/>
-      <w:r>
-        <w:t>sería</w:t>
-      </w:r>
-      <w:proofErr w:type="gramEnd"/>
-      <w:r>
-        <w:t xml:space="preserve"> 1,2 (</w:t>
+        <w:t>El plan vigente tiene metas 2026 de US$19,7mn (casa de máquinas US$2,2mn, obras de captación US$8,2mn y transformadores y reactores US$9,3mn), sin ejecución. El simulador muestra que, sin ajustes ni pagos, el SI sería 1,2 (</w:t>
       </w:r>
       <w:r>
         <w:rPr>
@@ -9676,45 +8122,7 @@
         <w:t>problema</w:t>
       </w:r>
       <w:r>
-        <w:t>). Por tratarse de una operación que alcanza la elegibilidad</w:t>
-      </w:r>
-      <w:r>
-        <w:t xml:space="preserve"> en el segundo semestre del año</w:t>
-      </w:r>
-      <w:r>
-        <w:t>, las metas del plan inicial pueden ajustarse hasta el ciclo de marzo de</w:t>
-      </w:r>
-      <w:r>
-        <w:t>l año siguiente</w:t>
-      </w:r>
-      <w:r>
-        <w:t xml:space="preserve"> </w:t>
-      </w:r>
-      <w:r>
-        <w:t xml:space="preserve">(marzo </w:t>
-      </w:r>
-      <w:r>
-        <w:t>2027</w:t>
-      </w:r>
-      <w:r>
-        <w:t>)</w:t>
-      </w:r>
-      <w:r>
-        <w:t xml:space="preserve">, que es el que califica el cierre de 2026. Este ajuste es </w:t>
-      </w:r>
-      <w:proofErr w:type="gramStart"/>
-      <w:r>
-        <w:t xml:space="preserve">la acción crucial </w:t>
-      </w:r>
-      <w:r>
-        <w:t>a monitorear</w:t>
-      </w:r>
-      <w:proofErr w:type="gramEnd"/>
-      <w:r>
-        <w:t xml:space="preserve"> para ese</w:t>
-      </w:r>
-      <w:r>
-        <w:t xml:space="preserve"> período.</w:t>
+        <w:t xml:space="preserve">). Por tratarse de una operación que alcanza la elegibilidad en el segundo semestre del año, las metas del plan inicial pueden ajustarse hasta el ciclo de marzo del año siguiente (marzo 2027), que es el que califica el cierre de 2026. Este ajuste es la acción crucial a monitorear para ese período.</w:t>
       </w:r>
     </w:p>
     <w:p>
@@ -9722,15 +8130,7 @@
         <w:jc w:val="both"/>
       </w:pPr>
       <w:r>
-        <w:t xml:space="preserve">Los productos no tienen </w:t>
-      </w:r>
-      <w:proofErr w:type="gramStart"/>
-      <w:r>
-        <w:t>meta física</w:t>
-      </w:r>
-      <w:proofErr w:type="gramEnd"/>
-      <w:r>
-        <w:t xml:space="preserve"> anual, así que el valor ganado es igual al gasto (EV = AC). Por eso la calificación depende solo de la relación entre los pagos de 2026 y las metas del plan inicial.</w:t>
+        <w:t>Los productos no tienen meta física anual, así que el valor ganado es igual al gasto (EV = AC). Por eso la calificación depende solo de la relación entre los pagos de 2026 y las metas del plan inicial.</w:t>
       </w:r>
     </w:p>
     <w:p>
@@ -9779,21 +8179,12 @@
             <w:shd w:val="clear" w:color="auto" w:fill="D9E2F3"/>
           </w:tcPr>
           <w:p>
-            <w:proofErr w:type="spellStart"/>
-            <w:r>
-              <w:rPr>
-                <w:b/>
-                <w:sz w:val="16"/>
-              </w:rPr>
-              <w:t>Desemb</w:t>
-            </w:r>
-            <w:proofErr w:type="spellEnd"/>
-            <w:r>
-              <w:rPr>
-                <w:b/>
-                <w:sz w:val="16"/>
-              </w:rPr>
-              <w:t>.</w:t>
+            <w:r>
+              <w:rPr>
+                <w:b/>
+                <w:sz w:val="16"/>
+              </w:rPr>
+              <w:t>Desemb.</w:t>
             </w:r>
           </w:p>
         </w:tc>
@@ -10388,55 +8779,7 @@
               <w:rPr>
                 <w:sz w:val="16"/>
               </w:rPr>
-              <w:t>Plan ajustado solo en P(a) 2026 a 0 y sin pagos</w:t>
-            </w:r>
-            <w:r>
-              <w:rPr>
-                <w:sz w:val="16"/>
-              </w:rPr>
-              <w:t xml:space="preserve"> (solo</w:t>
-            </w:r>
-            <w:r>
-              <w:rPr>
-                <w:sz w:val="16"/>
-              </w:rPr>
-              <w:t xml:space="preserve"> posible</w:t>
-            </w:r>
-            <w:r>
-              <w:rPr>
-                <w:sz w:val="16"/>
-              </w:rPr>
-              <w:t xml:space="preserve"> si</w:t>
-            </w:r>
-            <w:r>
-              <w:rPr>
-                <w:sz w:val="16"/>
-              </w:rPr>
-              <w:t xml:space="preserve"> se encuentra algún problema para </w:t>
-            </w:r>
-            <w:r>
-              <w:rPr>
-                <w:sz w:val="16"/>
-              </w:rPr>
-              <w:t>registrar</w:t>
-            </w:r>
-            <w:r>
-              <w:rPr>
-                <w:sz w:val="16"/>
-              </w:rPr>
-              <w:t xml:space="preserve"> como elegible</w:t>
-            </w:r>
-            <w:r>
-              <w:rPr>
-                <w:sz w:val="16"/>
-              </w:rPr>
-              <w:t xml:space="preserve"> el pago </w:t>
-            </w:r>
-            <w:r>
-              <w:rPr>
-                <w:sz w:val="16"/>
-              </w:rPr>
-              <w:t>ya realizado con fondos propios para los reactores de potencia)</w:t>
+              <w:t xml:space="preserve">Plan ajustado solo en P(a) 2026 a 0 y sin pagos (solo posible si se encuentra algún problema para registrar como elegible el pago ya realizado con fondos propios para los reactores de potencia)</w:t>
             </w:r>
           </w:p>
         </w:tc>
@@ -10545,19 +8888,7 @@
       </w:pPr>
       <w:r>
         <w:lastRenderedPageBreak/>
-        <w:t>• Acción crucial: antes del ciclo de marzo de 2027, ajustar las metas 2026 del plan inicial (físicas y financieras</w:t>
-      </w:r>
-      <w:r>
-        <w:t>, tanto P como P(a)</w:t>
-      </w:r>
-      <w:r>
-        <w:t>) a los pagos que efectivamente se registren al 31-dic-2026</w:t>
-      </w:r>
-      <w:r>
-        <w:t xml:space="preserve"> (por ahora los $1,8mn del anticipo del contrato de reactores de potencia)</w:t>
-      </w:r>
-      <w:r>
-        <w:t xml:space="preserve">. Así la operación se califica </w:t>
+        <w:t xml:space="preserve">• Acción crucial: antes del ciclo de marzo de 2027, ajustar las metas 2026 del plan inicial (físicas y financieras, tanto P como P(a)) a los pagos que efectivamente se registren al 31-dic-2026 (por ahora los $1,8mn del anticipo del contrato de reactores de potencia). Así la operación se califica </w:t>
       </w:r>
       <w:r>
         <w:rPr>
@@ -10576,31 +8907,7 @@
         <w:jc w:val="both"/>
       </w:pPr>
       <w:r>
-        <w:t xml:space="preserve">• Fuentes posibles de </w:t>
-      </w:r>
-      <w:r>
-        <w:t xml:space="preserve">otros </w:t>
-      </w:r>
-      <w:r>
-        <w:t>pagos en 2026: los contratos ya firmados de puentes grúa</w:t>
-      </w:r>
-      <w:r>
-        <w:t xml:space="preserve"> no </w:t>
-      </w:r>
-      <w:r>
-        <w:t>prevén</w:t>
-      </w:r>
-      <w:r>
-        <w:t xml:space="preserve"> anticipos ni pagos en 2026</w:t>
-      </w:r>
-      <w:r>
-        <w:t xml:space="preserve"> </w:t>
-      </w:r>
-      <w:r>
-        <w:t>y l</w:t>
-      </w:r>
-      <w:r>
-        <w:t>a LPI de equipos de la PHVG (publicada en julio) no generará pagos en 2026.</w:t>
+        <w:t xml:space="preserve">• Fuentes posibles de otros pagos en 2026: los contratos ya firmados de puentes grúa no prevén anticipos ni pagos en 2026 y la LPI de equipos de la PHVG (publicada en julio) no generará pagos en 2026.</w:t>
       </w:r>
     </w:p>
     <w:p>
@@ -10650,62 +8957,20 @@
           <w:color w:val="auto"/>
           <w:sz w:val="18"/>
         </w:rPr>
-        <w:t>Acordar con el TL y el ICE el ajuste de las metas del plan inicial (2026 y 2027) antes del ciclo de marzo de 2027, con base en un plan de pagos realista (anticipos, cronograma de la LPI de la PHVG</w:t>
-      </w:r>
+        <w:t xml:space="preserve">Acordar con el TL y el ICE el ajuste de las metas del plan inicial (2026 y 2027) antes del ciclo de marzo de 2027, con base en un plan de pagos realista (anticipos, cronograma de la LPI de la PHVG y de la LPI de luminarias LED).</w:t>
+      </w:r>
+    </w:p>
+    <w:p>
+      <w:pPr>
+        <w:jc w:val="both"/>
+      </w:pPr>
       <w:r>
         <w:rPr>
           <w:rStyle w:val="IntenseEmphasis"/>
           <w:color w:val="auto"/>
           <w:sz w:val="18"/>
         </w:rPr>
-        <w:t xml:space="preserve"> y de la LPI de luminarias LED</w:t>
-      </w:r>
-      <w:r>
-        <w:rPr>
-          <w:rStyle w:val="IntenseEmphasis"/>
-          <w:color w:val="auto"/>
-          <w:sz w:val="18"/>
-        </w:rPr>
-        <w:t>).</w:t>
-      </w:r>
-    </w:p>
-    <w:p>
-      <w:pPr>
-        <w:jc w:val="both"/>
-      </w:pPr>
-      <w:r>
-        <w:rPr>
-          <w:rStyle w:val="IntenseEmphasis"/>
-          <w:color w:val="auto"/>
-          <w:sz w:val="18"/>
-        </w:rPr>
-        <w:t xml:space="preserve">Los transformadores de potencia se adjudicaron a un proveedor de país no elegible; tramitar el ajuste de la MR del Componente 2 con las inversiones sustitutas (protección y control, equipos de alta tensión Anillo Miravalles, hilo guarda OPGW), de modo que el plan inicial ajustado ya las </w:t>
-      </w:r>
-      <w:proofErr w:type="gramStart"/>
-      <w:r>
-        <w:rPr>
-          <w:rStyle w:val="IntenseEmphasis"/>
-          <w:color w:val="auto"/>
-          <w:sz w:val="18"/>
-        </w:rPr>
-        <w:t>refleje</w:t>
-      </w:r>
-      <w:proofErr w:type="gramEnd"/>
-      <w:r>
-        <w:rPr>
-          <w:rStyle w:val="IntenseEmphasis"/>
-          <w:color w:val="auto"/>
-          <w:sz w:val="18"/>
-        </w:rPr>
-        <w:t>.</w:t>
-      </w:r>
-      <w:r>
-        <w:rPr>
-          <w:rStyle w:val="IntenseEmphasis"/>
-          <w:color w:val="auto"/>
-          <w:sz w:val="18"/>
-        </w:rPr>
-        <w:t xml:space="preserve"> SPD indicó que debe ajustarse también la teoría de cambio para acomodar estos cambios.</w:t>
+        <w:t xml:space="preserve">Los transformadores de potencia se adjudicaron a un proveedor de país no elegible; tramitar el ajuste de la MR del Componente 2 con las inversiones sustitutas (protección y control, equipos de alta tensión Anillo Miravalles, hilo guarda OPGW), de modo que el plan inicial ajustado ya las refleje. SPD indicó que debe ajustarse también la teoría de cambio para acomodar estos cambios.</w:t>
       </w:r>
     </w:p>
     <w:p>
@@ -10830,35 +9095,7 @@
           <w:color w:val="auto"/>
           <w:sz w:val="18"/>
         </w:rPr>
-        <w:t xml:space="preserve">Los incidentes con terceros motivaron la caída en la calificación ESG a fin de 2025 que, con la planificación y ejecución de planes de acción, y compensaciones en los casos Quebrada Mina e </w:t>
-      </w:r>
-      <w:proofErr w:type="spellStart"/>
-      <w:r>
-        <w:rPr>
-          <w:rStyle w:val="IntenseEmphasis"/>
-          <w:i w:val="0"/>
-          <w:color w:val="auto"/>
-          <w:sz w:val="18"/>
-        </w:rPr>
-        <w:t>Ipís</w:t>
-      </w:r>
-      <w:proofErr w:type="spellEnd"/>
-      <w:r>
-        <w:rPr>
-          <w:rStyle w:val="IntenseEmphasis"/>
-          <w:i w:val="0"/>
-          <w:color w:val="auto"/>
-          <w:sz w:val="18"/>
-        </w:rPr>
-        <w:t xml:space="preserve">, se logró una calificación PS al cierre. La </w:t>
-      </w:r>
-      <w:r>
-        <w:rPr>
-          <w:rStyle w:val="IntenseEmphasis"/>
-          <w:i w:val="0"/>
-          <w:color w:val="auto"/>
-          <w:sz w:val="18"/>
-        </w:rPr>
+        <w:t xml:space="preserve">Los incidentes con terceros motivaron la caída en la calificación ESG a fin de 2025 que, con la planificación y ejecución de planes de acción, y compensaciones en los casos Quebrada Mina e Ipís, se logró una calificación PS al cierre. La </w:t>
         <w:lastRenderedPageBreak/>
         <w:t>indemnización por el accidente fatal en Monterrey permanece pendiente y requiere seguimiento institucional ya que se encuentra en sede judicial.</w:t>
       </w:r>
@@ -11131,21 +9368,12 @@
             <w:shd w:val="clear" w:color="auto" w:fill="D9E2F3"/>
           </w:tcPr>
           <w:p>
-            <w:proofErr w:type="spellStart"/>
-            <w:r>
-              <w:rPr>
-                <w:b/>
-                <w:sz w:val="16"/>
-              </w:rPr>
-              <w:t>Desemb</w:t>
-            </w:r>
-            <w:proofErr w:type="spellEnd"/>
-            <w:r>
-              <w:rPr>
-                <w:b/>
-                <w:sz w:val="16"/>
-              </w:rPr>
-              <w:t>.</w:t>
+            <w:r>
+              <w:rPr>
+                <w:b/>
+                <w:sz w:val="16"/>
+              </w:rPr>
+              <w:t>Desemb.</w:t>
             </w:r>
           </w:p>
         </w:tc>
@@ -11444,19 +9672,7 @@
         <w:jc w:val="both"/>
       </w:pPr>
       <w:r>
-        <w:t>• Mantener: no hay riesgo en 2026. Incluso si el indicador de meses desde el 95% llega a problema, la operación sigue satisfactoria (2,6)</w:t>
-      </w:r>
-      <w:r>
-        <w:t xml:space="preserve"> debido a la ponderación del cálculo del SI,</w:t>
-      </w:r>
-      <w:r>
-        <w:t xml:space="preserve"> mientras los índices anuales se mantengan</w:t>
-      </w:r>
-      <w:r>
-        <w:t xml:space="preserve"> en su nivel actual</w:t>
-      </w:r>
-      <w:r>
-        <w:t>.</w:t>
+        <w:t xml:space="preserve">• Mantener: no hay riesgo en 2026. Incluso si el indicador de meses desde el 95% llega a problema, la operación sigue satisfactoria (2,6) debido a la ponderación del cálculo del SI, mientras los índices anuales se mantengan en su nivel actual.</w:t>
       </w:r>
     </w:p>
     <w:p>
@@ -11689,13 +9905,7 @@
         <w:t>alerta</w:t>
       </w:r>
       <w:r>
-        <w:t>. El umbral de problema (626,5 días) se superó el 23-ago-2026, por lo que, si no se ratifica antes, aparecerá en</w:t>
-      </w:r>
-      <w:r>
-        <w:t xml:space="preserve"> el sistema como</w:t>
-      </w:r>
-      <w:r>
-        <w:t xml:space="preserve"> </w:t>
+        <w:t xml:space="preserve">. El umbral de problema (626,5 días) se superó el 23-ago-2026, por lo que, si no se ratifica antes, aparecerá en el sistema como </w:t>
       </w:r>
       <w:r>
         <w:rPr>
@@ -11858,19 +10068,7 @@
                 <w:sz w:val="16"/>
               </w:rPr>
               <w:lastRenderedPageBreak/>
-              <w:t xml:space="preserve">Ratificación y vigencia antes del </w:t>
-            </w:r>
-            <w:r>
-              <w:rPr>
-                <w:sz w:val="16"/>
-              </w:rPr>
-              <w:t>corte</w:t>
-            </w:r>
-            <w:r>
-              <w:rPr>
-                <w:sz w:val="16"/>
-              </w:rPr>
-              <w:t>; elegibilidad en ≤73 días</w:t>
+              <w:t xml:space="preserve">Ratificación y vigencia antes del corte; elegibilidad en ≤73 días</w:t>
             </w:r>
           </w:p>
         </w:tc>
@@ -11926,43 +10124,7 @@
               <w:rPr>
                 <w:sz w:val="16"/>
               </w:rPr>
-              <w:t xml:space="preserve">Vigencia </w:t>
-            </w:r>
-            <w:r>
-              <w:rPr>
-                <w:sz w:val="16"/>
-              </w:rPr>
-              <w:t>antes del 19/oct</w:t>
-            </w:r>
-            <w:r>
-              <w:rPr>
-                <w:sz w:val="16"/>
-              </w:rPr>
-              <w:t>; elegibilidad tarda</w:t>
-            </w:r>
-            <w:r>
-              <w:rPr>
-                <w:sz w:val="16"/>
-              </w:rPr>
-              <w:t xml:space="preserve"> más de</w:t>
-            </w:r>
-            <w:r>
-              <w:rPr>
-                <w:sz w:val="16"/>
-              </w:rPr>
-              <w:t xml:space="preserve"> 73</w:t>
-            </w:r>
-            <w:r>
-              <w:rPr>
-                <w:sz w:val="16"/>
-              </w:rPr>
-              <w:t xml:space="preserve"> </w:t>
-            </w:r>
-            <w:r>
-              <w:rPr>
-                <w:sz w:val="16"/>
-              </w:rPr>
-              <w:t>días</w:t>
+              <w:t xml:space="preserve">Vigencia antes del 19/oct; elegibilidad tarda más de 73 días</w:t>
             </w:r>
           </w:p>
         </w:tc>
@@ -12053,22 +10215,7 @@
         <w:jc w:val="both"/>
       </w:pPr>
       <w:r>
-        <w:t>• Verificar las metas 2026 que hayan quedado bloqueadas. Si la elegibilidad llegara en 2026 con metas sin ejecución,</w:t>
-      </w:r>
-      <w:r>
-        <w:t xml:space="preserve"> sería crucial realizar de manera oportuna el plan inicial para </w:t>
-      </w:r>
-      <w:r>
-        <w:t>ajustar todas las metas y evitar que</w:t>
-      </w:r>
-      <w:r>
-        <w:t xml:space="preserve"> la operación entr</w:t>
-      </w:r>
-      <w:r>
-        <w:t>e</w:t>
-      </w:r>
-      <w:r>
-        <w:t xml:space="preserve"> a etapa 2 con riesgo de problema, como se analiza para CR-L1157. </w:t>
+        <w:t xml:space="preserve">• Verificar las metas 2026 que hayan quedado bloqueadas. Si la elegibilidad llegara en 2026 con metas sin ejecución, sería crucial realizar de manera oportuna el plan inicial para ajustar todas las metas y evitar que la operación entre a etapa 2 con riesgo de problema, como se analiza para CR-L1157. </w:t>
       </w:r>
     </w:p>
     <w:p>
@@ -12077,21 +10224,7 @@
         <w:jc w:val="both"/>
       </w:pPr>
       <w:r>
-        <w:t>• Conclusión: no hay escenario factible de mejora con los parámetros del PMR; depende de la ratificación legislativa.</w:t>
-      </w:r>
-      <w:r>
-        <w:t xml:space="preserve"> </w:t>
-      </w:r>
-      <w:proofErr w:type="spellStart"/>
-      <w:r>
-        <w:t>Override</w:t>
-      </w:r>
-      <w:proofErr w:type="spellEnd"/>
-      <w:r>
-        <w:t xml:space="preserve"> de la calificación sería la única opción de mantenerlo satisfactorio </w:t>
-      </w:r>
-      <w:r>
-        <w:t>sin ratificación.</w:t>
+        <w:t xml:space="preserve">• Conclusión: no hay escenario factible de mejora con los parámetros del PMR; depende de la ratificación legislativa. Override de la calificación sería la única opción de mantenerlo satisfactorio sin ratificación.</w:t>
       </w:r>
     </w:p>
     <w:p>
@@ -12114,23 +10247,7 @@
           <w:color w:val="auto"/>
           <w:sz w:val="18"/>
         </w:rPr>
-        <w:t xml:space="preserve">El estado de implementación es prácticamente igual al de marzo. </w:t>
-      </w:r>
-      <w:r>
-        <w:rPr>
-          <w:rStyle w:val="IntenseEmphasis"/>
-          <w:color w:val="auto"/>
-          <w:sz w:val="18"/>
-        </w:rPr>
-        <w:t>Previo al siguiente ciclo, s</w:t>
-      </w:r>
-      <w:r>
-        <w:rPr>
-          <w:rStyle w:val="IntenseEmphasis"/>
-          <w:color w:val="auto"/>
-          <w:sz w:val="18"/>
-        </w:rPr>
-        <w:t>olicitar al TL una actualización con el estado en la comisión de Hacendarios, la posición del nuevo Gobierno y una fecha estimada de ratificación.</w:t>
+        <w:t xml:space="preserve">El estado de implementación es prácticamente igual al de marzo. Previo al siguiente ciclo, solicitar al TL una actualización con el estado en la comisión de Hacendarios, la posición del nuevo Gobierno y una fecha estimada de ratificación.</w:t>
       </w:r>
     </w:p>
     <w:p>
@@ -12200,27 +10317,7 @@
           <w:color w:val="auto"/>
           <w:sz w:val="18"/>
         </w:rPr>
-        <w:t xml:space="preserve">La operación sigue teniendo una relevancia importante para el partido oficialista y el país, por lo cual, por el momento el retraso por cambio de gobierno solo implicaría un retraso en la fecha de </w:t>
-      </w:r>
-      <w:proofErr w:type="spellStart"/>
-      <w:r>
-        <w:rPr>
-          <w:rStyle w:val="IntenseEmphasis"/>
-          <w:i w:val="0"/>
-          <w:color w:val="auto"/>
-          <w:sz w:val="18"/>
-        </w:rPr>
-        <w:t>ratificacion</w:t>
-      </w:r>
-      <w:proofErr w:type="spellEnd"/>
-      <w:r>
-        <w:rPr>
-          <w:rStyle w:val="IntenseEmphasis"/>
-          <w:i w:val="0"/>
-          <w:color w:val="auto"/>
-          <w:sz w:val="18"/>
-        </w:rPr>
-        <w:t>. La COF sigue monitoreando el avance del proyecto en la corriente legislativa, y mientras tanto el sector sigue ejecutando productos relevantes mediante la CT CR-T1295.</w:t>
+        <w:t>La operación sigue teniendo una relevancia importante para el partido oficialista y el país, por lo cual, por el momento el retraso por cambio de gobierno solo implicaría un retraso en la fecha de ratificacion. La COF sigue monitoreando el avance del proyecto en la corriente legislativa, y mientras tanto el sector sigue ejecutando productos relevantes mediante la CT CR-T1295.</w:t>
       </w:r>
     </w:p>
     <w:p>
@@ -12282,31 +10379,7 @@
         <w:jc w:val="both"/>
       </w:pPr>
       <w:r>
-        <w:t>El sistema sigue sin mostrar semáforo para esta operación (“</w:t>
-      </w:r>
-      <w:proofErr w:type="spellStart"/>
-      <w:r>
-        <w:t>for</w:t>
-      </w:r>
-      <w:proofErr w:type="spellEnd"/>
-      <w:r>
-        <w:t xml:space="preserve"> tracking </w:t>
-      </w:r>
-      <w:proofErr w:type="spellStart"/>
-      <w:r>
-        <w:t>purpose</w:t>
-      </w:r>
-      <w:proofErr w:type="spellEnd"/>
-      <w:r>
-        <w:t xml:space="preserve"> </w:t>
-      </w:r>
-      <w:proofErr w:type="spellStart"/>
-      <w:r>
-        <w:t>only</w:t>
-      </w:r>
-      <w:proofErr w:type="spellEnd"/>
-      <w:r>
-        <w:t>”). Al 30-jun-2026 sumaba 370 días desde la aprobación (25-jun-2025); el umbral de alerta (375 días) se cruzó el 5-jul-2026 y el de problema (626,5 días) se alcanzaría el 13-mar-2027.</w:t>
+        <w:t>El sistema sigue sin mostrar semáforo para esta operación (“for tracking purpose only”). Al 30-jun-2026 sumaba 370 días desde la aprobación (25-jun-2025); el umbral de alerta (375 días) se cruzó el 5-jul-2026 y el de problema (626,5 días) se alcanzaría el 13-mar-2027.</w:t>
       </w:r>
     </w:p>
     <w:p>
@@ -12447,8 +10520,10 @@
             </w:r>
             <w:r>
               <w:rPr>
-                <w:sz w:val="16"/>
-              </w:rPr>
+                <w:rStyle w:val="FootnoteReference"/>
+                <w:sz w:val="16"/>
+              </w:rPr>
+              <w:footnoteReference w:customMarkFollows="1" w:id="4"/>
               <w:t>*</w:t>
             </w:r>
           </w:p>
@@ -12510,6 +10585,7 @@
             <w:r>
               <w:rPr>
                 <w:sz w:val="16"/>
+                <w:vertAlign w:val="superscript"/>
               </w:rPr>
               <w:t>*</w:t>
             </w:r>
@@ -12599,13 +10675,7 @@
         <w:t>satisfactorio</w:t>
       </w:r>
       <w:r>
-        <w:t xml:space="preserve"> mientras la elegibilidad se cumpla en 73 días</w:t>
-      </w:r>
-      <w:r>
-        <w:t xml:space="preserve"> (si la vigencia se da luego del 19 de octubre, cerraría satisfactorio aun sin la elegibilidad)</w:t>
-      </w:r>
-      <w:r>
-        <w:t>.</w:t>
+        <w:t xml:space="preserve"> mientras la elegibilidad se cumpla en 73 días (si la vigencia se da luego del 19 de octubre, cerraría satisfactorio aun sin la elegibilidad).</w:t>
       </w:r>
     </w:p>
     <w:p>
@@ -12614,26 +10684,7 @@
         <w:jc w:val="both"/>
       </w:pPr>
       <w:r>
-        <w:t xml:space="preserve">• Conclusión: </w:t>
-      </w:r>
-      <w:r>
-        <w:t xml:space="preserve">no hay escenario factible de mejora con los parámetros del PMR; depende de la ratificación legislativa. </w:t>
-      </w:r>
-      <w:proofErr w:type="spellStart"/>
-      <w:r>
-        <w:t>Override</w:t>
-      </w:r>
-      <w:proofErr w:type="spellEnd"/>
-      <w:r>
-        <w:t xml:space="preserve"> de la calificación sería la única opción de mantenerlo satisfactorio sin ratificación, </w:t>
-      </w:r>
-      <w:proofErr w:type="gramStart"/>
-      <w:r>
-        <w:t>en caso que</w:t>
-      </w:r>
-      <w:proofErr w:type="gramEnd"/>
-      <w:r>
-        <w:t xml:space="preserve"> el sistema muestre calificación en el ciclo de marzo 2027.</w:t>
+        <w:t xml:space="preserve">• Conclusión: no hay escenario factible de mejora con los parámetros del PMR; depende de la ratificación legislativa. Override de la calificación sería la única opción de mantenerlo satisfactorio sin ratificación, en caso que el sistema muestre calificación en el ciclo de marzo 2027.</w:t>
       </w:r>
     </w:p>
     <w:p>
@@ -12656,39 +10707,7 @@
           <w:color w:val="auto"/>
           <w:sz w:val="18"/>
         </w:rPr>
-        <w:t xml:space="preserve">El estado de implementación es muy breve; </w:t>
-      </w:r>
-      <w:r>
-        <w:rPr>
-          <w:rStyle w:val="IntenseEmphasis"/>
-          <w:color w:val="auto"/>
-          <w:sz w:val="18"/>
-        </w:rPr>
-        <w:t xml:space="preserve">para el próximo ciclo solicitar al TL </w:t>
-      </w:r>
-      <w:r>
-        <w:rPr>
-          <w:rStyle w:val="IntenseEmphasis"/>
-          <w:color w:val="auto"/>
-          <w:sz w:val="18"/>
-        </w:rPr>
-        <w:t xml:space="preserve">que actualice </w:t>
-      </w:r>
-      <w:r>
-        <w:rPr>
-          <w:rStyle w:val="IntenseEmphasis"/>
-          <w:color w:val="auto"/>
-          <w:sz w:val="18"/>
-        </w:rPr>
-        <w:t xml:space="preserve">sobre </w:t>
-      </w:r>
-      <w:r>
-        <w:rPr>
-          <w:rStyle w:val="IntenseEmphasis"/>
-          <w:color w:val="auto"/>
-          <w:sz w:val="18"/>
-        </w:rPr>
-        <w:t>el trámite legislativo bajo el nuevo Gobierno y el avance de la CT CR-T1295.</w:t>
+        <w:t xml:space="preserve">El estado de implementación es muy breve; para el próximo ciclo solicitar al TL que actualice sobre el trámite legislativo bajo el nuevo Gobierno y el avance de la CT CR-T1295.</w:t>
       </w:r>
     </w:p>
     <w:sectPr>
@@ -12797,27 +10816,65 @@
           <w:sz w:val="16"/>
           <w:szCs w:val="16"/>
         </w:rPr>
-        <w:t xml:space="preserve">Aplicando </w:t>
-      </w:r>
-      <w:proofErr w:type="spellStart"/>
+        <w:t>Aplicando override de la calificación del sistema.</w:t>
+      </w:r>
+    </w:p>
+  </w:footnote>
+  <w:footnote w:id="3">
+    <w:p>
+      <w:pPr>
+        <w:pStyle w:val="FootnoteText"/>
+      </w:pPr>
+      <w:r>
+        <w:rPr>
+          <w:rStyle w:val="FootnoteReference"/>
+        </w:rPr>
+        <w:t>*</w:t>
+      </w:r>
+      <w:r>
+        <w:t xml:space="preserve"> </w:t>
+      </w:r>
       <w:r>
         <w:rPr>
           <w:sz w:val="16"/>
           <w:szCs w:val="16"/>
         </w:rPr>
-        <w:t>override</w:t>
-      </w:r>
-      <w:proofErr w:type="spellEnd"/>
+        <w:t>Clasificación que correspondería por los días transcurridos desde la aprobación si el sistema mostrara calificación; actualmente la operación no tiene semáforo en el sistema (“for tracking purpose only”).</w:t>
+      </w:r>
+    </w:p>
+  </w:footnote>
+  <w:footnote w:id="4">
+    <w:p>
+      <w:pPr>
+        <w:pStyle w:val="FootnoteText"/>
+      </w:pPr>
+      <w:r>
+        <w:rPr>
+          <w:rStyle w:val="FootnoteReference"/>
+        </w:rPr>
+        <w:t>*</w:t>
+      </w:r>
+      <w:r>
+        <w:t xml:space="preserve"> </w:t>
+      </w:r>
       <w:r>
         <w:rPr>
           <w:sz w:val="16"/>
           <w:szCs w:val="16"/>
         </w:rPr>
-        <w:t xml:space="preserve"> de la calificación del sistema.</w:t>
+        <w:t>Clasificación que correspondería por los días transcurridos desde la aprobación si el sistema mostrara calificación; actualmente la operación no tiene semáforo en el sistema (“for tracking purpose only”).</w:t>
       </w:r>
     </w:p>
   </w:footnote>
 </w:footnotes>
+</file>
+
+<file path=word/people.xml><?xml version="1.0" encoding="utf-8"?>
+<w15:people xmlns:wpc="http://schemas.microsoft.com/office/word/2010/wordprocessingCanvas" xmlns:cx="http://schemas.microsoft.com/office/drawing/2014/chartex" xmlns:cx1="http://schemas.microsoft.com/office/drawing/2015/9/8/chartex" xmlns:cx2="http://schemas.microsoft.com/office/drawing/2015/10/21/chartex" xmlns:cx3="http://schemas.microsoft.com/office/drawing/2016/5/9/chartex" xmlns:cx4="http://schemas.microsoft.com/office/drawing/2016/5/10/chartex" xmlns:cx5="http://schemas.microsoft.com/office/drawing/2016/5/11/chartex" xmlns:cx6="http://schemas.microsoft.com/office/drawing/2016/5/12/chartex" xmlns:cx7="http://schemas.microsoft.com/office/drawing/2016/5/13/chartex" xmlns:cx8="http://schemas.microsoft.com/office/drawing/2016/5/14/chartex" xmlns:mc="http://schemas.openxmlformats.org/markup-compatibility/2006" xmlns:aink="http://schemas.microsoft.com/office/drawing/2016/ink" xmlns:am3d="http://schemas.microsoft.com/office/drawing/2017/model3d" xmlns:o="urn:schemas-microsoft-com:office:office" xmlns:oel="http://schemas.microsoft.com/office/2019/extlst" xmlns:r="http://schemas.openxmlformats.org/officeDocument/2006/relationships" xmlns:m="http://schemas.openxmlformats.org/officeDocument/2006/math" xmlns:v="urn:schemas-microsoft-com:vml" xmlns:wp14="http://schemas.microsoft.com/office/word/2010/wordprocessingDrawing" xmlns:wp="http://schemas.openxmlformats.org/drawingml/2006/wordprocessingDrawing" xmlns:w10="urn:schemas-microsoft-com:office:word" xmlns:w="http://schemas.openxmlformats.org/wordprocessingml/2006/main" xmlns:w14="http://schemas.microsoft.com/office/word/2010/wordml" xmlns:w15="http://schemas.microsoft.com/office/word/2012/wordml" xmlns:w16cex="http://schemas.microsoft.com/office/word/2018/wordml/cex" xmlns:w16cid="http://schemas.microsoft.com/office/word/2016/wordml/cid" xmlns:w16="http://schemas.microsoft.com/office/word/2018/wordml" xmlns:w16du="http://schemas.microsoft.com/office/word/2023/wordml/word16du" xmlns:w16sdtdh="http://schemas.microsoft.com/office/word/2020/wordml/sdtdatahash" xmlns:w16sdtfl="http://schemas.microsoft.com/office/word/2024/wordml/sdtformatlock" xmlns:w16se="http://schemas.microsoft.com/office/word/2015/wordml/symex" xmlns:wpg="http://schemas.microsoft.com/office/word/2010/wordprocessingGroup" xmlns:wpi="http://schemas.microsoft.com/office/word/2010/wordprocessingInk" xmlns:wne="http://schemas.microsoft.com/office/word/2006/wordml" xmlns:wps="http://schemas.microsoft.com/office/word/2010/wordprocessingShape" mc:Ignorable="w14 w15 w16se w16cid w16 w16cex w16sdtdh w16sdtfl w16du wp14">
+  <w15:person w15:author="Borbon Munoz, Alvaro">
+    <w15:presenceInfo w15:providerId="AD" w15:userId="S::alvarobo@iadb.org::2e1de9ff-8644-49b3-b803-433546f959bc"/>
+  </w15:person>
+</w15:people>
 </file>
 
 <file path=word/styles.xml><?xml version="1.0" encoding="utf-8"?>
